--- a/Proyecto Softwarte II - Sistema de Gestión de Inventarios.docx
+++ b/Proyecto Softwarte II - Sistema de Gestión de Inventarios.docx
@@ -39,7 +39,6 @@
       </w:pPr>
       <w:bookmarkStart w:id="1" w:name="_i514llwuaobc" w:colFirst="0" w:colLast="0"/>
       <w:bookmarkEnd w:id="1"/>
-      <w:proofErr w:type="spellStart"/>
       <w:r>
         <w:rPr>
           <w:b/>
@@ -47,17 +46,7 @@
           <w:sz w:val="22"/>
           <w:szCs w:val="22"/>
         </w:rPr>
-        <w:t>AgroInsumos</w:t>
-      </w:r>
-      <w:proofErr w:type="spellEnd"/>
-      <w:r>
-        <w:rPr>
-          <w:b/>
-          <w:bCs/>
-          <w:sz w:val="22"/>
-          <w:szCs w:val="22"/>
-        </w:rPr>
-        <w:t xml:space="preserve"> Cafeteros Ltda.</w:t>
+        <w:t>AgroInsumos Cafeteros Ltda.</w:t>
       </w:r>
     </w:p>
     <w:p>
@@ -91,13 +80,8 @@
       <w:pPr>
         <w:spacing w:before="240" w:after="240"/>
       </w:pPr>
-      <w:proofErr w:type="spellStart"/>
-      <w:r>
-        <w:t>AgroInsumos</w:t>
-      </w:r>
-      <w:proofErr w:type="spellEnd"/>
-      <w:r>
-        <w:t xml:space="preserve"> Cafeteros es una distribuidora familiar fundada en 2004 en Chinchiná, Caldas. Vende fertilizantes, semillas, agroquímicos, herramienta y equipo menor a caficultores pequeños y medianos, a fincas grandes y a algunas cooperativas del Eje Cafetero. Tiene unos 45 empleados.</w:t>
+      <w:r>
+        <w:t>AgroInsumos Cafeteros es una distribuidora familiar fundada en 2004 en Chinchiná, Caldas. Vende fertilizantes, semillas, agroquímicos, herramienta y equipo menor a caficultores pequeños y medianos, a fincas grandes y a algunas cooperativas del Eje Cafetero. Tiene unos 45 empleados.</w:t>
       </w:r>
     </w:p>
     <w:p>
@@ -453,23 +437,7 @@
                 <w:b/>
                 <w:bCs/>
               </w:rPr>
-              <w:t xml:space="preserve">La sede </w:t>
-            </w:r>
-            <w:proofErr w:type="spellStart"/>
-            <w:r>
-              <w:rPr>
-                <w:b/>
-                <w:bCs/>
-              </w:rPr>
-              <w:t>urban</w:t>
-            </w:r>
-            <w:proofErr w:type="spellEnd"/>
-            <w:r>
-              <w:rPr>
-                <w:b/>
-                <w:bCs/>
-              </w:rPr>
-              <w:t xml:space="preserve"> con más volumen.</w:t>
+              <w:t>La sede urban con más volumen.</w:t>
             </w:r>
           </w:p>
         </w:tc>
@@ -569,23 +537,7 @@
                 <w:b/>
                 <w:bCs/>
               </w:rPr>
-              <w:t xml:space="preserve">Atiende la zona </w:t>
-            </w:r>
-            <w:proofErr w:type="spellStart"/>
-            <w:r>
-              <w:rPr>
-                <w:b/>
-                <w:bCs/>
-              </w:rPr>
-              <w:t>limitrofe</w:t>
-            </w:r>
-            <w:proofErr w:type="spellEnd"/>
-            <w:r>
-              <w:rPr>
-                <w:b/>
-                <w:bCs/>
-              </w:rPr>
-              <w:t xml:space="preserve"> con Risaralda.</w:t>
+              <w:t>Atiende la zona limitrofe con Risaralda.</w:t>
             </w:r>
           </w:p>
         </w:tc>
@@ -1745,21 +1697,12 @@
         </w:numPr>
         <w:spacing w:after="240"/>
       </w:pPr>
-      <w:proofErr w:type="gramStart"/>
       <w:r>
         <w:rPr>
           <w:b/>
           <w:bCs/>
         </w:rPr>
-        <w:t>Cero trazabilidad</w:t>
-      </w:r>
-      <w:proofErr w:type="gramEnd"/>
-      <w:r>
-        <w:rPr>
-          <w:b/>
-          <w:bCs/>
-        </w:rPr>
-        <w:t xml:space="preserve"> en devoluciones.</w:t>
+        <w:t>Cero trazabilidad en devoluciones.</w:t>
       </w:r>
       <w:r>
         <w:t xml:space="preserve"> Cuando un cliente reporta un lote defectuoso, la empresa no puede decir a qué otras sedes y clientes llegó ese mismo lote, ni reclamarle al proveedor con evidencia.</w:t>
@@ -2151,23 +2094,7 @@
         <w:spacing w:after="240"/>
       </w:pPr>
       <w:r>
-        <w:t xml:space="preserve">Despliegue en </w:t>
-      </w:r>
-      <w:proofErr w:type="spellStart"/>
-      <w:r>
-        <w:t>Kubernetes</w:t>
-      </w:r>
-      <w:proofErr w:type="spellEnd"/>
-      <w:r>
-        <w:t xml:space="preserve">, con Docker </w:t>
-      </w:r>
-      <w:proofErr w:type="spellStart"/>
-      <w:r>
-        <w:t>Compose</w:t>
-      </w:r>
-      <w:proofErr w:type="spellEnd"/>
-      <w:r>
-        <w:t xml:space="preserve"> para el desarrollo y CI/CD con Jenkins, como pide el curso.</w:t>
+        <w:t>Despliegue en Kubernetes, con Docker Compose para el desarrollo y CI/CD con Jenkins, como pide el curso.</w:t>
       </w:r>
     </w:p>
     <w:p>
@@ -2878,7 +2805,7 @@
       <w:r>
         <w:t>URL:</w:t>
       </w:r>
-      <w:hyperlink r:id="rId5">
+      <w:hyperlink r:id="rId7">
         <w:r>
           <w:rPr>
             <w:u w:val="single"/>
@@ -2905,47 +2832,7 @@
     </w:p>
     <w:p>
       <w:r>
-        <w:t xml:space="preserve">Para orientar el diseño del sistema de inventarios de </w:t>
-      </w:r>
-      <w:proofErr w:type="spellStart"/>
-      <w:r>
-        <w:t>AgroInsumos</w:t>
-      </w:r>
-      <w:proofErr w:type="spellEnd"/>
-      <w:r>
-        <w:t xml:space="preserve"> Cafeteros Ltda. se analizaron tres soluciones de referencia: </w:t>
-      </w:r>
-      <w:proofErr w:type="spellStart"/>
-      <w:r>
-        <w:t>Odoo</w:t>
-      </w:r>
-      <w:proofErr w:type="spellEnd"/>
-      <w:r>
-        <w:t xml:space="preserve"> </w:t>
-      </w:r>
-      <w:proofErr w:type="spellStart"/>
-      <w:r>
-        <w:t>Inventory</w:t>
-      </w:r>
-      <w:proofErr w:type="spellEnd"/>
-      <w:r>
-        <w:t xml:space="preserve">, Zoho </w:t>
-      </w:r>
-      <w:proofErr w:type="spellStart"/>
-      <w:r>
-        <w:t>Inventory</w:t>
-      </w:r>
-      <w:proofErr w:type="spellEnd"/>
-      <w:r>
-        <w:t xml:space="preserve"> y </w:t>
-      </w:r>
-      <w:proofErr w:type="spellStart"/>
-      <w:r>
-        <w:t>ERPNext</w:t>
-      </w:r>
-      <w:proofErr w:type="spellEnd"/>
-      <w:r>
-        <w:t xml:space="preserve">. Los datos proceden de la documentación y las páginas oficiales de cada producto, consultadas en septiembre de 2026. Las referencias numeradas remiten a la lista final. </w:t>
+        <w:t xml:space="preserve">Para orientar el diseño del sistema de inventarios de AgroInsumos Cafeteros Ltda. se analizaron tres soluciones de referencia: Odoo Inventory, Zoho Inventory y ERPNext. Los datos proceden de la documentación y las páginas oficiales de cada producto, consultadas en septiembre de 2026. Las referencias numeradas remiten a la lista final. </w:t>
       </w:r>
       <w:bookmarkStart w:id="10" w:name="_endh3u321i1a" w:colFirst="0" w:colLast="0"/>
       <w:bookmarkEnd w:id="10"/>
@@ -4181,48 +4068,8 @@
                 <w:sz w:val="22"/>
                 <w:szCs w:val="22"/>
               </w:rPr>
-              <w:t xml:space="preserve">First </w:t>
-            </w:r>
-            <w:proofErr w:type="spellStart"/>
-            <w:r>
-              <w:rPr>
-                <w:b/>
-                <w:bCs/>
-                <w:i/>
-                <w:iCs/>
-                <w:color w:val="000000"/>
-                <w:sz w:val="22"/>
-                <w:szCs w:val="22"/>
-              </w:rPr>
-              <w:t>Expired</w:t>
-            </w:r>
-            <w:proofErr w:type="spellEnd"/>
-            <w:r>
-              <w:rPr>
-                <w:b/>
-                <w:bCs/>
-                <w:i/>
-                <w:iCs/>
-                <w:color w:val="000000"/>
-                <w:sz w:val="22"/>
-                <w:szCs w:val="22"/>
-              </w:rPr>
-              <w:t xml:space="preserve">, First </w:t>
-            </w:r>
-            <w:proofErr w:type="spellStart"/>
-            <w:r>
-              <w:rPr>
-                <w:b/>
-                <w:bCs/>
-                <w:i/>
-                <w:iCs/>
-                <w:color w:val="000000"/>
-                <w:sz w:val="22"/>
-                <w:szCs w:val="22"/>
-              </w:rPr>
-              <w:t>Out</w:t>
-            </w:r>
-            <w:proofErr w:type="spellEnd"/>
+              <w:t>First Expired, First Out</w:t>
+            </w:r>
             <w:r>
               <w:rPr>
                 <w:b/>
@@ -4978,20 +4825,8 @@
                 <w:sz w:val="22"/>
                 <w:szCs w:val="22"/>
               </w:rPr>
-              <w:t xml:space="preserve">Reportes y </w:t>
-            </w:r>
-            <w:proofErr w:type="spellStart"/>
-            <w:r>
-              <w:rPr>
-                <w:b/>
-                <w:bCs/>
-                <w:color w:val="000000"/>
-                <w:sz w:val="22"/>
-                <w:szCs w:val="22"/>
-              </w:rPr>
-              <w:t>dashboard</w:t>
-            </w:r>
-            <w:proofErr w:type="spellEnd"/>
+              <w:t>Reportes y dashboard</w:t>
+            </w:r>
           </w:p>
         </w:tc>
         <w:tc>
@@ -5034,29 +4869,7 @@
                 <w:sz w:val="22"/>
                 <w:szCs w:val="22"/>
               </w:rPr>
-              <w:t xml:space="preserve">Presentar información consolidada mediante </w:t>
-            </w:r>
-            <w:proofErr w:type="spellStart"/>
-            <w:r>
-              <w:rPr>
-                <w:b/>
-                <w:bCs/>
-                <w:color w:val="000000"/>
-                <w:sz w:val="22"/>
-                <w:szCs w:val="22"/>
-              </w:rPr>
-              <w:t>dashboard</w:t>
-            </w:r>
-            <w:proofErr w:type="spellEnd"/>
-            <w:r>
-              <w:rPr>
-                <w:b/>
-                <w:bCs/>
-                <w:color w:val="000000"/>
-                <w:sz w:val="22"/>
-                <w:szCs w:val="22"/>
-              </w:rPr>
-              <w:t xml:space="preserve"> y reportes de existencias, movimientos, vencimientos, órdenes pendientes, devoluciones, valorización y rotación.</w:t>
+              <w:t>Presentar información consolidada mediante dashboard y reportes de existencias, movimientos, vencimientos, órdenes pendientes, devoluciones, valorización y rotación.</w:t>
             </w:r>
           </w:p>
         </w:tc>
@@ -6420,29 +6233,7 @@
                 <w:sz w:val="22"/>
                 <w:szCs w:val="22"/>
               </w:rPr>
-              <w:t xml:space="preserve">La comunicación entre los servicios se realizará mediante </w:t>
-            </w:r>
-            <w:proofErr w:type="spellStart"/>
-            <w:r>
-              <w:rPr>
-                <w:b/>
-                <w:bCs/>
-                <w:color w:val="000000"/>
-                <w:sz w:val="22"/>
-                <w:szCs w:val="22"/>
-              </w:rPr>
-              <w:t>APIs</w:t>
-            </w:r>
-            <w:proofErr w:type="spellEnd"/>
-            <w:r>
-              <w:rPr>
-                <w:b/>
-                <w:bCs/>
-                <w:color w:val="000000"/>
-                <w:sz w:val="22"/>
-                <w:szCs w:val="22"/>
-              </w:rPr>
-              <w:t xml:space="preserve"> REST y un API Gateway.</w:t>
+              <w:t>La comunicación entre los servicios se realizará mediante APIs REST y un API Gateway.</w:t>
             </w:r>
           </w:p>
         </w:tc>
@@ -6573,73 +6364,7 @@
                 <w:sz w:val="22"/>
                 <w:szCs w:val="22"/>
               </w:rPr>
-              <w:t>El sistema se plantea para ejecutarse mediante Docker/</w:t>
-            </w:r>
-            <w:proofErr w:type="spellStart"/>
-            <w:r>
-              <w:rPr>
-                <w:b/>
-                <w:bCs/>
-                <w:color w:val="000000"/>
-                <w:sz w:val="22"/>
-                <w:szCs w:val="22"/>
-              </w:rPr>
-              <w:t>Kubernetes</w:t>
-            </w:r>
-            <w:proofErr w:type="spellEnd"/>
-            <w:r>
-              <w:rPr>
-                <w:b/>
-                <w:bCs/>
-                <w:color w:val="000000"/>
-                <w:sz w:val="22"/>
-                <w:szCs w:val="22"/>
-              </w:rPr>
-              <w:t xml:space="preserve">, utilizando Docker </w:t>
-            </w:r>
-            <w:proofErr w:type="spellStart"/>
-            <w:r>
-              <w:rPr>
-                <w:b/>
-                <w:bCs/>
-                <w:color w:val="000000"/>
-                <w:sz w:val="22"/>
-                <w:szCs w:val="22"/>
-              </w:rPr>
-              <w:t>Compose</w:t>
-            </w:r>
-            <w:proofErr w:type="spellEnd"/>
-            <w:r>
-              <w:rPr>
-                <w:b/>
-                <w:bCs/>
-                <w:color w:val="000000"/>
-                <w:sz w:val="22"/>
-                <w:szCs w:val="22"/>
-              </w:rPr>
-              <w:t xml:space="preserve"> durante el desarrollo y </w:t>
-            </w:r>
-            <w:proofErr w:type="spellStart"/>
-            <w:r>
-              <w:rPr>
-                <w:b/>
-                <w:bCs/>
-                <w:color w:val="000000"/>
-                <w:sz w:val="22"/>
-                <w:szCs w:val="22"/>
-              </w:rPr>
-              <w:t>Kubernetes</w:t>
-            </w:r>
-            <w:proofErr w:type="spellEnd"/>
-            <w:r>
-              <w:rPr>
-                <w:b/>
-                <w:bCs/>
-                <w:color w:val="000000"/>
-                <w:sz w:val="22"/>
-                <w:szCs w:val="22"/>
-              </w:rPr>
-              <w:t xml:space="preserve"> para el despliegue.</w:t>
+              <w:t>El sistema se plantea para ejecutarse mediante Docker/Kubernetes, utilizando Docker Compose durante el desarrollo y Kubernetes para el despliegue.</w:t>
             </w:r>
           </w:p>
         </w:tc>
@@ -6903,29 +6628,7 @@
                 <w:sz w:val="22"/>
                 <w:szCs w:val="22"/>
               </w:rPr>
-              <w:t xml:space="preserve">Los reintentos estarán limitados a operaciones idempotentes y se utilizarán </w:t>
-            </w:r>
-            <w:proofErr w:type="spellStart"/>
-            <w:r>
-              <w:rPr>
-                <w:b/>
-                <w:bCs/>
-                <w:color w:val="000000"/>
-                <w:sz w:val="22"/>
-                <w:szCs w:val="22"/>
-              </w:rPr>
-              <w:t>timeouts</w:t>
-            </w:r>
-            <w:proofErr w:type="spellEnd"/>
-            <w:r>
-              <w:rPr>
-                <w:b/>
-                <w:bCs/>
-                <w:color w:val="000000"/>
-                <w:sz w:val="22"/>
-                <w:szCs w:val="22"/>
-              </w:rPr>
-              <w:t xml:space="preserve"> e identificadores de idempotencia para evitar operaciones duplicadas.</w:t>
+              <w:t>Los reintentos estarán limitados a operaciones idempotentes y se utilizarán timeouts e identificadores de idempotencia para evitar operaciones duplicadas.</w:t>
             </w:r>
           </w:p>
         </w:tc>
@@ -7049,31 +6752,13 @@
             <w:pPr>
               <w:jc w:val="center"/>
             </w:pPr>
-            <w:proofErr w:type="spellStart"/>
-            <w:r>
-              <w:rPr>
-                <w:b/>
-                <w:bCs/>
-              </w:rPr>
-              <w:t>Odoo</w:t>
-            </w:r>
-            <w:proofErr w:type="spellEnd"/>
-            <w:r>
-              <w:rPr>
-                <w:b/>
-                <w:bCs/>
-              </w:rPr>
-              <w:t xml:space="preserve"> </w:t>
-            </w:r>
-            <w:proofErr w:type="spellStart"/>
-            <w:r>
-              <w:rPr>
-                <w:b/>
-                <w:bCs/>
-              </w:rPr>
-              <w:t>Inventory</w:t>
-            </w:r>
-            <w:proofErr w:type="spellEnd"/>
+            <w:r>
+              <w:rPr>
+                <w:b/>
+                <w:bCs/>
+              </w:rPr>
+              <w:t>Odoo Inventory</w:t>
+            </w:r>
           </w:p>
         </w:tc>
         <w:tc>
@@ -7101,17 +6786,8 @@
                 <w:b/>
                 <w:bCs/>
               </w:rPr>
-              <w:t xml:space="preserve">Zoho </w:t>
-            </w:r>
-            <w:proofErr w:type="spellStart"/>
-            <w:r>
-              <w:rPr>
-                <w:b/>
-                <w:bCs/>
-              </w:rPr>
-              <w:t>Inventory</w:t>
-            </w:r>
-            <w:proofErr w:type="spellEnd"/>
+              <w:t>Zoho Inventory</w:t>
+            </w:r>
           </w:p>
         </w:tc>
         <w:tc>
@@ -7134,7 +6810,6 @@
             <w:pPr>
               <w:jc w:val="center"/>
             </w:pPr>
-            <w:proofErr w:type="spellStart"/>
             <w:r>
               <w:rPr>
                 <w:b/>
@@ -7142,7 +6817,6 @@
               </w:rPr>
               <w:t>ERPNext</w:t>
             </w:r>
-            <w:proofErr w:type="spellEnd"/>
           </w:p>
         </w:tc>
       </w:tr>
@@ -7191,15 +6865,7 @@
           </w:tcPr>
           <w:p>
             <w:r>
-              <w:t>Núcleo de código abierto (</w:t>
-            </w:r>
-            <w:proofErr w:type="spellStart"/>
-            <w:r>
-              <w:t>Community</w:t>
-            </w:r>
-            <w:proofErr w:type="spellEnd"/>
-            <w:r>
-              <w:t>) y edición comercial en la nube (Enterprise) [4]</w:t>
+              <w:t>Núcleo de código abierto (Community) y edición comercial en la nube (Enterprise) [4]</w:t>
             </w:r>
           </w:p>
         </w:tc>
@@ -7243,15 +6909,7 @@
           </w:tcPr>
           <w:p>
             <w:r>
-              <w:t xml:space="preserve">Código abierto; hosting opcional en </w:t>
-            </w:r>
-            <w:proofErr w:type="spellStart"/>
-            <w:r>
-              <w:t>Frappe</w:t>
-            </w:r>
-            <w:proofErr w:type="spellEnd"/>
-            <w:r>
-              <w:t xml:space="preserve"> Cloud [14]</w:t>
+              <w:t>Código abierto; hosting opcional en Frappe Cloud [14]</w:t>
             </w:r>
           </w:p>
         </w:tc>
@@ -7274,21 +6932,12 @@
             </w:tcMar>
           </w:tcPr>
           <w:p>
-            <w:proofErr w:type="spellStart"/>
-            <w:r>
-              <w:rPr>
-                <w:b/>
-                <w:bCs/>
-              </w:rPr>
-              <w:t>Multibodega</w:t>
-            </w:r>
-            <w:proofErr w:type="spellEnd"/>
-            <w:r>
-              <w:rPr>
-                <w:b/>
-                <w:bCs/>
-              </w:rPr>
-              <w:t xml:space="preserve"> y traslados</w:t>
+            <w:r>
+              <w:rPr>
+                <w:b/>
+                <w:bCs/>
+              </w:rPr>
+              <w:t>Multibodega y traslados</w:t>
             </w:r>
           </w:p>
         </w:tc>
@@ -7361,29 +7010,125 @@
                 <w:i/>
                 <w:iCs/>
               </w:rPr>
-              <w:t xml:space="preserve">Stock </w:t>
-            </w:r>
-            <w:proofErr w:type="spellStart"/>
+              <w:t>Stock Entry</w:t>
+            </w:r>
+            <w:r>
+              <w:t xml:space="preserve"> de tipo </w:t>
+            </w:r>
             <w:r>
               <w:rPr>
                 <w:i/>
                 <w:iCs/>
               </w:rPr>
-              <w:t>Entry</w:t>
-            </w:r>
-            <w:proofErr w:type="spellEnd"/>
-            <w:r>
-              <w:t xml:space="preserve"> de tipo </w:t>
+              <w:t>Material Transfer</w:t>
+            </w:r>
+            <w:r>
+              <w:t xml:space="preserve"> y bodega de tránsito [10]</w:t>
+            </w:r>
+          </w:p>
+        </w:tc>
+      </w:tr>
+      <w:tr>
+        <w:tc>
+          <w:tcPr>
+            <w:tcW w:w="2257" w:type="dxa"/>
+            <w:tcBorders>
+              <w:top w:val="single" w:sz="4" w:space="0" w:color="000000"/>
+              <w:left w:val="single" w:sz="4" w:space="0" w:color="000000"/>
+              <w:bottom w:val="single" w:sz="4" w:space="0" w:color="000000"/>
+              <w:right w:val="single" w:sz="4" w:space="0" w:color="000000"/>
+            </w:tcBorders>
+            <w:tcMar>
+              <w:top w:w="100" w:type="dxa"/>
+              <w:left w:w="100" w:type="dxa"/>
+              <w:bottom w:w="100" w:type="dxa"/>
+              <w:right w:w="100" w:type="dxa"/>
+            </w:tcMar>
+          </w:tcPr>
+          <w:p>
+            <w:r>
+              <w:rPr>
+                <w:b/>
+                <w:bCs/>
+              </w:rPr>
+              <w:t>Lote, vencimiento y FEFO</w:t>
+            </w:r>
+          </w:p>
+        </w:tc>
+        <w:tc>
+          <w:tcPr>
+            <w:tcW w:w="2257" w:type="dxa"/>
+            <w:tcBorders>
+              <w:top w:val="single" w:sz="4" w:space="0" w:color="000000"/>
+              <w:left w:val="single" w:sz="4" w:space="0" w:color="000000"/>
+              <w:bottom w:val="single" w:sz="4" w:space="0" w:color="000000"/>
+              <w:right w:val="single" w:sz="4" w:space="0" w:color="000000"/>
+            </w:tcBorders>
+            <w:tcMar>
+              <w:top w:w="100" w:type="dxa"/>
+              <w:left w:w="100" w:type="dxa"/>
+              <w:bottom w:w="100" w:type="dxa"/>
+              <w:right w:w="100" w:type="dxa"/>
+            </w:tcMar>
+          </w:tcPr>
+          <w:p>
+            <w:r>
+              <w:t>Sí; FEFO automático por fecha de retiro [1]</w:t>
+            </w:r>
+          </w:p>
+        </w:tc>
+        <w:tc>
+          <w:tcPr>
+            <w:tcW w:w="2257" w:type="dxa"/>
+            <w:tcBorders>
+              <w:top w:val="single" w:sz="4" w:space="0" w:color="000000"/>
+              <w:left w:val="single" w:sz="4" w:space="0" w:color="000000"/>
+              <w:bottom w:val="single" w:sz="4" w:space="0" w:color="000000"/>
+              <w:right w:val="single" w:sz="4" w:space="0" w:color="000000"/>
+            </w:tcBorders>
+            <w:tcMar>
+              <w:top w:w="100" w:type="dxa"/>
+              <w:left w:w="100" w:type="dxa"/>
+              <w:bottom w:w="100" w:type="dxa"/>
+              <w:right w:w="100" w:type="dxa"/>
+            </w:tcMar>
+          </w:tcPr>
+          <w:p>
+            <w:r>
+              <w:t>Lotes con fecha de vencimiento desde el plan Premium [5]; FEFO asistido (ordena, no asigna) [8]</w:t>
+            </w:r>
+          </w:p>
+        </w:tc>
+        <w:tc>
+          <w:tcPr>
+            <w:tcW w:w="2257" w:type="dxa"/>
+            <w:tcBorders>
+              <w:top w:val="single" w:sz="4" w:space="0" w:color="000000"/>
+              <w:left w:val="single" w:sz="4" w:space="0" w:color="000000"/>
+              <w:bottom w:val="single" w:sz="4" w:space="0" w:color="000000"/>
+              <w:right w:val="single" w:sz="4" w:space="0" w:color="000000"/>
+            </w:tcBorders>
+            <w:tcMar>
+              <w:top w:w="100" w:type="dxa"/>
+              <w:left w:w="100" w:type="dxa"/>
+              <w:bottom w:w="100" w:type="dxa"/>
+              <w:right w:w="100" w:type="dxa"/>
+            </w:tcMar>
+          </w:tcPr>
+          <w:p>
+            <w:r>
+              <w:t xml:space="preserve">Lotes con vencimiento [11]; selección automática de lotes en salidas según un criterio configurable en </w:t>
             </w:r>
             <w:r>
               <w:rPr>
                 <w:i/>
                 <w:iCs/>
               </w:rPr>
-              <w:t>Material Transfer</w:t>
-            </w:r>
-            <w:r>
-              <w:t xml:space="preserve"> y bodega de tránsito [10]</w:t>
+              <w:lastRenderedPageBreak/>
+              <w:t>Stock Settings</w:t>
+            </w:r>
+            <w:r>
+              <w:t xml:space="preserve"> (no se confirmó en la documentación oficial si incluye el vencimiento). </w:t>
             </w:r>
           </w:p>
         </w:tc>
@@ -7411,7 +7156,8 @@
                 <w:b/>
                 <w:bCs/>
               </w:rPr>
-              <w:t>Lote, vencimiento y FEFO</w:t>
+              <w:lastRenderedPageBreak/>
+              <w:t>Compra y recepción contra la orden</w:t>
             </w:r>
           </w:p>
         </w:tc>
@@ -7433,7 +7179,7 @@
           </w:tcPr>
           <w:p>
             <w:r>
-              <w:t>Sí; FEFO automático por fecha de retiro [1]</w:t>
+              <w:t>Sí (flujo estándar Compras e Inventario)</w:t>
             </w:r>
           </w:p>
         </w:tc>
@@ -7455,54 +7201,20 @@
           </w:tcPr>
           <w:p>
             <w:r>
-              <w:t>Lotes con fecha de vencimiento desde el plan Premium [5]; FEFO asistido (ordena, no asigna) [8]</w:t>
-            </w:r>
-          </w:p>
-        </w:tc>
-        <w:tc>
-          <w:tcPr>
-            <w:tcW w:w="2257" w:type="dxa"/>
-            <w:tcBorders>
-              <w:top w:val="single" w:sz="4" w:space="0" w:color="000000"/>
-              <w:left w:val="single" w:sz="4" w:space="0" w:color="000000"/>
-              <w:bottom w:val="single" w:sz="4" w:space="0" w:color="000000"/>
-              <w:right w:val="single" w:sz="4" w:space="0" w:color="000000"/>
-            </w:tcBorders>
-            <w:tcMar>
-              <w:top w:w="100" w:type="dxa"/>
-              <w:left w:w="100" w:type="dxa"/>
-              <w:bottom w:w="100" w:type="dxa"/>
-              <w:right w:w="100" w:type="dxa"/>
-            </w:tcMar>
-          </w:tcPr>
-          <w:p>
-            <w:r>
-              <w:t xml:space="preserve">Lotes con vencimiento [11]; selección automática de lotes en salidas según un criterio configurable en </w:t>
+              <w:t>Sí (</w:t>
             </w:r>
             <w:r>
               <w:rPr>
                 <w:i/>
                 <w:iCs/>
               </w:rPr>
-              <w:lastRenderedPageBreak/>
-              <w:t xml:space="preserve">Stock </w:t>
-            </w:r>
-            <w:proofErr w:type="spellStart"/>
-            <w:r>
-              <w:rPr>
-                <w:i/>
-                <w:iCs/>
-              </w:rPr>
-              <w:t>Settings</w:t>
-            </w:r>
-            <w:proofErr w:type="spellEnd"/>
-            <w:r>
-              <w:t xml:space="preserve"> (no se confirmó en la documentación oficial si incluye el vencimiento). </w:t>
-            </w:r>
-          </w:p>
-        </w:tc>
-      </w:tr>
-      <w:tr>
+              <w:t>purchase receives</w:t>
+            </w:r>
+            <w:r>
+              <w:t>) [5]</w:t>
+            </w:r>
+          </w:p>
+        </w:tc>
         <w:tc>
           <w:tcPr>
             <w:tcW w:w="2257" w:type="dxa"/>
@@ -7520,123 +7232,16 @@
             </w:tcMar>
           </w:tcPr>
           <w:p>
-            <w:r>
-              <w:rPr>
-                <w:b/>
-                <w:bCs/>
-              </w:rPr>
-              <w:lastRenderedPageBreak/>
-              <w:t>Compra y recepción contra la orden</w:t>
-            </w:r>
-          </w:p>
-        </w:tc>
-        <w:tc>
-          <w:tcPr>
-            <w:tcW w:w="2257" w:type="dxa"/>
-            <w:tcBorders>
-              <w:top w:val="single" w:sz="4" w:space="0" w:color="000000"/>
-              <w:left w:val="single" w:sz="4" w:space="0" w:color="000000"/>
-              <w:bottom w:val="single" w:sz="4" w:space="0" w:color="000000"/>
-              <w:right w:val="single" w:sz="4" w:space="0" w:color="000000"/>
-            </w:tcBorders>
-            <w:tcMar>
-              <w:top w:w="100" w:type="dxa"/>
-              <w:left w:w="100" w:type="dxa"/>
-              <w:bottom w:w="100" w:type="dxa"/>
-              <w:right w:w="100" w:type="dxa"/>
-            </w:tcMar>
-          </w:tcPr>
-          <w:p>
-            <w:r>
-              <w:t>Sí (flujo estándar Compras e Inventario)</w:t>
-            </w:r>
-          </w:p>
-        </w:tc>
-        <w:tc>
-          <w:tcPr>
-            <w:tcW w:w="2257" w:type="dxa"/>
-            <w:tcBorders>
-              <w:top w:val="single" w:sz="4" w:space="0" w:color="000000"/>
-              <w:left w:val="single" w:sz="4" w:space="0" w:color="000000"/>
-              <w:bottom w:val="single" w:sz="4" w:space="0" w:color="000000"/>
-              <w:right w:val="single" w:sz="4" w:space="0" w:color="000000"/>
-            </w:tcBorders>
-            <w:tcMar>
-              <w:top w:w="100" w:type="dxa"/>
-              <w:left w:w="100" w:type="dxa"/>
-              <w:bottom w:w="100" w:type="dxa"/>
-              <w:right w:w="100" w:type="dxa"/>
-            </w:tcMar>
-          </w:tcPr>
-          <w:p>
-            <w:r>
+            <w:pPr>
+              <w:rPr>
+                <w:lang w:val="en-US"/>
+              </w:rPr>
+            </w:pPr>
+            <w:r>
+              <w:rPr>
+                <w:lang w:val="en-US"/>
+              </w:rPr>
               <w:t>Sí (</w:t>
-            </w:r>
-            <w:proofErr w:type="spellStart"/>
-            <w:r>
-              <w:rPr>
-                <w:i/>
-                <w:iCs/>
-              </w:rPr>
-              <w:t>purchase</w:t>
-            </w:r>
-            <w:proofErr w:type="spellEnd"/>
-            <w:r>
-              <w:rPr>
-                <w:i/>
-                <w:iCs/>
-              </w:rPr>
-              <w:t xml:space="preserve"> </w:t>
-            </w:r>
-            <w:proofErr w:type="spellStart"/>
-            <w:r>
-              <w:rPr>
-                <w:i/>
-                <w:iCs/>
-              </w:rPr>
-              <w:t>receives</w:t>
-            </w:r>
-            <w:proofErr w:type="spellEnd"/>
-            <w:r>
-              <w:t>) [5]</w:t>
-            </w:r>
-          </w:p>
-        </w:tc>
-        <w:tc>
-          <w:tcPr>
-            <w:tcW w:w="2257" w:type="dxa"/>
-            <w:tcBorders>
-              <w:top w:val="single" w:sz="4" w:space="0" w:color="000000"/>
-              <w:left w:val="single" w:sz="4" w:space="0" w:color="000000"/>
-              <w:bottom w:val="single" w:sz="4" w:space="0" w:color="000000"/>
-              <w:right w:val="single" w:sz="4" w:space="0" w:color="000000"/>
-            </w:tcBorders>
-            <w:tcMar>
-              <w:top w:w="100" w:type="dxa"/>
-              <w:left w:w="100" w:type="dxa"/>
-              <w:bottom w:w="100" w:type="dxa"/>
-              <w:right w:w="100" w:type="dxa"/>
-            </w:tcMar>
-          </w:tcPr>
-          <w:p>
-            <w:pPr>
-              <w:rPr>
-                <w:lang w:val="en-US"/>
-              </w:rPr>
-            </w:pPr>
-            <w:proofErr w:type="spellStart"/>
-            <w:r>
-              <w:rPr>
-                <w:lang w:val="en-US"/>
-              </w:rPr>
-              <w:t>Sí</w:t>
-            </w:r>
-            <w:proofErr w:type="spellEnd"/>
-            <w:r>
-              <w:rPr>
-                <w:lang w:val="en-US"/>
-              </w:rPr>
-              <w:t xml:space="preserve"> (</w:t>
             </w:r>
             <w:r>
               <w:rPr>
@@ -7747,37 +7352,13 @@
                 <w:iCs/>
                 <w:lang w:val="en-US"/>
               </w:rPr>
-              <w:t xml:space="preserve">sales </w:t>
-            </w:r>
-            <w:proofErr w:type="gramStart"/>
-            <w:r>
-              <w:rPr>
-                <w:i/>
-                <w:iCs/>
+              <w:t>sales returns</w:t>
+            </w:r>
+            <w:r>
+              <w:rPr>
                 <w:lang w:val="en-US"/>
               </w:rPr>
-              <w:t>returns</w:t>
-            </w:r>
-            <w:proofErr w:type="gramEnd"/>
-            <w:r>
-              <w:rPr>
-                <w:lang w:val="en-US"/>
-              </w:rPr>
-              <w:t xml:space="preserve"> con </w:t>
-            </w:r>
-            <w:proofErr w:type="spellStart"/>
-            <w:r>
-              <w:rPr>
-                <w:lang w:val="en-US"/>
-              </w:rPr>
-              <w:t>lote</w:t>
-            </w:r>
-            <w:proofErr w:type="spellEnd"/>
-            <w:r>
-              <w:rPr>
-                <w:lang w:val="en-US"/>
-              </w:rPr>
-              <w:t xml:space="preserve"> [9]. </w:t>
+              <w:t xml:space="preserve"> con lote [9]. </w:t>
             </w:r>
             <w:r>
               <w:t>Proveedor: no se encontró un documento nativo de devolución (sin confirmar)</w:t>
@@ -7852,15 +7433,7 @@
           </w:tcPr>
           <w:p>
             <w:r>
-              <w:t>Reglas min/</w:t>
-            </w:r>
-            <w:proofErr w:type="spellStart"/>
-            <w:r>
-              <w:t>max</w:t>
-            </w:r>
-            <w:proofErr w:type="spellEnd"/>
-            <w:r>
-              <w:t xml:space="preserve"> que generan o sugieren órdenes de compra [2]</w:t>
+              <w:t>Reglas min/max que generan o sugieren órdenes de compra [2]</w:t>
             </w:r>
           </w:p>
         </w:tc>
@@ -7932,17 +7505,8 @@
                 <w:b/>
                 <w:bCs/>
               </w:rPr>
-              <w:t xml:space="preserve">Reportes y </w:t>
-            </w:r>
-            <w:proofErr w:type="spellStart"/>
-            <w:r>
-              <w:rPr>
-                <w:b/>
-                <w:bCs/>
-              </w:rPr>
-              <w:t>dashboard</w:t>
-            </w:r>
-            <w:proofErr w:type="spellEnd"/>
+              <w:t>Reportes y dashboard</w:t>
+            </w:r>
           </w:p>
         </w:tc>
         <w:tc>
@@ -7985,15 +7549,7 @@
           </w:tcPr>
           <w:p>
             <w:r>
-              <w:t xml:space="preserve">Sí; Zoho </w:t>
-            </w:r>
-            <w:proofErr w:type="spellStart"/>
-            <w:r>
-              <w:t>Analytics</w:t>
-            </w:r>
-            <w:proofErr w:type="spellEnd"/>
-            <w:r>
-              <w:t xml:space="preserve"> solo en el plan Enterprise [5]</w:t>
+              <w:t>Sí; Zoho Analytics solo en el plan Enterprise [5]</w:t>
             </w:r>
           </w:p>
         </w:tc>
@@ -8203,23 +7759,7 @@
           </w:tcPr>
           <w:p>
             <w:r>
-              <w:t xml:space="preserve">Aplicación construida sobre </w:t>
-            </w:r>
-            <w:proofErr w:type="spellStart"/>
-            <w:r>
-              <w:t>Frappe</w:t>
-            </w:r>
-            <w:proofErr w:type="spellEnd"/>
-            <w:r>
-              <w:t xml:space="preserve"> Framework (Python y </w:t>
-            </w:r>
-            <w:proofErr w:type="spellStart"/>
-            <w:r>
-              <w:t>MariaDB</w:t>
-            </w:r>
-            <w:proofErr w:type="spellEnd"/>
-            <w:r>
-              <w:t xml:space="preserve"> en el servidor, API REST generada automáticamente) [C][D] </w:t>
+              <w:t xml:space="preserve">Aplicación construida sobre Frappe Framework (Python y MariaDB en el servidor, API REST generada automáticamente) [C][D] </w:t>
             </w:r>
           </w:p>
         </w:tc>
@@ -8474,65 +8014,28 @@
           <w:sz w:val="22"/>
           <w:szCs w:val="22"/>
         </w:rPr>
-        <w:t xml:space="preserve">Fortalezas y debilidades frente al caso </w:t>
-      </w:r>
-      <w:proofErr w:type="spellStart"/>
+        <w:t>Fortalezas y debilidades frente al caso AgroInsumos</w:t>
+      </w:r>
+    </w:p>
+    <w:p>
+      <w:pPr>
+        <w:spacing w:before="240" w:after="240"/>
+        <w:rPr>
+          <w:color w:val="1155CC"/>
+          <w:u w:val="single"/>
+        </w:rPr>
+      </w:pPr>
       <w:r>
         <w:rPr>
           <w:b/>
           <w:bCs/>
-          <w:color w:val="000000"/>
-          <w:sz w:val="22"/>
-          <w:szCs w:val="22"/>
-        </w:rPr>
-        <w:t>AgroInsumos</w:t>
-      </w:r>
-      <w:proofErr w:type="spellEnd"/>
-    </w:p>
-    <w:p>
-      <w:pPr>
-        <w:spacing w:before="240" w:after="240"/>
-        <w:rPr>
-          <w:color w:val="1155CC"/>
-          <w:u w:val="single"/>
-        </w:rPr>
-      </w:pPr>
-      <w:proofErr w:type="spellStart"/>
-      <w:r>
-        <w:rPr>
-          <w:b/>
-          <w:bCs/>
-        </w:rPr>
-        <w:t>Odoo</w:t>
-      </w:r>
-      <w:proofErr w:type="spellEnd"/>
-      <w:r>
-        <w:rPr>
-          <w:b/>
-          <w:bCs/>
-        </w:rPr>
-        <w:t>.</w:t>
-      </w:r>
-      <w:r>
-        <w:t xml:space="preserve"> Su principal fortaleza es el manejo de vencimientos. La estrategia FEFO prioriza los lotes según su fecha de retiro, que se define como un número de días antes del vencimiento. Además, permite registrar fechas de vencimiento, consumo preferente, retiro y alerta por lote. Esto encaja bien con agroquímicos y semillas. También resuelve la reposición: cuando el stock cae al mínimo, genera o sugiere una orden de compra hasta el máximo. La debilidad es el costo y la complejidad. El plan </w:t>
-      </w:r>
-      <w:proofErr w:type="spellStart"/>
-      <w:r>
-        <w:t>Custom</w:t>
-      </w:r>
-      <w:proofErr w:type="spellEnd"/>
-      <w:r>
-        <w:t xml:space="preserve"> es el requerido para personalizar mediante Studio, desarrollos propios o la API, y la configuración de rutas </w:t>
-      </w:r>
-      <w:proofErr w:type="spellStart"/>
-      <w:r>
-        <w:t>multibodega</w:t>
-      </w:r>
-      <w:proofErr w:type="spellEnd"/>
-      <w:r>
-        <w:t xml:space="preserve"> exige una implementación especializada.</w:t>
-      </w:r>
-      <w:hyperlink r:id="rId6">
+        </w:rPr>
+        <w:t>Odoo.</w:t>
+      </w:r>
+      <w:r>
+        <w:t xml:space="preserve"> Su principal fortaleza es el manejo de vencimientos. La estrategia FEFO prioriza los lotes según su fecha de retiro, que se define como un número de días antes del vencimiento. Además, permite registrar fechas de vencimiento, consumo preferente, retiro y alerta por lote. Esto encaja bien con agroquímicos y semillas. También resuelve la reposición: cuando el stock cae al mínimo, genera o sugiere una orden de compra hasta el máximo. La debilidad es el costo y la complejidad. El plan Custom es el requerido para personalizar mediante Studio, desarrollos propios o la API, y la configuración de rutas multibodega exige una implementación especializada.</w:t>
+      </w:r>
+      <w:hyperlink r:id="rId8">
         <w:r>
           <w:t xml:space="preserve"> </w:t>
         </w:r>
@@ -8558,42 +8061,10 @@
           <w:b/>
           <w:bCs/>
         </w:rPr>
-        <w:t xml:space="preserve">Zoho </w:t>
-      </w:r>
-      <w:proofErr w:type="spellStart"/>
-      <w:r>
-        <w:rPr>
-          <w:b/>
-          <w:bCs/>
-        </w:rPr>
-        <w:t>Inventory</w:t>
-      </w:r>
-      <w:proofErr w:type="spellEnd"/>
-      <w:r>
-        <w:rPr>
-          <w:b/>
-          <w:bCs/>
-        </w:rPr>
-        <w:t>.</w:t>
-      </w:r>
-      <w:r>
-        <w:t xml:space="preserve"> Destaca por su facilidad de adopción, sus traslados con aprobación y la restricción de bodegas por usuario. Con restricciones activas, los usuarios limitados solo ven en el </w:t>
-      </w:r>
-      <w:proofErr w:type="spellStart"/>
-      <w:r>
-        <w:t>dashboard</w:t>
-      </w:r>
-      <w:proofErr w:type="spellEnd"/>
-      <w:r>
-        <w:t xml:space="preserve"> y los reportes la información de sus bodegas permitidas. Para </w:t>
-      </w:r>
-      <w:proofErr w:type="spellStart"/>
-      <w:r>
-        <w:t>AgroInsumos</w:t>
-      </w:r>
-      <w:proofErr w:type="spellEnd"/>
-      <w:r>
-        <w:t xml:space="preserve"> presenta tres debilidades:</w:t>
+        <w:t>Zoho Inventory.</w:t>
+      </w:r>
+      <w:r>
+        <w:t xml:space="preserve"> Destaca por su facilidad de adopción, sus traslados con aprobación y la restricción de bodegas por usuario. Con restricciones activas, los usuarios limitados solo ven en el dashboard y los reportes la información de sus bodegas permitidas. Para AgroInsumos presenta tres debilidades:</w:t>
       </w:r>
       <w:r>
         <w:rPr>
@@ -8650,7 +8121,7 @@
       <w:r>
         <w:t xml:space="preserve"> Al seleccionar lotes en la factura, estos aparecen ordenados del que vence primero al último, pero la selección sigue siendo manual.</w:t>
       </w:r>
-      <w:hyperlink r:id="rId7">
+      <w:hyperlink r:id="rId9">
         <w:r>
           <w:t xml:space="preserve"> </w:t>
         </w:r>
@@ -8677,7 +8148,7 @@
       <w:r>
         <w:t xml:space="preserve"> Solo permite traslados de una bodega a otra, no hacia varias bodegas a la vez.</w:t>
       </w:r>
-      <w:hyperlink r:id="rId8">
+      <w:hyperlink r:id="rId10">
         <w:r>
           <w:t xml:space="preserve"> </w:t>
         </w:r>
@@ -8694,32 +8165,15 @@
           <w:u w:val="single"/>
         </w:rPr>
       </w:pPr>
-      <w:proofErr w:type="spellStart"/>
       <w:r>
         <w:rPr>
           <w:b/>
           <w:bCs/>
         </w:rPr>
-        <w:t>ERPNext</w:t>
-      </w:r>
-      <w:proofErr w:type="spellEnd"/>
-      <w:r>
-        <w:rPr>
-          <w:b/>
-          <w:bCs/>
-        </w:rPr>
-        <w:t>.</w:t>
-      </w:r>
-      <w:r>
-        <w:t xml:space="preserve"> Su licencia es libre y sus costos no dependen del número de usuarios. </w:t>
-      </w:r>
-      <w:proofErr w:type="spellStart"/>
-      <w:r>
-        <w:t>Frappe</w:t>
-      </w:r>
-      <w:proofErr w:type="spellEnd"/>
-      <w:r>
-        <w:t xml:space="preserve"> declara que el producto es 100% de código abierto desde 2009. Tiene tres fortalezas relevantes para el caso:</w:t>
+        <w:t>ERPNext.</w:t>
+      </w:r>
+      <w:r>
+        <w:t xml:space="preserve"> Su licencia es libre y sus costos no dependen del número de usuarios. Frappe declara que el producto es 100% de código abierto desde 2009. Tiene tres fortalezas relevantes para el caso:</w:t>
       </w:r>
       <w:r>
         <w:rPr>
@@ -8748,7 +8202,7 @@
       <w:r>
         <w:t xml:space="preserve"> Un traslado puede marcarse "en tránsito" y cerrarse después en la bodega destino.</w:t>
       </w:r>
-      <w:hyperlink r:id="rId9">
+      <w:hyperlink r:id="rId11">
         <w:r>
           <w:t xml:space="preserve"> </w:t>
         </w:r>
@@ -8772,15 +8226,7 @@
         <w:t>Selección por vencimiento.</w:t>
       </w:r>
       <w:r>
-        <w:t xml:space="preserve"> En la lista de </w:t>
-      </w:r>
-      <w:proofErr w:type="spellStart"/>
-      <w:r>
-        <w:t>picking</w:t>
-      </w:r>
-      <w:proofErr w:type="spellEnd"/>
-      <w:r>
-        <w:t>, para artículos con lote se elige la bodega cuyo lote está más próximo a vencer.</w:t>
+        <w:t xml:space="preserve"> En la lista de picking, para artículos con lote se elige la bodega cuyo lote está más próximo a vencer.</w:t>
       </w:r>
       <w:r>
         <w:t xml:space="preserve"> </w:t>
@@ -8804,7 +8250,7 @@
       <w:r>
         <w:t xml:space="preserve"> Al llegar al nivel de reorden se crea automáticamente una solicitud de material, de compra o de traslado.</w:t>
       </w:r>
-      <w:hyperlink r:id="rId10">
+      <w:hyperlink r:id="rId12">
         <w:r>
           <w:t xml:space="preserve"> </w:t>
         </w:r>
@@ -8822,25 +8268,9 @@
         </w:rPr>
       </w:pPr>
       <w:r>
-        <w:t xml:space="preserve">Sus debilidades son la curva de aprendizaje y la necesidad de un aliado de implementación, ya que </w:t>
-      </w:r>
-      <w:proofErr w:type="spellStart"/>
-      <w:r>
-        <w:t>Frappe</w:t>
-      </w:r>
-      <w:proofErr w:type="spellEnd"/>
-      <w:r>
-        <w:t xml:space="preserve"> no presta servicios de implementación directamente. Tampoco pudimos confirmar si el FEFO se aplica de forma automática fuera de la lista de </w:t>
-      </w:r>
-      <w:proofErr w:type="spellStart"/>
-      <w:r>
-        <w:t>picking</w:t>
-      </w:r>
-      <w:proofErr w:type="spellEnd"/>
-      <w:r>
-        <w:t>.</w:t>
-      </w:r>
-      <w:hyperlink r:id="rId11">
+        <w:t>Sus debilidades son la curva de aprendizaje y la necesidad de un aliado de implementación, ya que Frappe no presta servicios de implementación directamente. Tampoco pudimos confirmar si el FEFO se aplica de forma automática fuera de la lista de picking.</w:t>
+      </w:r>
+      <w:hyperlink r:id="rId13">
         <w:r>
           <w:t xml:space="preserve"> </w:t>
         </w:r>
@@ -8896,15 +8326,7 @@
         <w:t>Funcionalidades comunes.</w:t>
       </w:r>
       <w:r>
-        <w:t xml:space="preserve"> Los tres sistemas ofrecen </w:t>
-      </w:r>
-      <w:proofErr w:type="spellStart"/>
-      <w:r>
-        <w:t>multibodega</w:t>
-      </w:r>
-      <w:proofErr w:type="spellEnd"/>
-      <w:r>
-        <w:t xml:space="preserve"> con traslados, lotes con vencimiento, compras con recepción, devoluciones de clientes, alertas de reorden y roles. Este conjunto es el mínimo aceptable para nuestro sistema.</w:t>
+        <w:t xml:space="preserve"> Los tres sistemas ofrecen multibodega con traslados, lotes con vencimiento, compras con recepción, devoluciones de clientes, alertas de reorden y roles. Este conjunto es el mínimo aceptable para nuestro sistema.</w:t>
       </w:r>
     </w:p>
     <w:p>
@@ -8995,23 +8417,7 @@
         <w:t>Arquitectura.</w:t>
       </w:r>
       <w:r>
-        <w:t xml:space="preserve"> Ninguna solución con información pública usa microservicios; </w:t>
-      </w:r>
-      <w:proofErr w:type="spellStart"/>
-      <w:r>
-        <w:t>Odoo</w:t>
-      </w:r>
-      <w:proofErr w:type="spellEnd"/>
-      <w:r>
-        <w:t xml:space="preserve"> y </w:t>
-      </w:r>
-      <w:proofErr w:type="spellStart"/>
-      <w:r>
-        <w:t>ERPNext</w:t>
-      </w:r>
-      <w:proofErr w:type="spellEnd"/>
-      <w:r>
-        <w:t xml:space="preserve"> son monolitos modulares. Nuestra propuesta puede aprovechar esa diferencia para escalar de forma independiente servicios como inventario, compras y alertas.</w:t>
+        <w:t xml:space="preserve"> Ninguna solución con información pública usa microservicios; Odoo y ERPNext son monolitos modulares. Nuestra propuesta puede aprovechar esa diferencia para escalar de forma independiente servicios como inventario, compras y alertas.</w:t>
       </w:r>
     </w:p>
     <w:p>
@@ -9105,15 +8511,7 @@
         <w:spacing w:before="240" w:after="240"/>
       </w:pPr>
       <w:r>
-        <w:t xml:space="preserve">Para el sistema de gestión de inventarios de </w:t>
-      </w:r>
-      <w:proofErr w:type="spellStart"/>
-      <w:r>
-        <w:t>AgroInsumos</w:t>
-      </w:r>
-      <w:proofErr w:type="spellEnd"/>
-      <w:r>
-        <w:t xml:space="preserve"> Cafeteros Ltda. se evaluaron tres alternativas:</w:t>
+        <w:t>Para el sistema de gestión de inventarios de AgroInsumos Cafeteros Ltda. se evaluaron tres alternativas:</w:t>
       </w:r>
     </w:p>
     <w:p>
@@ -9132,15 +8530,7 @@
         <w:t>Monolito tradicional:</w:t>
       </w:r>
       <w:r>
-        <w:t xml:space="preserve"> una </w:t>
-      </w:r>
-      <w:proofErr w:type="gramStart"/>
-      <w:r>
-        <w:t>sola aplicación y una sola base</w:t>
-      </w:r>
-      <w:proofErr w:type="gramEnd"/>
-      <w:r>
-        <w:t xml:space="preserve"> de datos, sin fronteras internas definidas.</w:t>
+        <w:t xml:space="preserve"> una sola aplicación y una sola base de datos, sin fronteras internas definidas.</w:t>
       </w:r>
     </w:p>
     <w:p>
@@ -9201,15 +8591,7 @@
         <w:t>Tabla 1.</w:t>
       </w:r>
       <w:r>
-        <w:t xml:space="preserve"> Comparación de alternativas arquitectónicas para </w:t>
-      </w:r>
-      <w:proofErr w:type="spellStart"/>
-      <w:r>
-        <w:t>AgroInsumos</w:t>
-      </w:r>
-      <w:proofErr w:type="spellEnd"/>
-      <w:r>
-        <w:t xml:space="preserve"> Cafeteros Ltda.</w:t>
+        <w:t xml:space="preserve"> Comparación de alternativas arquitectónicas para AgroInsumos Cafeteros Ltda.</w:t>
       </w:r>
     </w:p>
     <w:p>
@@ -9624,15 +9006,7 @@
               <w:spacing w:before="240" w:after="240"/>
             </w:pPr>
             <w:r>
-              <w:t xml:space="preserve">Con varias réplicas en </w:t>
-            </w:r>
-            <w:proofErr w:type="spellStart"/>
-            <w:r>
-              <w:t>Kubernetes</w:t>
-            </w:r>
-            <w:proofErr w:type="spellEnd"/>
-            <w:r>
-              <w:t xml:space="preserve"> se actualiza sin interrupción, pero cada cambio exige reconstruir y probar todo el sistema.</w:t>
+              <w:t>Con varias réplicas en Kubernetes se actualiza sin interrupción, pero cada cambio exige reconstruir y probar todo el sistema.</w:t>
             </w:r>
           </w:p>
         </w:tc>
@@ -9739,15 +9113,7 @@
               <w:spacing w:before="240" w:after="240"/>
             </w:pPr>
             <w:r>
-              <w:t xml:space="preserve">Una consulta pesada del </w:t>
-            </w:r>
-            <w:proofErr w:type="spellStart"/>
-            <w:r>
-              <w:t>dashboard</w:t>
-            </w:r>
-            <w:proofErr w:type="spellEnd"/>
-            <w:r>
-              <w:t xml:space="preserve"> o un error de memoria afecta al proceso que también atiende despachos.</w:t>
+              <w:t>Una consulta pesada del dashboard o un error de memoria afecta al proceso que también atiende despachos.</w:t>
             </w:r>
           </w:p>
         </w:tc>
@@ -9772,15 +9138,7 @@
               <w:spacing w:before="240" w:after="240"/>
             </w:pPr>
             <w:r>
-              <w:t xml:space="preserve">Igual: módulos distintos, </w:t>
-            </w:r>
-            <w:proofErr w:type="gramStart"/>
-            <w:r>
-              <w:t>mismo proceso y misma base</w:t>
-            </w:r>
-            <w:proofErr w:type="gramEnd"/>
-            <w:r>
-              <w:t xml:space="preserve"> de datos.</w:t>
+              <w:t>Igual: módulos distintos, mismo proceso y misma base de datos.</w:t>
             </w:r>
           </w:p>
         </w:tc>
@@ -9911,15 +9269,7 @@
               <w:spacing w:before="240" w:after="240"/>
             </w:pPr>
             <w:r>
-              <w:t xml:space="preserve">Sin ventaja organizacional con dos personas; exige dominar tres </w:t>
-            </w:r>
-            <w:proofErr w:type="spellStart"/>
-            <w:r>
-              <w:t>frameworks</w:t>
-            </w:r>
-            <w:proofErr w:type="spellEnd"/>
-            <w:r>
-              <w:t>.</w:t>
+              <w:t>Sin ventaja organizacional con dos personas; exige dominar tres frameworks.</w:t>
             </w:r>
           </w:p>
         </w:tc>
@@ -10131,15 +9481,7 @@
               <w:spacing w:before="240" w:after="240"/>
             </w:pPr>
             <w:r>
-              <w:t xml:space="preserve">El mayor: En el entorno académico se usará </w:t>
-            </w:r>
-            <w:proofErr w:type="spellStart"/>
-            <w:r>
-              <w:t>minikube</w:t>
-            </w:r>
-            <w:proofErr w:type="spellEnd"/>
-            <w:r>
-              <w:t xml:space="preserve"> con un nodo; en producción se requerirían al menos dos. </w:t>
+              <w:t xml:space="preserve">El mayor: En el entorno académico se usará minikube con un nodo; en producción se requerirían al menos dos. </w:t>
             </w:r>
           </w:p>
         </w:tc>
@@ -10196,15 +9538,7 @@
       </w:r>
       <w:r>
         <w:lastRenderedPageBreak/>
-        <w:t xml:space="preserve">traslados. Esto es más crítico en temporada, que es precisamente cuando la gerencia más consulta el </w:t>
-      </w:r>
-      <w:proofErr w:type="spellStart"/>
-      <w:r>
-        <w:t>dashboard</w:t>
-      </w:r>
-      <w:proofErr w:type="spellEnd"/>
-      <w:r>
-        <w:t>.</w:t>
+        <w:t>traslados. Esto es más crítico en temporada, que es precisamente cuando la gerencia más consulta el dashboard.</w:t>
       </w:r>
     </w:p>
     <w:p>
@@ -10234,15 +9568,7 @@
         <w:t>Menor impacto de fallas en funciones no críticas.</w:t>
       </w:r>
       <w:r>
-        <w:t xml:space="preserve"> Reportes, </w:t>
-      </w:r>
-      <w:proofErr w:type="spellStart"/>
-      <w:r>
-        <w:t>dashboard</w:t>
-      </w:r>
-      <w:proofErr w:type="spellEnd"/>
-      <w:r>
-        <w:t xml:space="preserve"> y alertas pueden caer sin detener la operación de bodega. Esto se cumple siempre que las operaciones críticas no dependan de ellos en cadena.</w:t>
+        <w:t xml:space="preserve"> Reportes, dashboard y alertas pueden caer sin detener la operación de bodega. Esto se cumple siempre que las operaciones críticas no dependan de ellos en cadena.</w:t>
       </w:r>
     </w:p>
     <w:p>
@@ -10319,39 +9645,7 @@
         <w:spacing w:before="240" w:after="240"/>
       </w:pPr>
       <w:r>
-        <w:t>Estos costos se mitigan de tres maneras. Primero, estandarizando la estructura de los servicios (</w:t>
-      </w:r>
-      <w:proofErr w:type="spellStart"/>
-      <w:r>
-        <w:t>Dockerfile</w:t>
-      </w:r>
-      <w:proofErr w:type="spellEnd"/>
-      <w:r>
-        <w:t xml:space="preserve">, formato de errores, variables de entorno). Segundo, propagando un identificador de correlación desde el Gateway para rastrear cada petición. Tercero, definiendo </w:t>
-      </w:r>
-      <w:proofErr w:type="spellStart"/>
-      <w:r>
-        <w:t>health</w:t>
-      </w:r>
-      <w:proofErr w:type="spellEnd"/>
-      <w:r>
-        <w:t xml:space="preserve"> </w:t>
-      </w:r>
-      <w:proofErr w:type="spellStart"/>
-      <w:r>
-        <w:t>checks</w:t>
-      </w:r>
-      <w:proofErr w:type="spellEnd"/>
-      <w:r>
-        <w:t xml:space="preserve"> en </w:t>
-      </w:r>
-      <w:proofErr w:type="spellStart"/>
-      <w:r>
-        <w:t>Kubernetes</w:t>
-      </w:r>
-      <w:proofErr w:type="spellEnd"/>
-      <w:r>
-        <w:t>.</w:t>
+        <w:t>Estos costos se mitigan de tres maneras. Primero, estandarizando la estructura de los servicios (Dockerfile, formato de errores, variables de entorno). Segundo, propagando un identificador de correlación desde el Gateway para rastrear cada petición. Tercero, definiendo health checks en Kubernetes.</w:t>
       </w:r>
     </w:p>
     <w:p>
@@ -10526,23 +9820,7 @@
         <w:spacing w:after="240"/>
       </w:pPr>
       <w:r>
-        <w:t xml:space="preserve">El </w:t>
-      </w:r>
-      <w:proofErr w:type="spellStart"/>
-      <w:r>
-        <w:t>timeout</w:t>
-      </w:r>
-      <w:proofErr w:type="spellEnd"/>
-      <w:r>
-        <w:t xml:space="preserve"> del Gateway debe superar la suma de los </w:t>
-      </w:r>
-      <w:proofErr w:type="spellStart"/>
-      <w:r>
-        <w:t>timeouts</w:t>
-      </w:r>
-      <w:proofErr w:type="spellEnd"/>
-      <w:r>
-        <w:t xml:space="preserve"> internos, incluidos los reintentos. Por ejemplo, con llamadas internas de 2 s, el Gateway espera 5 s. Estos valores son iniciales y se calibrarán con mediciones.</w:t>
+        <w:t>El timeout del Gateway debe superar la suma de los timeouts internos, incluidos los reintentos. Por ejemplo, con llamadas internas de 2 s, el Gateway espera 5 s. Estos valores son iniciales y se calibrarán con mediciones.</w:t>
       </w:r>
     </w:p>
     <w:p>
@@ -10565,15 +9843,7 @@
         <w:spacing w:before="240" w:after="240"/>
       </w:pPr>
       <w:r>
-        <w:t>Como mejora futura queda la implementación de un cortocircuito (</w:t>
-      </w:r>
-      <w:proofErr w:type="spellStart"/>
-      <w:r>
-        <w:t>circuit</w:t>
-      </w:r>
-      <w:proofErr w:type="spellEnd"/>
-      <w:r>
-        <w:t xml:space="preserve"> breaker) en el Gateway.</w:t>
+        <w:t>Como mejora futura queda la implementación de un cortocircuito (circuit breaker) en el Gateway.</w:t>
       </w:r>
     </w:p>
     <w:p>
@@ -10600,10 +9870,69 @@
           <w:sz w:val="22"/>
           <w:szCs w:val="22"/>
         </w:rPr>
-        <w:t xml:space="preserve">4. Reportes, </w:t>
-      </w:r>
-      <w:proofErr w:type="spellStart"/>
-      <w:r>
+        <w:t>4. Reportes, dashboard y alertas de vencimiento</w:t>
+      </w:r>
+    </w:p>
+    <w:p>
+      <w:pPr>
+        <w:spacing w:before="240" w:after="240"/>
+      </w:pPr>
+      <w:r>
+        <w:t>Consultar varios servicios en cada solicitud de reporte, es decir, componer APIs en tiempo real (Richardson, 2018), sería lento y frágil. En su lugar, el servicio de reportes consultará periódicamente a los demás, por ejemplo cada cinco minutos, y guardará una copia de solo lectura en su propia base de datos MongoDB:</w:t>
+      </w:r>
+    </w:p>
+    <w:p>
+      <w:pPr>
+        <w:numPr>
+          <w:ilvl w:val="0"/>
+          <w:numId w:val="20"/>
+        </w:numPr>
+        <w:spacing w:before="240"/>
+      </w:pPr>
+      <w:r>
+        <w:t>Pedirá solo los registros modificados desde la última consulta.</w:t>
+      </w:r>
+    </w:p>
+    <w:p>
+      <w:pPr>
+        <w:numPr>
+          <w:ilvl w:val="0"/>
+          <w:numId w:val="20"/>
+        </w:numPr>
+      </w:pPr>
+      <w:r>
+        <w:t>El dashboard, los reportes y las alertas de vencimiento se calcularán sobre esa copia, sin cargar las bases transaccionales.</w:t>
+      </w:r>
+    </w:p>
+    <w:p>
+      <w:pPr>
+        <w:numPr>
+          <w:ilvl w:val="0"/>
+          <w:numId w:val="20"/>
+        </w:numPr>
+      </w:pPr>
+      <w:r>
+        <w:t>Se acepta un desfase de algunos minutos, que la interfaz indicará. Es irrelevante para los vencimientos, que se miden en días.</w:t>
+      </w:r>
+    </w:p>
+    <w:p>
+      <w:pPr>
+        <w:numPr>
+          <w:ilvl w:val="0"/>
+          <w:numId w:val="20"/>
+        </w:numPr>
+        <w:spacing w:after="240"/>
+      </w:pPr>
+      <w:r>
+        <w:t>Si un servicio no responde, la copia conserva los últimos datos disponibles.</w:t>
+      </w:r>
+    </w:p>
+    <w:p>
+      <w:pPr>
+        <w:pStyle w:val="Ttulo3"/>
+        <w:keepNext w:val="0"/>
+        <w:keepLines w:val="0"/>
+        <w:spacing w:before="280"/>
         <w:rPr>
           <w:b/>
           <w:bCs/>
@@ -10611,9 +9940,9 @@
           <w:sz w:val="22"/>
           <w:szCs w:val="22"/>
         </w:rPr>
-        <w:t>dashboard</w:t>
-      </w:r>
-      <w:proofErr w:type="spellEnd"/>
+      </w:pPr>
+      <w:bookmarkStart w:id="25" w:name="_xw0rzyjzij9r" w:colFirst="0" w:colLast="0"/>
+      <w:bookmarkEnd w:id="25"/>
       <w:r>
         <w:rPr>
           <w:b/>
@@ -10622,7 +9951,7 @@
           <w:sz w:val="22"/>
           <w:szCs w:val="22"/>
         </w:rPr>
-        <w:t xml:space="preserve"> y alertas de vencimiento</w:t>
+        <w:t>5. Autenticación y roles</w:t>
       </w:r>
     </w:p>
     <w:p>
@@ -10630,77 +9959,7 @@
         <w:spacing w:before="240" w:after="240"/>
       </w:pPr>
       <w:r>
-        <w:t xml:space="preserve">Consultar varios servicios en cada solicitud de reporte, es decir, componer </w:t>
-      </w:r>
-      <w:proofErr w:type="spellStart"/>
-      <w:r>
-        <w:t>APIs</w:t>
-      </w:r>
-      <w:proofErr w:type="spellEnd"/>
-      <w:r>
-        <w:t xml:space="preserve"> en tiempo real (Richardson, 2018), sería lento y frágil. En su lugar, el servicio de reportes consultará periódicamente a los demás, por </w:t>
-      </w:r>
-      <w:proofErr w:type="gramStart"/>
-      <w:r>
-        <w:t>ejemplo</w:t>
-      </w:r>
-      <w:proofErr w:type="gramEnd"/>
-      <w:r>
-        <w:t xml:space="preserve"> cada cinco minutos, y guardará una copia de solo lectura en su propia base de datos MongoDB:</w:t>
-      </w:r>
-    </w:p>
-    <w:p>
-      <w:pPr>
-        <w:numPr>
-          <w:ilvl w:val="0"/>
-          <w:numId w:val="20"/>
-        </w:numPr>
-        <w:spacing w:before="240"/>
-      </w:pPr>
-      <w:r>
-        <w:t>Pedirá solo los registros modificados desde la última consulta.</w:t>
-      </w:r>
-    </w:p>
-    <w:p>
-      <w:pPr>
-        <w:numPr>
-          <w:ilvl w:val="0"/>
-          <w:numId w:val="20"/>
-        </w:numPr>
-      </w:pPr>
-      <w:r>
-        <w:t xml:space="preserve">El </w:t>
-      </w:r>
-      <w:proofErr w:type="spellStart"/>
-      <w:r>
-        <w:t>dashboard</w:t>
-      </w:r>
-      <w:proofErr w:type="spellEnd"/>
-      <w:r>
-        <w:t>, los reportes y las alertas de vencimiento se calcularán sobre esa copia, sin cargar las bases transaccionales.</w:t>
-      </w:r>
-    </w:p>
-    <w:p>
-      <w:pPr>
-        <w:numPr>
-          <w:ilvl w:val="0"/>
-          <w:numId w:val="20"/>
-        </w:numPr>
-      </w:pPr>
-      <w:r>
-        <w:t>Se acepta un desfase de algunos minutos, que la interfaz indicará. Es irrelevante para los vencimientos, que se miden en días.</w:t>
-      </w:r>
-    </w:p>
-    <w:p>
-      <w:pPr>
-        <w:numPr>
-          <w:ilvl w:val="0"/>
-          <w:numId w:val="20"/>
-        </w:numPr>
-        <w:spacing w:after="240"/>
-      </w:pPr>
-      <w:r>
-        <w:t>Si un servicio no responde, la copia conserva los últimos datos disponibles.</w:t>
+        <w:t>El Gateway en Laravel valida la firma y la vigencia del token JWT en cada petición. Luego extrae el identificador y el rol del usuario y los reenvía a los servicios en cabeceras internas. Cada servicio aplica su propia autorización según los ocho roles definidos. Solo el Gateway se expone fuera del clúster, y políticas de red de Kubernetes impiden el acceso directo a los servicios, lo que garantiza que esas cabeceras no puedan falsificarse desde el exterior.</w:t>
       </w:r>
     </w:p>
     <w:p>
@@ -10717,8 +9976,8 @@
           <w:szCs w:val="22"/>
         </w:rPr>
       </w:pPr>
-      <w:bookmarkStart w:id="25" w:name="_xw0rzyjzij9r" w:colFirst="0" w:colLast="0"/>
-      <w:bookmarkEnd w:id="25"/>
+      <w:bookmarkStart w:id="26" w:name="_efigowtx1hl3" w:colFirst="0" w:colLast="0"/>
+      <w:bookmarkEnd w:id="26"/>
       <w:r>
         <w:rPr>
           <w:b/>
@@ -10727,7 +9986,7 @@
           <w:sz w:val="22"/>
           <w:szCs w:val="22"/>
         </w:rPr>
-        <w:t>5. Autenticación y roles</w:t>
+        <w:t>6. Conclusión</w:t>
       </w:r>
     </w:p>
     <w:p>
@@ -10735,62 +9994,11 @@
         <w:spacing w:before="240" w:after="240"/>
       </w:pPr>
       <w:r>
-        <w:t xml:space="preserve">El Gateway en Laravel valida la firma y la vigencia del token JWT en cada petición. Luego extrae el identificador y el rol del usuario y los reenvía a los servicios en cabeceras internas. Cada servicio aplica su propia autorización según los ocho roles definidos. Solo el Gateway se expone fuera del clúster, y políticas de red de </w:t>
-      </w:r>
-      <w:proofErr w:type="spellStart"/>
-      <w:r>
-        <w:t>Kubernetes</w:t>
-      </w:r>
-      <w:proofErr w:type="spellEnd"/>
-      <w:r>
-        <w:t xml:space="preserve"> impiden el acceso directo a los servicios, lo que garantiza que esas cabeceras no puedan falsificarse desde el exterior.</w:t>
-      </w:r>
-    </w:p>
-    <w:p>
-      <w:pPr>
-        <w:pStyle w:val="Ttulo3"/>
-        <w:keepNext w:val="0"/>
-        <w:keepLines w:val="0"/>
-        <w:spacing w:before="280"/>
-        <w:rPr>
-          <w:b/>
-          <w:bCs/>
-          <w:color w:val="000000"/>
-          <w:sz w:val="22"/>
-          <w:szCs w:val="22"/>
-        </w:rPr>
-      </w:pPr>
-      <w:bookmarkStart w:id="26" w:name="_efigowtx1hl3" w:colFirst="0" w:colLast="0"/>
-      <w:bookmarkEnd w:id="26"/>
-      <w:r>
-        <w:rPr>
-          <w:b/>
-          <w:bCs/>
-          <w:color w:val="000000"/>
-          <w:sz w:val="22"/>
-          <w:szCs w:val="22"/>
-        </w:rPr>
-        <w:t>6. Conclusión</w:t>
-      </w:r>
-    </w:p>
-    <w:p>
-      <w:pPr>
-        <w:spacing w:before="240" w:after="240"/>
-      </w:pPr>
-      <w:r>
         <w:t xml:space="preserve">Los microservicios no son la opción más económica para una empresa de 45 empleados, y un monolito modular atendería su volumen actual. Se eligen porque resuelven tres </w:t>
       </w:r>
       <w:r>
         <w:lastRenderedPageBreak/>
-        <w:t xml:space="preserve">problemas concretos de </w:t>
-      </w:r>
-      <w:proofErr w:type="spellStart"/>
-      <w:r>
-        <w:t>AgroInsumos</w:t>
-      </w:r>
-      <w:proofErr w:type="spellEnd"/>
-      <w:r>
-        <w:t xml:space="preserve"> que el monolito modular solo resolvería con disciplina: la competencia entre la carga analítica y la operación, la protección del dominio de lotes y vencimientos, y el impacto de fallas en funciones secundarias. Además, dejan el sistema preparado para crecer en funcionalidades. Sus costos (operación, consistencia distribuida, disponibilidad encadenada) se reconocen explícitamente y se gestionan con pocos servicios, reintentos acotados, estados intermedios y una copia de lectura para reportes.</w:t>
+        <w:t>problemas concretos de AgroInsumos que el monolito modular solo resolvería con disciplina: la competencia entre la carga analítica y la operación, la protección del dominio de lotes y vencimientos, y el impacto de fallas en funciones secundarias. Además, dejan el sistema preparado para crecer en funcionalidades. Sus costos (operación, consistencia distribuida, disponibilidad encadenada) se reconocen explícitamente y se gestionan con pocos servicios, reintentos acotados, estados intermedios y una copia de lectura para reportes.</w:t>
       </w:r>
     </w:p>
     <w:p/>
@@ -10829,39 +10037,7 @@
           <w:b/>
           <w:bCs/>
         </w:rPr>
-        <w:t>1. Contextos delimitados (</w:t>
-      </w:r>
-      <w:proofErr w:type="spellStart"/>
-      <w:r>
-        <w:rPr>
-          <w:b/>
-          <w:bCs/>
-        </w:rPr>
-        <w:t>bounded</w:t>
-      </w:r>
-      <w:proofErr w:type="spellEnd"/>
-      <w:r>
-        <w:rPr>
-          <w:b/>
-          <w:bCs/>
-        </w:rPr>
-        <w:t xml:space="preserve"> </w:t>
-      </w:r>
-      <w:proofErr w:type="spellStart"/>
-      <w:r>
-        <w:rPr>
-          <w:b/>
-          <w:bCs/>
-        </w:rPr>
-        <w:t>contexts</w:t>
-      </w:r>
-      <w:proofErr w:type="spellEnd"/>
-      <w:r>
-        <w:rPr>
-          <w:b/>
-          <w:bCs/>
-        </w:rPr>
-        <w:t>)</w:t>
+        <w:t>1. Contextos delimitados (bounded contexts)</w:t>
       </w:r>
     </w:p>
     <w:p>
@@ -10961,15 +10137,7 @@
         <w:t>Analítica:</w:t>
       </w:r>
       <w:r>
-        <w:t xml:space="preserve"> reportes, </w:t>
-      </w:r>
-      <w:proofErr w:type="spellStart"/>
-      <w:r>
-        <w:t>dashboard</w:t>
-      </w:r>
-      <w:proofErr w:type="spellEnd"/>
-      <w:r>
-        <w:t xml:space="preserve"> y vigilancia de vencimientos.</w:t>
+        <w:t xml:space="preserve"> reportes, dashboard y vigilancia de vencimientos.</w:t>
       </w:r>
     </w:p>
     <w:p>
@@ -11684,15 +10852,7 @@
           </w:tcPr>
           <w:p>
             <w:r>
-              <w:t xml:space="preserve">Cada cinco minutos consulta a los demás servicios y guarda una copia desnormalizada de solo lectura, adecuada para las agregaciones del </w:t>
-            </w:r>
-            <w:proofErr w:type="spellStart"/>
-            <w:r>
-              <w:t>dashboard</w:t>
-            </w:r>
-            <w:proofErr w:type="spellEnd"/>
-            <w:r>
-              <w:t>.</w:t>
+              <w:t>Cada cinco minutos consulta a los demás servicios y guarda una copia desnormalizada de solo lectura, adecuada para las agregaciones del dashboard.</w:t>
             </w:r>
           </w:p>
         </w:tc>
@@ -11766,15 +10926,7 @@
         <w:t>Traslados → Inventario.</w:t>
       </w:r>
       <w:r>
-        <w:t xml:space="preserve"> Despachar descuenta existencias en origen, recibir </w:t>
-      </w:r>
-      <w:proofErr w:type="gramStart"/>
-      <w:r>
-        <w:t>las suma</w:t>
-      </w:r>
-      <w:proofErr w:type="gramEnd"/>
-      <w:r>
-        <w:t xml:space="preserve"> en destino y rechazar las devuelve al origen. Cada cambio de estado debe ser atómico con el movimiento de stock; separarlo exigiría una transacción distribuida sobre REST.</w:t>
+        <w:t xml:space="preserve"> Despachar descuenta existencias en origen, recibir las suma en destino y rechazar las devuelve al origen. Cada cambio de estado debe ser atómico con el movimiento de stock; separarlo exigiría una transacción distribuida sobre REST.</w:t>
       </w:r>
     </w:p>
     <w:p>
@@ -11898,15 +11050,7 @@
         <w:spacing w:after="240"/>
       </w:pPr>
       <w:r>
-        <w:t xml:space="preserve">El </w:t>
-      </w:r>
-      <w:proofErr w:type="spellStart"/>
-      <w:r>
-        <w:t>dashboard</w:t>
-      </w:r>
-      <w:proofErr w:type="spellEnd"/>
-      <w:r>
-        <w:t xml:space="preserve"> presenta ambas alertas de forma consolidada.</w:t>
+        <w:t>El dashboard presenta ambas alertas de forma consolidada.</w:t>
       </w:r>
     </w:p>
     <w:p>
@@ -12000,6 +11144,2238 @@
     </w:p>
     <w:p>
       <w:pPr>
+        <w:spacing w:before="240" w:after="240"/>
+      </w:pPr>
+    </w:p>
+    <w:p>
+      <w:pPr>
+        <w:spacing w:before="240" w:after="240"/>
+        <w:rPr>
+          <w:b/>
+          <w:bCs/>
+          <w:lang w:val="es-CO"/>
+        </w:rPr>
+      </w:pPr>
+      <w:r>
+        <w:rPr>
+          <w:b/>
+          <w:bCs/>
+          <w:lang w:val="es-CO"/>
+        </w:rPr>
+        <w:t>Contratos de API (OpenAPI 3.0)</w:t>
+      </w:r>
+    </w:p>
+    <w:tbl>
+      <w:tblPr>
+        <w:tblW w:w="0" w:type="dxa"/>
+        <w:tblBorders>
+          <w:top w:val="single" w:sz="2" w:space="0" w:color="auto"/>
+          <w:left w:val="single" w:sz="2" w:space="0" w:color="auto"/>
+          <w:bottom w:val="single" w:sz="2" w:space="0" w:color="auto"/>
+          <w:right w:val="single" w:sz="2" w:space="0" w:color="auto"/>
+        </w:tblBorders>
+        <w:shd w:val="clear" w:color="auto" w:fill="FFFFFF"/>
+        <w:tblLook w:val="04A0" w:firstRow="1" w:lastRow="0" w:firstColumn="1" w:lastColumn="0" w:noHBand="0" w:noVBand="1"/>
+      </w:tblPr>
+      <w:tblGrid>
+        <w:gridCol w:w="2160"/>
+        <w:gridCol w:w="2160"/>
+        <w:gridCol w:w="2160"/>
+        <w:gridCol w:w="2160"/>
+      </w:tblGrid>
+      <w:tr>
+        <w:tc>
+          <w:tcPr>
+            <w:tcW w:w="2160" w:type="dxa"/>
+            <w:tcBorders>
+              <w:top w:val="single" w:sz="8" w:space="0" w:color="000000"/>
+              <w:left w:val="single" w:sz="8" w:space="0" w:color="000000"/>
+              <w:bottom w:val="single" w:sz="8" w:space="0" w:color="000000"/>
+              <w:right w:val="single" w:sz="8" w:space="0" w:color="000000"/>
+            </w:tcBorders>
+            <w:shd w:val="clear" w:color="auto" w:fill="FFFFFF"/>
+            <w:vAlign w:val="center"/>
+            <w:hideMark/>
+          </w:tcPr>
+          <w:p>
+            <w:pPr>
+              <w:spacing w:before="240" w:after="240"/>
+              <w:rPr>
+                <w:b/>
+                <w:bCs/>
+                <w:lang w:val="es-CO"/>
+              </w:rPr>
+            </w:pPr>
+            <w:r>
+              <w:rPr>
+                <w:b/>
+                <w:bCs/>
+                <w:lang w:val="es-CO"/>
+              </w:rPr>
+              <w:lastRenderedPageBreak/>
+              <w:t>Servicio</w:t>
+            </w:r>
+          </w:p>
+        </w:tc>
+        <w:tc>
+          <w:tcPr>
+            <w:tcW w:w="2160" w:type="dxa"/>
+            <w:tcBorders>
+              <w:top w:val="single" w:sz="8" w:space="0" w:color="000000"/>
+              <w:left w:val="single" w:sz="8" w:space="0" w:color="000000"/>
+              <w:bottom w:val="single" w:sz="8" w:space="0" w:color="000000"/>
+              <w:right w:val="single" w:sz="8" w:space="0" w:color="000000"/>
+            </w:tcBorders>
+            <w:shd w:val="clear" w:color="auto" w:fill="FFFFFF"/>
+            <w:vAlign w:val="center"/>
+            <w:hideMark/>
+          </w:tcPr>
+          <w:p>
+            <w:pPr>
+              <w:spacing w:before="240" w:after="240"/>
+              <w:rPr>
+                <w:b/>
+                <w:bCs/>
+                <w:lang w:val="es-CO"/>
+              </w:rPr>
+            </w:pPr>
+            <w:r>
+              <w:rPr>
+                <w:b/>
+                <w:bCs/>
+                <w:lang w:val="es-CO"/>
+              </w:rPr>
+              <w:t>Contrato</w:t>
+            </w:r>
+          </w:p>
+        </w:tc>
+        <w:tc>
+          <w:tcPr>
+            <w:tcW w:w="2160" w:type="dxa"/>
+            <w:tcBorders>
+              <w:top w:val="single" w:sz="8" w:space="0" w:color="000000"/>
+              <w:left w:val="single" w:sz="8" w:space="0" w:color="000000"/>
+              <w:bottom w:val="single" w:sz="8" w:space="0" w:color="000000"/>
+              <w:right w:val="single" w:sz="8" w:space="0" w:color="000000"/>
+            </w:tcBorders>
+            <w:shd w:val="clear" w:color="auto" w:fill="FFFFFF"/>
+            <w:vAlign w:val="center"/>
+            <w:hideMark/>
+          </w:tcPr>
+          <w:p>
+            <w:pPr>
+              <w:spacing w:before="240" w:after="240"/>
+              <w:rPr>
+                <w:b/>
+                <w:bCs/>
+                <w:lang w:val="es-CO"/>
+              </w:rPr>
+            </w:pPr>
+            <w:r>
+              <w:rPr>
+                <w:b/>
+                <w:bCs/>
+                <w:lang w:val="es-CO"/>
+              </w:rPr>
+              <w:t>Stack</w:t>
+            </w:r>
+          </w:p>
+        </w:tc>
+        <w:tc>
+          <w:tcPr>
+            <w:tcW w:w="2160" w:type="dxa"/>
+            <w:tcBorders>
+              <w:top w:val="single" w:sz="8" w:space="0" w:color="000000"/>
+              <w:left w:val="single" w:sz="8" w:space="0" w:color="000000"/>
+              <w:bottom w:val="single" w:sz="8" w:space="0" w:color="000000"/>
+              <w:right w:val="single" w:sz="8" w:space="0" w:color="000000"/>
+            </w:tcBorders>
+            <w:shd w:val="clear" w:color="auto" w:fill="FFFFFF"/>
+            <w:vAlign w:val="center"/>
+            <w:hideMark/>
+          </w:tcPr>
+          <w:p>
+            <w:pPr>
+              <w:spacing w:before="240" w:after="240"/>
+              <w:rPr>
+                <w:b/>
+                <w:bCs/>
+                <w:lang w:val="es-CO"/>
+              </w:rPr>
+            </w:pPr>
+            <w:r>
+              <w:rPr>
+                <w:b/>
+                <w:bCs/>
+                <w:lang w:val="es-CO"/>
+              </w:rPr>
+              <w:t>Puerto local</w:t>
+            </w:r>
+          </w:p>
+        </w:tc>
+      </w:tr>
+      <w:tr>
+        <w:tc>
+          <w:tcPr>
+            <w:tcW w:w="2160" w:type="dxa"/>
+            <w:tcBorders>
+              <w:top w:val="single" w:sz="8" w:space="0" w:color="000000"/>
+              <w:left w:val="single" w:sz="8" w:space="0" w:color="000000"/>
+              <w:bottom w:val="single" w:sz="8" w:space="0" w:color="000000"/>
+              <w:right w:val="single" w:sz="8" w:space="0" w:color="000000"/>
+            </w:tcBorders>
+            <w:shd w:val="clear" w:color="auto" w:fill="FFFFFF"/>
+            <w:vAlign w:val="center"/>
+            <w:hideMark/>
+          </w:tcPr>
+          <w:p>
+            <w:pPr>
+              <w:spacing w:before="240" w:after="240"/>
+              <w:rPr>
+                <w:b/>
+                <w:bCs/>
+                <w:lang w:val="es-CO"/>
+              </w:rPr>
+            </w:pPr>
+            <w:r>
+              <w:rPr>
+                <w:b/>
+                <w:bCs/>
+                <w:lang w:val="es-CO"/>
+              </w:rPr>
+              <w:t>API Gateway</w:t>
+            </w:r>
+          </w:p>
+        </w:tc>
+        <w:tc>
+          <w:tcPr>
+            <w:tcW w:w="2160" w:type="dxa"/>
+            <w:tcBorders>
+              <w:top w:val="single" w:sz="8" w:space="0" w:color="000000"/>
+              <w:left w:val="single" w:sz="8" w:space="0" w:color="000000"/>
+              <w:bottom w:val="single" w:sz="8" w:space="0" w:color="000000"/>
+              <w:right w:val="single" w:sz="8" w:space="0" w:color="000000"/>
+            </w:tcBorders>
+            <w:shd w:val="clear" w:color="auto" w:fill="FFFFFF"/>
+            <w:vAlign w:val="center"/>
+            <w:hideMark/>
+          </w:tcPr>
+          <w:p>
+            <w:pPr>
+              <w:spacing w:before="240" w:after="240"/>
+              <w:rPr>
+                <w:b/>
+                <w:bCs/>
+                <w:lang w:val="es-CO"/>
+              </w:rPr>
+            </w:pPr>
+            <w:r>
+              <w:rPr>
+                <w:b/>
+                <w:bCs/>
+                <w:lang w:val="es-CO"/>
+              </w:rPr>
+              <w:t>(enrutamiento, ver tabla abajo)</w:t>
+            </w:r>
+          </w:p>
+        </w:tc>
+        <w:tc>
+          <w:tcPr>
+            <w:tcW w:w="2160" w:type="dxa"/>
+            <w:tcBorders>
+              <w:top w:val="single" w:sz="8" w:space="0" w:color="000000"/>
+              <w:left w:val="single" w:sz="8" w:space="0" w:color="000000"/>
+              <w:bottom w:val="single" w:sz="8" w:space="0" w:color="000000"/>
+              <w:right w:val="single" w:sz="8" w:space="0" w:color="000000"/>
+            </w:tcBorders>
+            <w:shd w:val="clear" w:color="auto" w:fill="FFFFFF"/>
+            <w:vAlign w:val="center"/>
+            <w:hideMark/>
+          </w:tcPr>
+          <w:p>
+            <w:pPr>
+              <w:spacing w:before="240" w:after="240"/>
+              <w:rPr>
+                <w:b/>
+                <w:bCs/>
+                <w:lang w:val="es-CO"/>
+              </w:rPr>
+            </w:pPr>
+            <w:r>
+              <w:rPr>
+                <w:b/>
+                <w:bCs/>
+                <w:lang w:val="es-CO"/>
+              </w:rPr>
+              <w:t>Laravel + MySQL</w:t>
+            </w:r>
+          </w:p>
+        </w:tc>
+        <w:tc>
+          <w:tcPr>
+            <w:tcW w:w="2160" w:type="dxa"/>
+            <w:tcBorders>
+              <w:top w:val="single" w:sz="8" w:space="0" w:color="000000"/>
+              <w:left w:val="single" w:sz="8" w:space="0" w:color="000000"/>
+              <w:bottom w:val="single" w:sz="8" w:space="0" w:color="000000"/>
+              <w:right w:val="single" w:sz="8" w:space="0" w:color="000000"/>
+            </w:tcBorders>
+            <w:shd w:val="clear" w:color="auto" w:fill="FFFFFF"/>
+            <w:vAlign w:val="center"/>
+            <w:hideMark/>
+          </w:tcPr>
+          <w:p>
+            <w:pPr>
+              <w:spacing w:before="240" w:after="240"/>
+              <w:rPr>
+                <w:b/>
+                <w:bCs/>
+                <w:lang w:val="es-CO"/>
+              </w:rPr>
+            </w:pPr>
+            <w:r>
+              <w:rPr>
+                <w:b/>
+                <w:bCs/>
+                <w:lang w:val="es-CO"/>
+              </w:rPr>
+              <w:t>8000</w:t>
+            </w:r>
+          </w:p>
+        </w:tc>
+      </w:tr>
+      <w:tr>
+        <w:tc>
+          <w:tcPr>
+            <w:tcW w:w="2160" w:type="dxa"/>
+            <w:tcBorders>
+              <w:top w:val="single" w:sz="8" w:space="0" w:color="000000"/>
+              <w:left w:val="single" w:sz="8" w:space="0" w:color="000000"/>
+              <w:bottom w:val="single" w:sz="8" w:space="0" w:color="000000"/>
+              <w:right w:val="single" w:sz="8" w:space="0" w:color="000000"/>
+            </w:tcBorders>
+            <w:shd w:val="clear" w:color="auto" w:fill="FFFFFF"/>
+            <w:vAlign w:val="center"/>
+            <w:hideMark/>
+          </w:tcPr>
+          <w:p>
+            <w:pPr>
+              <w:spacing w:before="240" w:after="240"/>
+              <w:rPr>
+                <w:b/>
+                <w:bCs/>
+                <w:lang w:val="es-CO"/>
+              </w:rPr>
+            </w:pPr>
+            <w:r>
+              <w:rPr>
+                <w:b/>
+                <w:bCs/>
+                <w:lang w:val="es-CO"/>
+              </w:rPr>
+              <w:t>Identidad</w:t>
+            </w:r>
+          </w:p>
+        </w:tc>
+        <w:tc>
+          <w:tcPr>
+            <w:tcW w:w="2160" w:type="dxa"/>
+            <w:tcBorders>
+              <w:top w:val="single" w:sz="8" w:space="0" w:color="000000"/>
+              <w:left w:val="single" w:sz="8" w:space="0" w:color="000000"/>
+              <w:bottom w:val="single" w:sz="8" w:space="0" w:color="000000"/>
+              <w:right w:val="single" w:sz="8" w:space="0" w:color="000000"/>
+            </w:tcBorders>
+            <w:shd w:val="clear" w:color="auto" w:fill="FFFFFF"/>
+            <w:vAlign w:val="center"/>
+            <w:hideMark/>
+          </w:tcPr>
+          <w:p>
+            <w:pPr>
+              <w:spacing w:before="240" w:after="240"/>
+              <w:rPr>
+                <w:b/>
+                <w:bCs/>
+                <w:lang w:val="es-CO"/>
+              </w:rPr>
+            </w:pPr>
+            <w:r>
+              <w:rPr>
+                <w:b/>
+                <w:bCs/>
+                <w:lang w:val="es-CO"/>
+              </w:rPr>
+              <w:t>identidad.json</w:t>
+            </w:r>
+          </w:p>
+        </w:tc>
+        <w:tc>
+          <w:tcPr>
+            <w:tcW w:w="2160" w:type="dxa"/>
+            <w:tcBorders>
+              <w:top w:val="single" w:sz="8" w:space="0" w:color="000000"/>
+              <w:left w:val="single" w:sz="8" w:space="0" w:color="000000"/>
+              <w:bottom w:val="single" w:sz="8" w:space="0" w:color="000000"/>
+              <w:right w:val="single" w:sz="8" w:space="0" w:color="000000"/>
+            </w:tcBorders>
+            <w:shd w:val="clear" w:color="auto" w:fill="FFFFFF"/>
+            <w:vAlign w:val="center"/>
+            <w:hideMark/>
+          </w:tcPr>
+          <w:p>
+            <w:pPr>
+              <w:spacing w:before="240" w:after="240"/>
+              <w:rPr>
+                <w:b/>
+                <w:bCs/>
+                <w:lang w:val="es-CO"/>
+              </w:rPr>
+            </w:pPr>
+            <w:r>
+              <w:rPr>
+                <w:b/>
+                <w:bCs/>
+                <w:lang w:val="es-CO"/>
+              </w:rPr>
+              <w:t>Django + MySQL</w:t>
+            </w:r>
+          </w:p>
+        </w:tc>
+        <w:tc>
+          <w:tcPr>
+            <w:tcW w:w="2160" w:type="dxa"/>
+            <w:tcBorders>
+              <w:top w:val="single" w:sz="8" w:space="0" w:color="000000"/>
+              <w:left w:val="single" w:sz="8" w:space="0" w:color="000000"/>
+              <w:bottom w:val="single" w:sz="8" w:space="0" w:color="000000"/>
+              <w:right w:val="single" w:sz="8" w:space="0" w:color="000000"/>
+            </w:tcBorders>
+            <w:shd w:val="clear" w:color="auto" w:fill="FFFFFF"/>
+            <w:vAlign w:val="center"/>
+            <w:hideMark/>
+          </w:tcPr>
+          <w:p>
+            <w:pPr>
+              <w:spacing w:before="240" w:after="240"/>
+              <w:rPr>
+                <w:b/>
+                <w:bCs/>
+                <w:lang w:val="es-CO"/>
+              </w:rPr>
+            </w:pPr>
+            <w:r>
+              <w:rPr>
+                <w:b/>
+                <w:bCs/>
+                <w:lang w:val="es-CO"/>
+              </w:rPr>
+              <w:t>8001</w:t>
+            </w:r>
+          </w:p>
+        </w:tc>
+      </w:tr>
+      <w:tr>
+        <w:tc>
+          <w:tcPr>
+            <w:tcW w:w="2160" w:type="dxa"/>
+            <w:tcBorders>
+              <w:top w:val="single" w:sz="8" w:space="0" w:color="000000"/>
+              <w:left w:val="single" w:sz="8" w:space="0" w:color="000000"/>
+              <w:bottom w:val="single" w:sz="8" w:space="0" w:color="000000"/>
+              <w:right w:val="single" w:sz="8" w:space="0" w:color="000000"/>
+            </w:tcBorders>
+            <w:shd w:val="clear" w:color="auto" w:fill="FFFFFF"/>
+            <w:vAlign w:val="center"/>
+            <w:hideMark/>
+          </w:tcPr>
+          <w:p>
+            <w:pPr>
+              <w:spacing w:before="240" w:after="240"/>
+              <w:rPr>
+                <w:b/>
+                <w:bCs/>
+                <w:lang w:val="es-CO"/>
+              </w:rPr>
+            </w:pPr>
+            <w:r>
+              <w:rPr>
+                <w:b/>
+                <w:bCs/>
+                <w:lang w:val="es-CO"/>
+              </w:rPr>
+              <w:t>Catálogo</w:t>
+            </w:r>
+          </w:p>
+        </w:tc>
+        <w:tc>
+          <w:tcPr>
+            <w:tcW w:w="2160" w:type="dxa"/>
+            <w:tcBorders>
+              <w:top w:val="single" w:sz="8" w:space="0" w:color="000000"/>
+              <w:left w:val="single" w:sz="8" w:space="0" w:color="000000"/>
+              <w:bottom w:val="single" w:sz="8" w:space="0" w:color="000000"/>
+              <w:right w:val="single" w:sz="8" w:space="0" w:color="000000"/>
+            </w:tcBorders>
+            <w:shd w:val="clear" w:color="auto" w:fill="FFFFFF"/>
+            <w:vAlign w:val="center"/>
+            <w:hideMark/>
+          </w:tcPr>
+          <w:p>
+            <w:pPr>
+              <w:spacing w:before="240" w:after="240"/>
+              <w:rPr>
+                <w:b/>
+                <w:bCs/>
+                <w:lang w:val="es-CO"/>
+              </w:rPr>
+            </w:pPr>
+            <w:r>
+              <w:rPr>
+                <w:b/>
+                <w:bCs/>
+                <w:lang w:val="es-CO"/>
+              </w:rPr>
+              <w:t>catalogo.json</w:t>
+            </w:r>
+          </w:p>
+        </w:tc>
+        <w:tc>
+          <w:tcPr>
+            <w:tcW w:w="2160" w:type="dxa"/>
+            <w:tcBorders>
+              <w:top w:val="single" w:sz="8" w:space="0" w:color="000000"/>
+              <w:left w:val="single" w:sz="8" w:space="0" w:color="000000"/>
+              <w:bottom w:val="single" w:sz="8" w:space="0" w:color="000000"/>
+              <w:right w:val="single" w:sz="8" w:space="0" w:color="000000"/>
+            </w:tcBorders>
+            <w:shd w:val="clear" w:color="auto" w:fill="FFFFFF"/>
+            <w:vAlign w:val="center"/>
+            <w:hideMark/>
+          </w:tcPr>
+          <w:p>
+            <w:pPr>
+              <w:spacing w:before="240" w:after="240"/>
+              <w:rPr>
+                <w:b/>
+                <w:bCs/>
+                <w:lang w:val="es-CO"/>
+              </w:rPr>
+            </w:pPr>
+            <w:r>
+              <w:rPr>
+                <w:b/>
+                <w:bCs/>
+                <w:lang w:val="es-CO"/>
+              </w:rPr>
+              <w:t>Django + MongoDB</w:t>
+            </w:r>
+          </w:p>
+        </w:tc>
+        <w:tc>
+          <w:tcPr>
+            <w:tcW w:w="2160" w:type="dxa"/>
+            <w:tcBorders>
+              <w:top w:val="single" w:sz="8" w:space="0" w:color="000000"/>
+              <w:left w:val="single" w:sz="8" w:space="0" w:color="000000"/>
+              <w:bottom w:val="single" w:sz="8" w:space="0" w:color="000000"/>
+              <w:right w:val="single" w:sz="8" w:space="0" w:color="000000"/>
+            </w:tcBorders>
+            <w:shd w:val="clear" w:color="auto" w:fill="FFFFFF"/>
+            <w:vAlign w:val="center"/>
+            <w:hideMark/>
+          </w:tcPr>
+          <w:p>
+            <w:pPr>
+              <w:spacing w:before="240" w:after="240"/>
+              <w:rPr>
+                <w:b/>
+                <w:bCs/>
+                <w:lang w:val="es-CO"/>
+              </w:rPr>
+            </w:pPr>
+            <w:r>
+              <w:rPr>
+                <w:b/>
+                <w:bCs/>
+                <w:lang w:val="es-CO"/>
+              </w:rPr>
+              <w:t>8002</w:t>
+            </w:r>
+          </w:p>
+        </w:tc>
+      </w:tr>
+      <w:tr>
+        <w:tc>
+          <w:tcPr>
+            <w:tcW w:w="2160" w:type="dxa"/>
+            <w:tcBorders>
+              <w:top w:val="single" w:sz="8" w:space="0" w:color="000000"/>
+              <w:left w:val="single" w:sz="8" w:space="0" w:color="000000"/>
+              <w:bottom w:val="single" w:sz="8" w:space="0" w:color="000000"/>
+              <w:right w:val="single" w:sz="8" w:space="0" w:color="000000"/>
+            </w:tcBorders>
+            <w:shd w:val="clear" w:color="auto" w:fill="FFFFFF"/>
+            <w:vAlign w:val="center"/>
+            <w:hideMark/>
+          </w:tcPr>
+          <w:p>
+            <w:pPr>
+              <w:spacing w:before="240" w:after="240"/>
+              <w:rPr>
+                <w:b/>
+                <w:bCs/>
+                <w:lang w:val="es-CO"/>
+              </w:rPr>
+            </w:pPr>
+            <w:r>
+              <w:rPr>
+                <w:b/>
+                <w:bCs/>
+                <w:lang w:val="es-CO"/>
+              </w:rPr>
+              <w:t>Inventario</w:t>
+            </w:r>
+          </w:p>
+        </w:tc>
+        <w:tc>
+          <w:tcPr>
+            <w:tcW w:w="2160" w:type="dxa"/>
+            <w:tcBorders>
+              <w:top w:val="single" w:sz="8" w:space="0" w:color="000000"/>
+              <w:left w:val="single" w:sz="8" w:space="0" w:color="000000"/>
+              <w:bottom w:val="single" w:sz="8" w:space="0" w:color="000000"/>
+              <w:right w:val="single" w:sz="8" w:space="0" w:color="000000"/>
+            </w:tcBorders>
+            <w:shd w:val="clear" w:color="auto" w:fill="FFFFFF"/>
+            <w:vAlign w:val="center"/>
+            <w:hideMark/>
+          </w:tcPr>
+          <w:p>
+            <w:pPr>
+              <w:spacing w:before="240" w:after="240"/>
+              <w:rPr>
+                <w:b/>
+                <w:bCs/>
+                <w:lang w:val="es-CO"/>
+              </w:rPr>
+            </w:pPr>
+            <w:r>
+              <w:rPr>
+                <w:b/>
+                <w:bCs/>
+                <w:lang w:val="es-CO"/>
+              </w:rPr>
+              <w:t>inventario.json</w:t>
+            </w:r>
+          </w:p>
+        </w:tc>
+        <w:tc>
+          <w:tcPr>
+            <w:tcW w:w="2160" w:type="dxa"/>
+            <w:tcBorders>
+              <w:top w:val="single" w:sz="8" w:space="0" w:color="000000"/>
+              <w:left w:val="single" w:sz="8" w:space="0" w:color="000000"/>
+              <w:bottom w:val="single" w:sz="8" w:space="0" w:color="000000"/>
+              <w:right w:val="single" w:sz="8" w:space="0" w:color="000000"/>
+            </w:tcBorders>
+            <w:shd w:val="clear" w:color="auto" w:fill="FFFFFF"/>
+            <w:vAlign w:val="center"/>
+            <w:hideMark/>
+          </w:tcPr>
+          <w:p>
+            <w:pPr>
+              <w:spacing w:before="240" w:after="240"/>
+              <w:rPr>
+                <w:b/>
+                <w:bCs/>
+                <w:lang w:val="es-CO"/>
+              </w:rPr>
+            </w:pPr>
+            <w:r>
+              <w:rPr>
+                <w:b/>
+                <w:bCs/>
+                <w:lang w:val="es-CO"/>
+              </w:rPr>
+              <w:t>Django + MySQL</w:t>
+            </w:r>
+          </w:p>
+        </w:tc>
+        <w:tc>
+          <w:tcPr>
+            <w:tcW w:w="2160" w:type="dxa"/>
+            <w:tcBorders>
+              <w:top w:val="single" w:sz="8" w:space="0" w:color="000000"/>
+              <w:left w:val="single" w:sz="8" w:space="0" w:color="000000"/>
+              <w:bottom w:val="single" w:sz="8" w:space="0" w:color="000000"/>
+              <w:right w:val="single" w:sz="8" w:space="0" w:color="000000"/>
+            </w:tcBorders>
+            <w:shd w:val="clear" w:color="auto" w:fill="FFFFFF"/>
+            <w:vAlign w:val="center"/>
+            <w:hideMark/>
+          </w:tcPr>
+          <w:p>
+            <w:pPr>
+              <w:spacing w:before="240" w:after="240"/>
+              <w:rPr>
+                <w:b/>
+                <w:bCs/>
+                <w:lang w:val="es-CO"/>
+              </w:rPr>
+            </w:pPr>
+            <w:r>
+              <w:rPr>
+                <w:b/>
+                <w:bCs/>
+                <w:lang w:val="es-CO"/>
+              </w:rPr>
+              <w:t>8003</w:t>
+            </w:r>
+          </w:p>
+        </w:tc>
+      </w:tr>
+      <w:tr>
+        <w:tc>
+          <w:tcPr>
+            <w:tcW w:w="2160" w:type="dxa"/>
+            <w:tcBorders>
+              <w:top w:val="single" w:sz="8" w:space="0" w:color="000000"/>
+              <w:left w:val="single" w:sz="8" w:space="0" w:color="000000"/>
+              <w:bottom w:val="single" w:sz="8" w:space="0" w:color="000000"/>
+              <w:right w:val="single" w:sz="8" w:space="0" w:color="000000"/>
+            </w:tcBorders>
+            <w:shd w:val="clear" w:color="auto" w:fill="FFFFFF"/>
+            <w:vAlign w:val="center"/>
+            <w:hideMark/>
+          </w:tcPr>
+          <w:p>
+            <w:pPr>
+              <w:spacing w:before="240" w:after="240"/>
+              <w:rPr>
+                <w:b/>
+                <w:bCs/>
+                <w:lang w:val="es-CO"/>
+              </w:rPr>
+            </w:pPr>
+            <w:r>
+              <w:rPr>
+                <w:b/>
+                <w:bCs/>
+                <w:lang w:val="es-CO"/>
+              </w:rPr>
+              <w:t>Compras</w:t>
+            </w:r>
+          </w:p>
+        </w:tc>
+        <w:tc>
+          <w:tcPr>
+            <w:tcW w:w="2160" w:type="dxa"/>
+            <w:tcBorders>
+              <w:top w:val="single" w:sz="8" w:space="0" w:color="000000"/>
+              <w:left w:val="single" w:sz="8" w:space="0" w:color="000000"/>
+              <w:bottom w:val="single" w:sz="8" w:space="0" w:color="000000"/>
+              <w:right w:val="single" w:sz="8" w:space="0" w:color="000000"/>
+            </w:tcBorders>
+            <w:shd w:val="clear" w:color="auto" w:fill="FFFFFF"/>
+            <w:vAlign w:val="center"/>
+            <w:hideMark/>
+          </w:tcPr>
+          <w:p>
+            <w:pPr>
+              <w:spacing w:before="240" w:after="240"/>
+              <w:rPr>
+                <w:b/>
+                <w:bCs/>
+                <w:lang w:val="es-CO"/>
+              </w:rPr>
+            </w:pPr>
+            <w:r>
+              <w:rPr>
+                <w:b/>
+                <w:bCs/>
+                <w:lang w:val="es-CO"/>
+              </w:rPr>
+              <w:t>compras.json</w:t>
+            </w:r>
+          </w:p>
+        </w:tc>
+        <w:tc>
+          <w:tcPr>
+            <w:tcW w:w="2160" w:type="dxa"/>
+            <w:tcBorders>
+              <w:top w:val="single" w:sz="8" w:space="0" w:color="000000"/>
+              <w:left w:val="single" w:sz="8" w:space="0" w:color="000000"/>
+              <w:bottom w:val="single" w:sz="8" w:space="0" w:color="000000"/>
+              <w:right w:val="single" w:sz="8" w:space="0" w:color="000000"/>
+            </w:tcBorders>
+            <w:shd w:val="clear" w:color="auto" w:fill="FFFFFF"/>
+            <w:vAlign w:val="center"/>
+            <w:hideMark/>
+          </w:tcPr>
+          <w:p>
+            <w:pPr>
+              <w:spacing w:before="240" w:after="240"/>
+              <w:rPr>
+                <w:b/>
+                <w:bCs/>
+                <w:lang w:val="es-CO"/>
+              </w:rPr>
+            </w:pPr>
+            <w:r>
+              <w:rPr>
+                <w:b/>
+                <w:bCs/>
+                <w:lang w:val="es-CO"/>
+              </w:rPr>
+              <w:t>Django + MySQL</w:t>
+            </w:r>
+          </w:p>
+        </w:tc>
+        <w:tc>
+          <w:tcPr>
+            <w:tcW w:w="2160" w:type="dxa"/>
+            <w:tcBorders>
+              <w:top w:val="single" w:sz="8" w:space="0" w:color="000000"/>
+              <w:left w:val="single" w:sz="8" w:space="0" w:color="000000"/>
+              <w:bottom w:val="single" w:sz="8" w:space="0" w:color="000000"/>
+              <w:right w:val="single" w:sz="8" w:space="0" w:color="000000"/>
+            </w:tcBorders>
+            <w:shd w:val="clear" w:color="auto" w:fill="FFFFFF"/>
+            <w:vAlign w:val="center"/>
+            <w:hideMark/>
+          </w:tcPr>
+          <w:p>
+            <w:pPr>
+              <w:spacing w:before="240" w:after="240"/>
+              <w:rPr>
+                <w:b/>
+                <w:bCs/>
+                <w:lang w:val="es-CO"/>
+              </w:rPr>
+            </w:pPr>
+            <w:r>
+              <w:rPr>
+                <w:b/>
+                <w:bCs/>
+                <w:lang w:val="es-CO"/>
+              </w:rPr>
+              <w:t>8004</w:t>
+            </w:r>
+          </w:p>
+        </w:tc>
+      </w:tr>
+      <w:tr>
+        <w:tc>
+          <w:tcPr>
+            <w:tcW w:w="2160" w:type="dxa"/>
+            <w:tcBorders>
+              <w:top w:val="single" w:sz="8" w:space="0" w:color="000000"/>
+              <w:left w:val="single" w:sz="8" w:space="0" w:color="000000"/>
+              <w:bottom w:val="single" w:sz="8" w:space="0" w:color="000000"/>
+              <w:right w:val="single" w:sz="8" w:space="0" w:color="000000"/>
+            </w:tcBorders>
+            <w:shd w:val="clear" w:color="auto" w:fill="FFFFFF"/>
+            <w:vAlign w:val="center"/>
+            <w:hideMark/>
+          </w:tcPr>
+          <w:p>
+            <w:pPr>
+              <w:spacing w:before="240" w:after="240"/>
+              <w:rPr>
+                <w:b/>
+                <w:bCs/>
+                <w:lang w:val="es-CO"/>
+              </w:rPr>
+            </w:pPr>
+            <w:r>
+              <w:rPr>
+                <w:b/>
+                <w:bCs/>
+                <w:lang w:val="es-CO"/>
+              </w:rPr>
+              <w:t>Reportes</w:t>
+            </w:r>
+          </w:p>
+        </w:tc>
+        <w:tc>
+          <w:tcPr>
+            <w:tcW w:w="2160" w:type="dxa"/>
+            <w:tcBorders>
+              <w:top w:val="single" w:sz="8" w:space="0" w:color="000000"/>
+              <w:left w:val="single" w:sz="8" w:space="0" w:color="000000"/>
+              <w:bottom w:val="single" w:sz="8" w:space="0" w:color="000000"/>
+              <w:right w:val="single" w:sz="8" w:space="0" w:color="000000"/>
+            </w:tcBorders>
+            <w:shd w:val="clear" w:color="auto" w:fill="FFFFFF"/>
+            <w:vAlign w:val="center"/>
+            <w:hideMark/>
+          </w:tcPr>
+          <w:p>
+            <w:pPr>
+              <w:spacing w:before="240" w:after="240"/>
+              <w:rPr>
+                <w:b/>
+                <w:bCs/>
+                <w:lang w:val="es-CO"/>
+              </w:rPr>
+            </w:pPr>
+            <w:r>
+              <w:rPr>
+                <w:b/>
+                <w:bCs/>
+                <w:lang w:val="es-CO"/>
+              </w:rPr>
+              <w:t>reportes.json</w:t>
+            </w:r>
+          </w:p>
+        </w:tc>
+        <w:tc>
+          <w:tcPr>
+            <w:tcW w:w="2160" w:type="dxa"/>
+            <w:tcBorders>
+              <w:top w:val="single" w:sz="8" w:space="0" w:color="000000"/>
+              <w:left w:val="single" w:sz="8" w:space="0" w:color="000000"/>
+              <w:bottom w:val="single" w:sz="8" w:space="0" w:color="000000"/>
+              <w:right w:val="single" w:sz="8" w:space="0" w:color="000000"/>
+            </w:tcBorders>
+            <w:shd w:val="clear" w:color="auto" w:fill="FFFFFF"/>
+            <w:vAlign w:val="center"/>
+            <w:hideMark/>
+          </w:tcPr>
+          <w:p>
+            <w:pPr>
+              <w:spacing w:before="240" w:after="240"/>
+              <w:rPr>
+                <w:b/>
+                <w:bCs/>
+                <w:lang w:val="es-CO"/>
+              </w:rPr>
+            </w:pPr>
+            <w:r>
+              <w:rPr>
+                <w:b/>
+                <w:bCs/>
+                <w:lang w:val="es-CO"/>
+              </w:rPr>
+              <w:t>Django + MongoDB</w:t>
+            </w:r>
+          </w:p>
+        </w:tc>
+        <w:tc>
+          <w:tcPr>
+            <w:tcW w:w="2160" w:type="dxa"/>
+            <w:tcBorders>
+              <w:top w:val="single" w:sz="8" w:space="0" w:color="000000"/>
+              <w:left w:val="single" w:sz="8" w:space="0" w:color="000000"/>
+              <w:bottom w:val="single" w:sz="8" w:space="0" w:color="000000"/>
+              <w:right w:val="single" w:sz="8" w:space="0" w:color="000000"/>
+            </w:tcBorders>
+            <w:shd w:val="clear" w:color="auto" w:fill="FFFFFF"/>
+            <w:vAlign w:val="center"/>
+            <w:hideMark/>
+          </w:tcPr>
+          <w:p>
+            <w:pPr>
+              <w:spacing w:before="240" w:after="240"/>
+              <w:rPr>
+                <w:b/>
+                <w:bCs/>
+                <w:lang w:val="es-CO"/>
+              </w:rPr>
+            </w:pPr>
+            <w:r>
+              <w:rPr>
+                <w:b/>
+                <w:bCs/>
+                <w:lang w:val="es-CO"/>
+              </w:rPr>
+              <w:t>8005</w:t>
+            </w:r>
+          </w:p>
+        </w:tc>
+      </w:tr>
+    </w:tbl>
+    <w:p>
+      <w:pPr>
+        <w:spacing w:before="240" w:after="240"/>
+        <w:rPr>
+          <w:b/>
+          <w:bCs/>
+          <w:lang w:val="es-CO"/>
+        </w:rPr>
+      </w:pPr>
+    </w:p>
+    <w:p>
+      <w:pPr>
+        <w:spacing w:before="240" w:after="240"/>
+        <w:rPr>
+          <w:lang w:val="es-CO"/>
+        </w:rPr>
+      </w:pPr>
+      <w:r>
+        <w:rPr>
+          <w:lang w:val="es-CO"/>
+        </w:rPr>
+        <w:t>Visualizar: pegar el JSON en https://editor.swagger.io o usar la extensión "OpenAPI (Swagger) Editor" de VS Code. Validar: python -m pip install openapi-spec-validator y python -m openapi_spec_validator &lt;archivo&gt;.json.</w:t>
+      </w:r>
+    </w:p>
+    <w:p>
+      <w:pPr>
+        <w:spacing w:before="240" w:after="240"/>
+        <w:rPr>
+          <w:b/>
+          <w:bCs/>
+          <w:lang w:val="es-CO"/>
+        </w:rPr>
+      </w:pPr>
+      <w:r>
+        <w:rPr>
+          <w:b/>
+          <w:bCs/>
+          <w:lang w:val="es-CO"/>
+        </w:rPr>
+        <w:t>Convenciones comunes</w:t>
+      </w:r>
+    </w:p>
+    <w:p>
+      <w:pPr>
+        <w:numPr>
+          <w:ilvl w:val="0"/>
+          <w:numId w:val="22"/>
+        </w:numPr>
+        <w:spacing w:before="240" w:after="240"/>
+        <w:rPr>
+          <w:lang w:val="es-CO"/>
+        </w:rPr>
+      </w:pPr>
+      <w:r>
+        <w:rPr>
+          <w:lang w:val="es-CO"/>
+        </w:rPr>
+        <w:t>Prefijo y versión: /api/v1.</w:t>
+      </w:r>
+    </w:p>
+    <w:p>
+      <w:pPr>
+        <w:numPr>
+          <w:ilvl w:val="0"/>
+          <w:numId w:val="22"/>
+        </w:numPr>
+        <w:spacing w:before="240" w:after="240"/>
+        <w:rPr>
+          <w:lang w:val="es-CO"/>
+        </w:rPr>
+      </w:pPr>
+      <w:r>
+        <w:rPr>
+          <w:lang w:val="es-CO"/>
+        </w:rPr>
+        <w:t>Autenticación: JWT Authorization: Bearer &lt;token&gt; emitido por Identidad. El Gateway valida firma y vigencia (sin llamar a Identidad) y consulta su lista de jti revocados (logout).</w:t>
+      </w:r>
+    </w:p>
+    <w:p>
+      <w:pPr>
+        <w:numPr>
+          <w:ilvl w:val="0"/>
+          <w:numId w:val="22"/>
+        </w:numPr>
+        <w:spacing w:before="240" w:after="240"/>
+        <w:rPr>
+          <w:lang w:val="es-CO"/>
+        </w:rPr>
+      </w:pPr>
+      <w:r>
+        <w:rPr>
+          <w:lang w:val="es-CO"/>
+        </w:rPr>
+        <w:t>Cabeceras internas que el Gateway reenvía a los servicios:</w:t>
+      </w:r>
+    </w:p>
+    <w:p>
+      <w:pPr>
+        <w:numPr>
+          <w:ilvl w:val="1"/>
+          <w:numId w:val="22"/>
+        </w:numPr>
+        <w:spacing w:before="240" w:after="240"/>
+        <w:rPr>
+          <w:lang w:val="es-CO"/>
+        </w:rPr>
+      </w:pPr>
+      <w:r>
+        <w:rPr>
+          <w:lang w:val="es-CO"/>
+        </w:rPr>
+        <w:t>X-User-Id, X-User-Role, X-User-Warehouses (ids separados por coma; vacío = todas las bodegas).</w:t>
+      </w:r>
+    </w:p>
+    <w:p>
+      <w:pPr>
+        <w:numPr>
+          <w:ilvl w:val="1"/>
+          <w:numId w:val="22"/>
+        </w:numPr>
+        <w:spacing w:before="240" w:after="240"/>
+        <w:rPr>
+          <w:lang w:val="es-CO"/>
+        </w:rPr>
+      </w:pPr>
+      <w:r>
+        <w:rPr>
+          <w:lang w:val="es-CO"/>
+        </w:rPr>
+        <w:t>X-Correlation-Id (lo genera el Gateway si no viene; se propaga en llamadas entre servicios).</w:t>
+      </w:r>
+    </w:p>
+    <w:p>
+      <w:pPr>
+        <w:numPr>
+          <w:ilvl w:val="0"/>
+          <w:numId w:val="22"/>
+        </w:numPr>
+        <w:spacing w:before="240" w:after="240"/>
+        <w:rPr>
+          <w:lang w:val="es-CO"/>
+        </w:rPr>
+      </w:pPr>
+      <w:r>
+        <w:rPr>
+          <w:lang w:val="es-CO"/>
+        </w:rPr>
+        <w:t>Idempotency-Key en escrituras reintentables (traslados, movimientos, recepciones). Mismo key = misma respuesta.</w:t>
+      </w:r>
+    </w:p>
+    <w:p>
+      <w:pPr>
+        <w:numPr>
+          <w:ilvl w:val="0"/>
+          <w:numId w:val="22"/>
+        </w:numPr>
+        <w:spacing w:before="240" w:after="240"/>
+        <w:rPr>
+          <w:lang w:val="es-CO"/>
+        </w:rPr>
+      </w:pPr>
+      <w:r>
+        <w:rPr>
+          <w:lang w:val="es-CO"/>
+        </w:rPr>
+        <w:t>Error estándar: { "code", "message", "details", "correlationId" }.</w:t>
+      </w:r>
+    </w:p>
+    <w:p>
+      <w:pPr>
+        <w:numPr>
+          <w:ilvl w:val="0"/>
+          <w:numId w:val="22"/>
+        </w:numPr>
+        <w:spacing w:before="240" w:after="240"/>
+        <w:rPr>
+          <w:lang w:val="es-CO"/>
+        </w:rPr>
+      </w:pPr>
+      <w:r>
+        <w:rPr>
+          <w:lang w:val="es-CO"/>
+        </w:rPr>
+        <w:lastRenderedPageBreak/>
+        <w:t>Paginación: page (desde 1), size (máx. 100); respuesta { page, size, total, items }.</w:t>
+      </w:r>
+    </w:p>
+    <w:p>
+      <w:pPr>
+        <w:numPr>
+          <w:ilvl w:val="0"/>
+          <w:numId w:val="22"/>
+        </w:numPr>
+        <w:spacing w:before="240" w:after="240"/>
+        <w:rPr>
+          <w:lang w:val="es-CO"/>
+        </w:rPr>
+      </w:pPr>
+      <w:r>
+        <w:rPr>
+          <w:lang w:val="es-CO"/>
+        </w:rPr>
+        <w:t>updatedSince en listados que Reportes sondea cada 5 min (Catálogo, Inventario, Compras).</w:t>
+      </w:r>
+    </w:p>
+    <w:p>
+      <w:pPr>
+        <w:numPr>
+          <w:ilvl w:val="0"/>
+          <w:numId w:val="22"/>
+        </w:numPr>
+        <w:spacing w:before="240" w:after="240"/>
+        <w:rPr>
+          <w:lang w:val="es-CO"/>
+        </w:rPr>
+      </w:pPr>
+      <w:r>
+        <w:rPr>
+          <w:lang w:val="es-CO"/>
+        </w:rPr>
+        <w:t>GET /health en cada servicio (liveness/readiness de Kubernetes).</w:t>
+      </w:r>
+    </w:p>
+    <w:p>
+      <w:pPr>
+        <w:numPr>
+          <w:ilvl w:val="0"/>
+          <w:numId w:val="22"/>
+        </w:numPr>
+        <w:spacing w:before="240" w:after="240"/>
+        <w:rPr>
+          <w:lang w:val="es-CO"/>
+        </w:rPr>
+      </w:pPr>
+      <w:r>
+        <w:rPr>
+          <w:lang w:val="es-CO"/>
+        </w:rPr>
+        <w:t>x-roles en cada operación indica los roles permitidos: ADMIN, GERENTE, JEFE_COMPRAS, AUX_COMPRAS, JEFE_BODEGA, BODEGUERO, VENDEDOR, AUDITOR (ALL = cualquiera autenticado).</w:t>
+      </w:r>
+    </w:p>
+    <w:p>
+      <w:pPr>
+        <w:numPr>
+          <w:ilvl w:val="0"/>
+          <w:numId w:val="22"/>
+        </w:numPr>
+        <w:spacing w:before="240" w:after="240"/>
+        <w:rPr>
+          <w:lang w:val="es-CO"/>
+        </w:rPr>
+      </w:pPr>
+      <w:r>
+        <w:rPr>
+          <w:lang w:val="es-CO"/>
+        </w:rPr>
+        <w:t>Bajas lógicas (active=false) en productos, proveedores y usuarios.</w:t>
+      </w:r>
+    </w:p>
+    <w:p>
+      <w:pPr>
+        <w:spacing w:before="240" w:after="240"/>
+        <w:rPr>
+          <w:b/>
+          <w:bCs/>
+          <w:lang w:val="es-CO"/>
+        </w:rPr>
+      </w:pPr>
+      <w:r>
+        <w:rPr>
+          <w:b/>
+          <w:bCs/>
+          <w:lang w:val="es-CO"/>
+        </w:rPr>
+        <w:t>Enrutamiento del API Gateway</w:t>
+      </w:r>
+    </w:p>
+    <w:p>
+      <w:pPr>
+        <w:spacing w:before="240" w:after="240"/>
+        <w:rPr>
+          <w:b/>
+          <w:bCs/>
+          <w:lang w:val="es-CO"/>
+        </w:rPr>
+      </w:pPr>
+      <w:r>
+        <w:rPr>
+          <w:b/>
+          <w:bCs/>
+          <w:lang w:val="es-CO"/>
+        </w:rPr>
+        <w:t>Prefijo externo /api/v1/...</w:t>
+      </w:r>
+    </w:p>
+    <w:tbl>
+      <w:tblPr>
+        <w:tblW w:w="0" w:type="dxa"/>
+        <w:tblBorders>
+          <w:top w:val="single" w:sz="2" w:space="0" w:color="auto"/>
+          <w:left w:val="single" w:sz="2" w:space="0" w:color="auto"/>
+          <w:bottom w:val="single" w:sz="2" w:space="0" w:color="auto"/>
+          <w:right w:val="single" w:sz="2" w:space="0" w:color="auto"/>
+        </w:tblBorders>
+        <w:shd w:val="clear" w:color="auto" w:fill="FFFFFF"/>
+        <w:tblLook w:val="04A0" w:firstRow="1" w:lastRow="0" w:firstColumn="1" w:lastColumn="0" w:noHBand="0" w:noVBand="1"/>
+      </w:tblPr>
+      <w:tblGrid>
+        <w:gridCol w:w="4320"/>
+        <w:gridCol w:w="4320"/>
+      </w:tblGrid>
+      <w:tr>
+        <w:tc>
+          <w:tcPr>
+            <w:tcW w:w="4320" w:type="dxa"/>
+            <w:tcBorders>
+              <w:top w:val="single" w:sz="8" w:space="0" w:color="000000"/>
+              <w:left w:val="single" w:sz="8" w:space="0" w:color="000000"/>
+              <w:bottom w:val="single" w:sz="8" w:space="0" w:color="000000"/>
+              <w:right w:val="single" w:sz="8" w:space="0" w:color="000000"/>
+            </w:tcBorders>
+            <w:shd w:val="clear" w:color="auto" w:fill="FFFFFF"/>
+            <w:vAlign w:val="center"/>
+            <w:hideMark/>
+          </w:tcPr>
+          <w:p>
+            <w:pPr>
+              <w:spacing w:before="240" w:after="240"/>
+              <w:rPr>
+                <w:b/>
+                <w:bCs/>
+                <w:lang w:val="es-CO"/>
+              </w:rPr>
+            </w:pPr>
+            <w:r>
+              <w:rPr>
+                <w:b/>
+                <w:bCs/>
+                <w:lang w:val="es-CO"/>
+              </w:rPr>
+              <w:t>Servicio</w:t>
+            </w:r>
+          </w:p>
+        </w:tc>
+        <w:tc>
+          <w:tcPr>
+            <w:tcW w:w="4320" w:type="dxa"/>
+            <w:tcBorders>
+              <w:top w:val="single" w:sz="8" w:space="0" w:color="000000"/>
+              <w:left w:val="single" w:sz="8" w:space="0" w:color="000000"/>
+              <w:bottom w:val="single" w:sz="8" w:space="0" w:color="000000"/>
+              <w:right w:val="single" w:sz="8" w:space="0" w:color="000000"/>
+            </w:tcBorders>
+            <w:shd w:val="clear" w:color="auto" w:fill="FFFFFF"/>
+            <w:vAlign w:val="center"/>
+            <w:hideMark/>
+          </w:tcPr>
+          <w:p>
+            <w:pPr>
+              <w:spacing w:before="240" w:after="240"/>
+              <w:rPr>
+                <w:b/>
+                <w:bCs/>
+                <w:lang w:val="es-CO"/>
+              </w:rPr>
+            </w:pPr>
+            <w:r>
+              <w:rPr>
+                <w:b/>
+                <w:bCs/>
+                <w:lang w:val="es-CO"/>
+              </w:rPr>
+              <w:t>Rutas / endpoints</w:t>
+            </w:r>
+          </w:p>
+        </w:tc>
+      </w:tr>
+      <w:tr>
+        <w:tc>
+          <w:tcPr>
+            <w:tcW w:w="4320" w:type="dxa"/>
+            <w:tcBorders>
+              <w:top w:val="single" w:sz="8" w:space="0" w:color="000000"/>
+              <w:left w:val="single" w:sz="8" w:space="0" w:color="000000"/>
+              <w:bottom w:val="single" w:sz="8" w:space="0" w:color="000000"/>
+              <w:right w:val="single" w:sz="8" w:space="0" w:color="000000"/>
+            </w:tcBorders>
+            <w:shd w:val="clear" w:color="auto" w:fill="FFFFFF"/>
+            <w:vAlign w:val="center"/>
+            <w:hideMark/>
+          </w:tcPr>
+          <w:p>
+            <w:pPr>
+              <w:spacing w:before="240" w:after="240"/>
+              <w:rPr>
+                <w:b/>
+                <w:bCs/>
+                <w:lang w:val="es-CO"/>
+              </w:rPr>
+            </w:pPr>
+            <w:r>
+              <w:rPr>
+                <w:b/>
+                <w:bCs/>
+                <w:lang w:val="es-CO"/>
+              </w:rPr>
+              <w:t>Identidad</w:t>
+            </w:r>
+          </w:p>
+        </w:tc>
+        <w:tc>
+          <w:tcPr>
+            <w:tcW w:w="4320" w:type="dxa"/>
+            <w:tcBorders>
+              <w:top w:val="single" w:sz="8" w:space="0" w:color="000000"/>
+              <w:left w:val="single" w:sz="8" w:space="0" w:color="000000"/>
+              <w:bottom w:val="single" w:sz="8" w:space="0" w:color="000000"/>
+              <w:right w:val="single" w:sz="8" w:space="0" w:color="000000"/>
+            </w:tcBorders>
+            <w:shd w:val="clear" w:color="auto" w:fill="FFFFFF"/>
+            <w:vAlign w:val="center"/>
+            <w:hideMark/>
+          </w:tcPr>
+          <w:p>
+            <w:pPr>
+              <w:spacing w:before="240" w:after="240"/>
+              <w:rPr>
+                <w:b/>
+                <w:bCs/>
+                <w:lang w:val="es-CO"/>
+              </w:rPr>
+            </w:pPr>
+            <w:r>
+              <w:rPr>
+                <w:b/>
+                <w:bCs/>
+                <w:lang w:val="es-CO"/>
+              </w:rPr>
+              <w:t>auth/*, users*, roles</w:t>
+            </w:r>
+          </w:p>
+        </w:tc>
+      </w:tr>
+      <w:tr>
+        <w:tc>
+          <w:tcPr>
+            <w:tcW w:w="4320" w:type="dxa"/>
+            <w:tcBorders>
+              <w:top w:val="single" w:sz="8" w:space="0" w:color="000000"/>
+              <w:left w:val="single" w:sz="8" w:space="0" w:color="000000"/>
+              <w:bottom w:val="single" w:sz="8" w:space="0" w:color="000000"/>
+              <w:right w:val="single" w:sz="8" w:space="0" w:color="000000"/>
+            </w:tcBorders>
+            <w:shd w:val="clear" w:color="auto" w:fill="FFFFFF"/>
+            <w:vAlign w:val="center"/>
+            <w:hideMark/>
+          </w:tcPr>
+          <w:p>
+            <w:pPr>
+              <w:spacing w:before="240" w:after="240"/>
+              <w:rPr>
+                <w:b/>
+                <w:bCs/>
+                <w:lang w:val="es-CO"/>
+              </w:rPr>
+            </w:pPr>
+            <w:r>
+              <w:rPr>
+                <w:b/>
+                <w:bCs/>
+                <w:lang w:val="es-CO"/>
+              </w:rPr>
+              <w:t>Catálogo</w:t>
+            </w:r>
+          </w:p>
+        </w:tc>
+        <w:tc>
+          <w:tcPr>
+            <w:tcW w:w="4320" w:type="dxa"/>
+            <w:tcBorders>
+              <w:top w:val="single" w:sz="8" w:space="0" w:color="000000"/>
+              <w:left w:val="single" w:sz="8" w:space="0" w:color="000000"/>
+              <w:bottom w:val="single" w:sz="8" w:space="0" w:color="000000"/>
+              <w:right w:val="single" w:sz="8" w:space="0" w:color="000000"/>
+            </w:tcBorders>
+            <w:shd w:val="clear" w:color="auto" w:fill="FFFFFF"/>
+            <w:vAlign w:val="center"/>
+            <w:hideMark/>
+          </w:tcPr>
+          <w:p>
+            <w:pPr>
+              <w:spacing w:before="240" w:after="240"/>
+              <w:rPr>
+                <w:b/>
+                <w:bCs/>
+                <w:lang w:val="es-CO"/>
+              </w:rPr>
+            </w:pPr>
+            <w:r>
+              <w:rPr>
+                <w:b/>
+                <w:bCs/>
+                <w:lang w:val="es-CO"/>
+              </w:rPr>
+              <w:t>products*, categories*</w:t>
+            </w:r>
+          </w:p>
+        </w:tc>
+      </w:tr>
+      <w:tr>
+        <w:tc>
+          <w:tcPr>
+            <w:tcW w:w="4320" w:type="dxa"/>
+            <w:tcBorders>
+              <w:top w:val="single" w:sz="8" w:space="0" w:color="000000"/>
+              <w:left w:val="single" w:sz="8" w:space="0" w:color="000000"/>
+              <w:bottom w:val="single" w:sz="8" w:space="0" w:color="000000"/>
+              <w:right w:val="single" w:sz="8" w:space="0" w:color="000000"/>
+            </w:tcBorders>
+            <w:shd w:val="clear" w:color="auto" w:fill="FFFFFF"/>
+            <w:vAlign w:val="center"/>
+            <w:hideMark/>
+          </w:tcPr>
+          <w:p>
+            <w:pPr>
+              <w:spacing w:before="240" w:after="240"/>
+              <w:rPr>
+                <w:b/>
+                <w:bCs/>
+                <w:lang w:val="es-CO"/>
+              </w:rPr>
+            </w:pPr>
+            <w:r>
+              <w:rPr>
+                <w:b/>
+                <w:bCs/>
+                <w:lang w:val="es-CO"/>
+              </w:rPr>
+              <w:t>Inventario</w:t>
+            </w:r>
+          </w:p>
+        </w:tc>
+        <w:tc>
+          <w:tcPr>
+            <w:tcW w:w="4320" w:type="dxa"/>
+            <w:tcBorders>
+              <w:top w:val="single" w:sz="8" w:space="0" w:color="000000"/>
+              <w:left w:val="single" w:sz="8" w:space="0" w:color="000000"/>
+              <w:bottom w:val="single" w:sz="8" w:space="0" w:color="000000"/>
+              <w:right w:val="single" w:sz="8" w:space="0" w:color="000000"/>
+            </w:tcBorders>
+            <w:shd w:val="clear" w:color="auto" w:fill="FFFFFF"/>
+            <w:vAlign w:val="center"/>
+            <w:hideMark/>
+          </w:tcPr>
+          <w:p>
+            <w:pPr>
+              <w:spacing w:before="240" w:after="240"/>
+              <w:rPr>
+                <w:b/>
+                <w:bCs/>
+                <w:lang w:val="en-US"/>
+              </w:rPr>
+            </w:pPr>
+            <w:r>
+              <w:rPr>
+                <w:b/>
+                <w:bCs/>
+                <w:lang w:val="en-US"/>
+              </w:rPr>
+              <w:t>warehouses*, stock*, fefo-suggestion, movements*, transfers*, min-stock, alerts/low-stock, customer-returns*, lots/*</w:t>
+            </w:r>
+          </w:p>
+        </w:tc>
+      </w:tr>
+      <w:tr>
+        <w:tc>
+          <w:tcPr>
+            <w:tcW w:w="4320" w:type="dxa"/>
+            <w:tcBorders>
+              <w:top w:val="single" w:sz="8" w:space="0" w:color="000000"/>
+              <w:left w:val="single" w:sz="8" w:space="0" w:color="000000"/>
+              <w:bottom w:val="single" w:sz="8" w:space="0" w:color="000000"/>
+              <w:right w:val="single" w:sz="8" w:space="0" w:color="000000"/>
+            </w:tcBorders>
+            <w:shd w:val="clear" w:color="auto" w:fill="FFFFFF"/>
+            <w:vAlign w:val="center"/>
+            <w:hideMark/>
+          </w:tcPr>
+          <w:p>
+            <w:pPr>
+              <w:spacing w:before="240" w:after="240"/>
+              <w:rPr>
+                <w:b/>
+                <w:bCs/>
+                <w:lang w:val="es-CO"/>
+              </w:rPr>
+            </w:pPr>
+            <w:r>
+              <w:rPr>
+                <w:b/>
+                <w:bCs/>
+                <w:lang w:val="es-CO"/>
+              </w:rPr>
+              <w:t>Compras</w:t>
+            </w:r>
+          </w:p>
+        </w:tc>
+        <w:tc>
+          <w:tcPr>
+            <w:tcW w:w="4320" w:type="dxa"/>
+            <w:tcBorders>
+              <w:top w:val="single" w:sz="8" w:space="0" w:color="000000"/>
+              <w:left w:val="single" w:sz="8" w:space="0" w:color="000000"/>
+              <w:bottom w:val="single" w:sz="8" w:space="0" w:color="000000"/>
+              <w:right w:val="single" w:sz="8" w:space="0" w:color="000000"/>
+            </w:tcBorders>
+            <w:shd w:val="clear" w:color="auto" w:fill="FFFFFF"/>
+            <w:vAlign w:val="center"/>
+            <w:hideMark/>
+          </w:tcPr>
+          <w:p>
+            <w:pPr>
+              <w:spacing w:before="240" w:after="240"/>
+              <w:rPr>
+                <w:b/>
+                <w:bCs/>
+                <w:lang w:val="en-US"/>
+              </w:rPr>
+            </w:pPr>
+            <w:r>
+              <w:rPr>
+                <w:b/>
+                <w:bCs/>
+                <w:lang w:val="en-US"/>
+              </w:rPr>
+              <w:t>suppliers*, purchase-orders*, supplier-returns*, settings/approval-threshold</w:t>
+            </w:r>
+          </w:p>
+        </w:tc>
+      </w:tr>
+      <w:tr>
+        <w:tc>
+          <w:tcPr>
+            <w:tcW w:w="4320" w:type="dxa"/>
+            <w:tcBorders>
+              <w:top w:val="single" w:sz="8" w:space="0" w:color="000000"/>
+              <w:left w:val="single" w:sz="8" w:space="0" w:color="000000"/>
+              <w:bottom w:val="single" w:sz="8" w:space="0" w:color="000000"/>
+              <w:right w:val="single" w:sz="8" w:space="0" w:color="000000"/>
+            </w:tcBorders>
+            <w:shd w:val="clear" w:color="auto" w:fill="FFFFFF"/>
+            <w:vAlign w:val="center"/>
+            <w:hideMark/>
+          </w:tcPr>
+          <w:p>
+            <w:pPr>
+              <w:spacing w:before="240" w:after="240"/>
+              <w:rPr>
+                <w:b/>
+                <w:bCs/>
+                <w:lang w:val="es-CO"/>
+              </w:rPr>
+            </w:pPr>
+            <w:r>
+              <w:rPr>
+                <w:b/>
+                <w:bCs/>
+                <w:lang w:val="es-CO"/>
+              </w:rPr>
+              <w:t>Reportes</w:t>
+            </w:r>
+          </w:p>
+        </w:tc>
+        <w:tc>
+          <w:tcPr>
+            <w:tcW w:w="4320" w:type="dxa"/>
+            <w:tcBorders>
+              <w:top w:val="single" w:sz="8" w:space="0" w:color="000000"/>
+              <w:left w:val="single" w:sz="8" w:space="0" w:color="000000"/>
+              <w:bottom w:val="single" w:sz="8" w:space="0" w:color="000000"/>
+              <w:right w:val="single" w:sz="8" w:space="0" w:color="000000"/>
+            </w:tcBorders>
+            <w:shd w:val="clear" w:color="auto" w:fill="FFFFFF"/>
+            <w:vAlign w:val="center"/>
+            <w:hideMark/>
+          </w:tcPr>
+          <w:p>
+            <w:pPr>
+              <w:spacing w:before="240" w:after="240"/>
+              <w:rPr>
+                <w:b/>
+                <w:bCs/>
+                <w:lang w:val="en-US"/>
+              </w:rPr>
+            </w:pPr>
+            <w:r>
+              <w:rPr>
+                <w:b/>
+                <w:bCs/>
+                <w:lang w:val="en-US"/>
+              </w:rPr>
+              <w:t>dashboard, reports/*, alerts/expiry, sync/*</w:t>
+            </w:r>
+          </w:p>
+        </w:tc>
+      </w:tr>
+      <w:tr>
+        <w:tc>
+          <w:tcPr>
+            <w:tcW w:w="4320" w:type="dxa"/>
+            <w:tcBorders>
+              <w:top w:val="single" w:sz="8" w:space="0" w:color="000000"/>
+              <w:left w:val="single" w:sz="8" w:space="0" w:color="000000"/>
+              <w:bottom w:val="single" w:sz="8" w:space="0" w:color="000000"/>
+              <w:right w:val="single" w:sz="8" w:space="0" w:color="000000"/>
+            </w:tcBorders>
+            <w:shd w:val="clear" w:color="auto" w:fill="FFFFFF"/>
+            <w:vAlign w:val="center"/>
+            <w:hideMark/>
+          </w:tcPr>
+          <w:p>
+            <w:pPr>
+              <w:spacing w:before="240" w:after="240"/>
+              <w:rPr>
+                <w:b/>
+                <w:bCs/>
+                <w:lang w:val="es-CO"/>
+              </w:rPr>
+            </w:pPr>
+            <w:r>
+              <w:rPr>
+                <w:b/>
+                <w:bCs/>
+                <w:lang w:val="es-CO"/>
+              </w:rPr>
+              <w:t>Bloqueado</w:t>
+            </w:r>
+          </w:p>
+        </w:tc>
+        <w:tc>
+          <w:tcPr>
+            <w:tcW w:w="4320" w:type="dxa"/>
+            <w:tcBorders>
+              <w:top w:val="single" w:sz="8" w:space="0" w:color="000000"/>
+              <w:left w:val="single" w:sz="8" w:space="0" w:color="000000"/>
+              <w:bottom w:val="single" w:sz="8" w:space="0" w:color="000000"/>
+              <w:right w:val="single" w:sz="8" w:space="0" w:color="000000"/>
+            </w:tcBorders>
+            <w:shd w:val="clear" w:color="auto" w:fill="FFFFFF"/>
+            <w:vAlign w:val="center"/>
+            <w:hideMark/>
+          </w:tcPr>
+          <w:p>
+            <w:pPr>
+              <w:spacing w:before="240" w:after="240"/>
+              <w:rPr>
+                <w:b/>
+                <w:bCs/>
+                <w:lang w:val="es-CO"/>
+              </w:rPr>
+            </w:pPr>
+            <w:r>
+              <w:rPr>
+                <w:b/>
+                <w:bCs/>
+                <w:lang w:val="es-CO"/>
+              </w:rPr>
+              <w:t>internal/* — solo tráfico entre servicios dentro del clúster</w:t>
+            </w:r>
+          </w:p>
+        </w:tc>
+      </w:tr>
+    </w:tbl>
+    <w:p>
+      <w:pPr>
+        <w:spacing w:before="240" w:after="240"/>
+        <w:rPr>
+          <w:b/>
+          <w:bCs/>
+          <w:lang w:val="es-CO"/>
+        </w:rPr>
+      </w:pPr>
+    </w:p>
+    <w:p>
+      <w:pPr>
+        <w:spacing w:before="240" w:after="240"/>
+        <w:rPr>
+          <w:b/>
+          <w:bCs/>
+          <w:lang w:val="es-CO"/>
+        </w:rPr>
+      </w:pPr>
+      <w:r>
+        <w:rPr>
+          <w:b/>
+          <w:bCs/>
+          <w:lang w:val="es-CO"/>
+        </w:rPr>
+        <w:t>Comunicación entre servicios (máx. 2 saltos en operaciones críticas)</w:t>
+      </w:r>
+    </w:p>
+    <w:p>
+      <w:pPr>
+        <w:numPr>
+          <w:ilvl w:val="0"/>
+          <w:numId w:val="23"/>
+        </w:numPr>
+        <w:spacing w:before="240" w:after="240"/>
+        <w:rPr>
+          <w:lang w:val="es-CO"/>
+        </w:rPr>
+      </w:pPr>
+      <w:r>
+        <w:rPr>
+          <w:lang w:val="es-CO"/>
+        </w:rPr>
+        <w:t>Despachar traslado: Gateway → Inventario.</w:t>
+      </w:r>
+    </w:p>
+    <w:p>
+      <w:pPr>
+        <w:numPr>
+          <w:ilvl w:val="0"/>
+          <w:numId w:val="23"/>
+        </w:numPr>
+        <w:spacing w:before="240" w:after="240"/>
+        <w:rPr>
+          <w:lang w:val="es-CO"/>
+        </w:rPr>
+      </w:pPr>
+      <w:r>
+        <w:rPr>
+          <w:lang w:val="es-CO"/>
+        </w:rPr>
+        <w:lastRenderedPageBreak/>
+        <w:t>Recibir OC: Gateway → Compras → Inventario POST /internal/entries (Idempotency-Key = id de recepción).</w:t>
+      </w:r>
+    </w:p>
+    <w:p>
+      <w:pPr>
+        <w:numPr>
+          <w:ilvl w:val="0"/>
+          <w:numId w:val="23"/>
+        </w:numPr>
+        <w:spacing w:before="240" w:after="240"/>
+        <w:rPr>
+          <w:lang w:val="es-CO"/>
+        </w:rPr>
+      </w:pPr>
+      <w:r>
+        <w:rPr>
+          <w:lang w:val="es-CO"/>
+        </w:rPr>
+        <w:t>Devolver a proveedor: Gateway → Compras → Inventario POST /internal/exits.</w:t>
+      </w:r>
+    </w:p>
+    <w:p>
+      <w:pPr>
+        <w:numPr>
+          <w:ilvl w:val="0"/>
+          <w:numId w:val="23"/>
+        </w:numPr>
+        <w:spacing w:before="240" w:after="240"/>
+        <w:rPr>
+          <w:lang w:val="es-CO"/>
+        </w:rPr>
+      </w:pPr>
+      <w:r>
+        <w:rPr>
+          <w:lang w:val="es-CO"/>
+        </w:rPr>
+        <w:t>Crear OC: Compras → Catálogo GET /products/{id} (no crítica).</w:t>
+      </w:r>
+    </w:p>
+    <w:p>
+      <w:pPr>
+        <w:numPr>
+          <w:ilvl w:val="0"/>
+          <w:numId w:val="23"/>
+        </w:numPr>
+        <w:spacing w:before="240" w:after="240"/>
+        <w:rPr>
+          <w:lang w:val="es-CO"/>
+        </w:rPr>
+      </w:pPr>
+      <w:r>
+        <w:rPr>
+          <w:lang w:val="es-CO"/>
+        </w:rPr>
+        <w:t>Reportes → Catálogo/Inventario/Compras con updatedSince cada 5 min (fuera de la ruta crítica).</w:t>
+      </w:r>
+    </w:p>
+    <w:p>
+      <w:pPr>
+        <w:pStyle w:val="Ttulo3"/>
+        <w:rPr>
+          <w:lang w:val="es-CO"/>
+        </w:rPr>
+      </w:pPr>
+      <w:r>
+        <w:rPr>
+          <w:lang w:val="es-CO"/>
+        </w:rPr>
+        <w:t>Pruebas en ThunderClient</w:t>
+      </w:r>
+    </w:p>
+    <w:p>
+      <w:pPr>
+        <w:rPr>
+          <w:lang w:val="es-CO"/>
+        </w:rPr>
+      </w:pPr>
+    </w:p>
+    <w:p>
+      <w:pPr>
+        <w:pStyle w:val="Prrafodelista"/>
+        <w:numPr>
+          <w:ilvl w:val="0"/>
+          <w:numId w:val="24"/>
+        </w:numPr>
+        <w:rPr>
+          <w:lang w:val="es-CO"/>
+        </w:rPr>
+      </w:pPr>
+      <w:r>
+        <w:rPr>
+          <w:lang w:val="es-CO"/>
+        </w:rPr>
+        <w:t>Request POST para realizar login:</w:t>
+      </w:r>
+    </w:p>
+    <w:p>
+      <w:pPr>
+        <w:rPr>
+          <w:lang w:val="es-CO"/>
+        </w:rPr>
+      </w:pPr>
+    </w:p>
+    <w:p>
+      <w:pPr>
+        <w:rPr>
+          <w:lang w:val="es-CO"/>
+        </w:rPr>
+      </w:pPr>
+      <w:r>
+        <w:rPr>
+          <w:noProof/>
+          <w:lang w:val="es-CO"/>
+        </w:rPr>
+        <w:lastRenderedPageBreak/>
+        <w:drawing>
+          <wp:inline distT="0" distB="0" distL="0" distR="0" wp14:anchorId="4A353C4E" wp14:editId="1EBAFF31">
+            <wp:extent cx="5148096" cy="6614984"/>
+            <wp:effectExtent l="0" t="0" r="0" b="0"/>
+            <wp:docPr id="1763826286" name="Imagen 1"/>
+            <wp:cNvGraphicFramePr>
+              <a:graphicFrameLocks xmlns:a="http://schemas.openxmlformats.org/drawingml/2006/main" noChangeAspect="1"/>
+            </wp:cNvGraphicFramePr>
+            <a:graphic xmlns:a="http://schemas.openxmlformats.org/drawingml/2006/main">
+              <a:graphicData uri="http://schemas.openxmlformats.org/drawingml/2006/picture">
+                <pic:pic xmlns:pic="http://schemas.openxmlformats.org/drawingml/2006/picture">
+                  <pic:nvPicPr>
+                    <pic:cNvPr id="0" name="Picture 1"/>
+                    <pic:cNvPicPr>
+                      <a:picLocks noChangeAspect="1" noChangeArrowheads="1"/>
+                    </pic:cNvPicPr>
+                  </pic:nvPicPr>
+                  <pic:blipFill>
+                    <a:blip r:embed="rId14">
+                      <a:extLst>
+                        <a:ext uri="{28A0092B-C50C-407E-A947-70E740481C1C}">
+                          <a14:useLocalDpi xmlns:a14="http://schemas.microsoft.com/office/drawing/2010/main" val="0"/>
+                        </a:ext>
+                      </a:extLst>
+                    </a:blip>
+                    <a:srcRect/>
+                    <a:stretch>
+                      <a:fillRect/>
+                    </a:stretch>
+                  </pic:blipFill>
+                  <pic:spPr bwMode="auto">
+                    <a:xfrm>
+                      <a:off x="0" y="0"/>
+                      <a:ext cx="5149311" cy="6616545"/>
+                    </a:xfrm>
+                    <a:prstGeom prst="rect">
+                      <a:avLst/>
+                    </a:prstGeom>
+                    <a:noFill/>
+                    <a:ln>
+                      <a:noFill/>
+                    </a:ln>
+                  </pic:spPr>
+                </pic:pic>
+              </a:graphicData>
+            </a:graphic>
+          </wp:inline>
+        </w:drawing>
+      </w:r>
+    </w:p>
+    <w:p>
+      <w:pPr>
+        <w:rPr>
+          <w:lang w:val="es-CO"/>
+        </w:rPr>
+      </w:pPr>
+    </w:p>
+    <w:p>
+      <w:pPr>
+        <w:pStyle w:val="Prrafodelista"/>
+        <w:numPr>
+          <w:ilvl w:val="0"/>
+          <w:numId w:val="24"/>
+        </w:numPr>
+        <w:spacing w:before="240" w:after="240"/>
+        <w:rPr>
+          <w:lang w:val="en-US"/>
+        </w:rPr>
+      </w:pPr>
+      <w:r>
+        <w:rPr>
+          <w:lang w:val="en-US"/>
+        </w:rPr>
+        <w:t>Request GET de producto con Headers</w:t>
+      </w:r>
+    </w:p>
+    <w:p>
+      <w:pPr>
+        <w:spacing w:before="240" w:after="240"/>
+        <w:rPr>
+          <w:lang w:val="es-CO"/>
+        </w:rPr>
+      </w:pPr>
+      <w:r>
+        <w:rPr>
+          <w:noProof/>
+          <w:lang w:val="es-CO"/>
+        </w:rPr>
+        <w:lastRenderedPageBreak/>
+        <w:drawing>
+          <wp:inline distT="0" distB="0" distL="0" distR="0" wp14:anchorId="33616817" wp14:editId="06E65403">
+            <wp:extent cx="5725160" cy="7628255"/>
+            <wp:effectExtent l="0" t="0" r="8890" b="0"/>
+            <wp:docPr id="1849014563" name="Imagen 3"/>
+            <wp:cNvGraphicFramePr>
+              <a:graphicFrameLocks xmlns:a="http://schemas.openxmlformats.org/drawingml/2006/main" noChangeAspect="1"/>
+            </wp:cNvGraphicFramePr>
+            <a:graphic xmlns:a="http://schemas.openxmlformats.org/drawingml/2006/main">
+              <a:graphicData uri="http://schemas.openxmlformats.org/drawingml/2006/picture">
+                <pic:pic xmlns:pic="http://schemas.openxmlformats.org/drawingml/2006/picture">
+                  <pic:nvPicPr>
+                    <pic:cNvPr id="0" name="Picture 3"/>
+                    <pic:cNvPicPr>
+                      <a:picLocks noChangeAspect="1" noChangeArrowheads="1"/>
+                    </pic:cNvPicPr>
+                  </pic:nvPicPr>
+                  <pic:blipFill>
+                    <a:blip r:embed="rId15">
+                      <a:extLst>
+                        <a:ext uri="{28A0092B-C50C-407E-A947-70E740481C1C}">
+                          <a14:useLocalDpi xmlns:a14="http://schemas.microsoft.com/office/drawing/2010/main" val="0"/>
+                        </a:ext>
+                      </a:extLst>
+                    </a:blip>
+                    <a:srcRect/>
+                    <a:stretch>
+                      <a:fillRect/>
+                    </a:stretch>
+                  </pic:blipFill>
+                  <pic:spPr bwMode="auto">
+                    <a:xfrm>
+                      <a:off x="0" y="0"/>
+                      <a:ext cx="5725160" cy="7628255"/>
+                    </a:xfrm>
+                    <a:prstGeom prst="rect">
+                      <a:avLst/>
+                    </a:prstGeom>
+                    <a:noFill/>
+                    <a:ln>
+                      <a:noFill/>
+                    </a:ln>
+                  </pic:spPr>
+                </pic:pic>
+              </a:graphicData>
+            </a:graphic>
+          </wp:inline>
+        </w:drawing>
+      </w:r>
+    </w:p>
+    <w:p>
+      <w:pPr>
+        <w:spacing w:before="240" w:after="240"/>
+        <w:rPr>
+          <w:lang w:val="es-CO"/>
+        </w:rPr>
+      </w:pPr>
+    </w:p>
+    <w:p>
+      <w:pPr>
+        <w:pStyle w:val="Prrafodelista"/>
+        <w:numPr>
+          <w:ilvl w:val="0"/>
+          <w:numId w:val="24"/>
+        </w:numPr>
+        <w:spacing w:before="240" w:after="240"/>
+        <w:rPr>
+          <w:lang w:val="es-CO"/>
+        </w:rPr>
+      </w:pPr>
+      <w:r>
+        <w:rPr>
+          <w:lang w:val="es-CO"/>
+        </w:rPr>
+        <w:t>Request GET de orden de compra con headers</w:t>
+      </w:r>
+    </w:p>
+    <w:p>
+      <w:pPr>
+        <w:spacing w:before="240" w:after="240"/>
+        <w:rPr>
+          <w:lang w:val="es-CO"/>
+        </w:rPr>
+      </w:pPr>
+      <w:r>
+        <w:rPr>
+          <w:noProof/>
+          <w:lang w:val="es-CO"/>
+        </w:rPr>
+        <w:lastRenderedPageBreak/>
+        <w:drawing>
+          <wp:inline distT="0" distB="0" distL="0" distR="0" wp14:anchorId="59917608" wp14:editId="3A3145D7">
+            <wp:extent cx="5725160" cy="7570470"/>
+            <wp:effectExtent l="0" t="0" r="8890" b="0"/>
+            <wp:docPr id="624183370" name="Imagen 4"/>
+            <wp:cNvGraphicFramePr>
+              <a:graphicFrameLocks xmlns:a="http://schemas.openxmlformats.org/drawingml/2006/main" noChangeAspect="1"/>
+            </wp:cNvGraphicFramePr>
+            <a:graphic xmlns:a="http://schemas.openxmlformats.org/drawingml/2006/main">
+              <a:graphicData uri="http://schemas.openxmlformats.org/drawingml/2006/picture">
+                <pic:pic xmlns:pic="http://schemas.openxmlformats.org/drawingml/2006/picture">
+                  <pic:nvPicPr>
+                    <pic:cNvPr id="0" name="Picture 4"/>
+                    <pic:cNvPicPr>
+                      <a:picLocks noChangeAspect="1" noChangeArrowheads="1"/>
+                    </pic:cNvPicPr>
+                  </pic:nvPicPr>
+                  <pic:blipFill>
+                    <a:blip r:embed="rId16">
+                      <a:extLst>
+                        <a:ext uri="{28A0092B-C50C-407E-A947-70E740481C1C}">
+                          <a14:useLocalDpi xmlns:a14="http://schemas.microsoft.com/office/drawing/2010/main" val="0"/>
+                        </a:ext>
+                      </a:extLst>
+                    </a:blip>
+                    <a:srcRect/>
+                    <a:stretch>
+                      <a:fillRect/>
+                    </a:stretch>
+                  </pic:blipFill>
+                  <pic:spPr bwMode="auto">
+                    <a:xfrm>
+                      <a:off x="0" y="0"/>
+                      <a:ext cx="5725160" cy="7570470"/>
+                    </a:xfrm>
+                    <a:prstGeom prst="rect">
+                      <a:avLst/>
+                    </a:prstGeom>
+                    <a:noFill/>
+                    <a:ln>
+                      <a:noFill/>
+                    </a:ln>
+                  </pic:spPr>
+                </pic:pic>
+              </a:graphicData>
+            </a:graphic>
+          </wp:inline>
+        </w:drawing>
+      </w:r>
+    </w:p>
+    <w:p>
+      <w:pPr>
+        <w:spacing w:before="240" w:after="240"/>
+        <w:rPr>
+          <w:lang w:val="es-CO"/>
+        </w:rPr>
+      </w:pPr>
+    </w:p>
+    <w:p>
+      <w:pPr>
+        <w:pStyle w:val="Prrafodelista"/>
+        <w:numPr>
+          <w:ilvl w:val="0"/>
+          <w:numId w:val="24"/>
+        </w:numPr>
+        <w:spacing w:before="240" w:after="240"/>
+        <w:rPr>
+          <w:lang w:val="es-CO"/>
+        </w:rPr>
+      </w:pPr>
+      <w:r>
+        <w:rPr>
+          <w:lang w:val="es-CO"/>
+        </w:rPr>
+        <w:t>Request GET de productos sin header de users</w:t>
+      </w:r>
+    </w:p>
+    <w:p>
+      <w:pPr>
+        <w:pStyle w:val="Prrafodelista"/>
+        <w:spacing w:before="240" w:after="240"/>
+        <w:rPr>
+          <w:lang w:val="es-CO"/>
+        </w:rPr>
+      </w:pPr>
+      <w:r>
+        <w:rPr>
+          <w:noProof/>
+          <w:lang w:val="es-CO"/>
+        </w:rPr>
+        <w:lastRenderedPageBreak/>
+        <w:drawing>
+          <wp:inline distT="0" distB="0" distL="0" distR="0" wp14:anchorId="7B2D1AB7" wp14:editId="501FCCE7">
+            <wp:extent cx="5725160" cy="7628255"/>
+            <wp:effectExtent l="0" t="0" r="8890" b="0"/>
+            <wp:docPr id="88515395" name="Imagen 5"/>
+            <wp:cNvGraphicFramePr>
+              <a:graphicFrameLocks xmlns:a="http://schemas.openxmlformats.org/drawingml/2006/main" noChangeAspect="1"/>
+            </wp:cNvGraphicFramePr>
+            <a:graphic xmlns:a="http://schemas.openxmlformats.org/drawingml/2006/main">
+              <a:graphicData uri="http://schemas.openxmlformats.org/drawingml/2006/picture">
+                <pic:pic xmlns:pic="http://schemas.openxmlformats.org/drawingml/2006/picture">
+                  <pic:nvPicPr>
+                    <pic:cNvPr id="0" name="Picture 5"/>
+                    <pic:cNvPicPr>
+                      <a:picLocks noChangeAspect="1" noChangeArrowheads="1"/>
+                    </pic:cNvPicPr>
+                  </pic:nvPicPr>
+                  <pic:blipFill>
+                    <a:blip r:embed="rId17">
+                      <a:extLst>
+                        <a:ext uri="{28A0092B-C50C-407E-A947-70E740481C1C}">
+                          <a14:useLocalDpi xmlns:a14="http://schemas.microsoft.com/office/drawing/2010/main" val="0"/>
+                        </a:ext>
+                      </a:extLst>
+                    </a:blip>
+                    <a:srcRect/>
+                    <a:stretch>
+                      <a:fillRect/>
+                    </a:stretch>
+                  </pic:blipFill>
+                  <pic:spPr bwMode="auto">
+                    <a:xfrm>
+                      <a:off x="0" y="0"/>
+                      <a:ext cx="5725160" cy="7628255"/>
+                    </a:xfrm>
+                    <a:prstGeom prst="rect">
+                      <a:avLst/>
+                    </a:prstGeom>
+                    <a:noFill/>
+                    <a:ln>
+                      <a:noFill/>
+                    </a:ln>
+                  </pic:spPr>
+                </pic:pic>
+              </a:graphicData>
+            </a:graphic>
+          </wp:inline>
+        </w:drawing>
+      </w:r>
+    </w:p>
+    <w:p>
+      <w:pPr>
+        <w:spacing w:before="240" w:after="240"/>
+        <w:rPr>
+          <w:lang w:val="es-CO"/>
+        </w:rPr>
+      </w:pPr>
+    </w:p>
+    <w:p>
+      <w:pPr>
         <w:pStyle w:val="Ttulo1"/>
         <w:rPr>
           <w:b/>
@@ -12008,8 +13384,6 @@
           <w:szCs w:val="22"/>
         </w:rPr>
       </w:pPr>
-      <w:bookmarkStart w:id="28" w:name="_j0jw8van0wqy" w:colFirst="0" w:colLast="0"/>
-      <w:bookmarkEnd w:id="28"/>
       <w:r>
         <w:rPr>
           <w:b/>
@@ -12102,15 +13476,7 @@
               <w:spacing w:line="240" w:lineRule="auto"/>
             </w:pPr>
             <w:r>
-              <w:t xml:space="preserve">Sistema de Gestión de Inventarios - </w:t>
-            </w:r>
-            <w:proofErr w:type="spellStart"/>
-            <w:r>
-              <w:t>AgroInsumos</w:t>
-            </w:r>
-            <w:proofErr w:type="spellEnd"/>
-            <w:r>
-              <w:t xml:space="preserve"> Cafeteros Ltda.</w:t>
+              <w:t>Sistema de Gestión de Inventarios - AgroInsumos Cafeteros Ltda.</w:t>
             </w:r>
           </w:p>
         </w:tc>
@@ -12500,21 +13866,12 @@
                 <w:bCs/>
               </w:rPr>
             </w:pPr>
-            <w:proofErr w:type="spellStart"/>
-            <w:r>
-              <w:rPr>
-                <w:b/>
-                <w:bCs/>
-              </w:rPr>
-              <w:t>Prompt</w:t>
-            </w:r>
-            <w:proofErr w:type="spellEnd"/>
-            <w:r>
-              <w:rPr>
-                <w:b/>
-                <w:bCs/>
-              </w:rPr>
-              <w:t xml:space="preserve"> utilizado (resumen)</w:t>
+            <w:r>
+              <w:rPr>
+                <w:b/>
+                <w:bCs/>
+              </w:rPr>
+              <w:t>Prompt utilizado (resumen)</w:t>
             </w:r>
           </w:p>
         </w:tc>
@@ -12775,15 +14132,7 @@
               <w:spacing w:line="240" w:lineRule="auto"/>
             </w:pPr>
             <w:r>
-              <w:t xml:space="preserve">Se eligió </w:t>
-            </w:r>
-            <w:proofErr w:type="spellStart"/>
-            <w:r>
-              <w:t>AgroInsumos</w:t>
-            </w:r>
-            <w:proofErr w:type="spellEnd"/>
-            <w:r>
-              <w:t xml:space="preserve"> Cafeteros por su contexto regional (Eje Cafetero), sus 5 sedes con traslados frecuentes y el control por lote y vencimiento, que justifican separar dominios. Antes de usar la propuesta se verificó en el enunciado que la empresa puede ser ficticia, pues surgió la duda de si el objetivo 1 lo impedía: ese objetivo se refiere a los sistemas </w:t>
+              <w:t xml:space="preserve">Se eligió AgroInsumos Cafeteros por su contexto regional (Eje Cafetero), sus 5 sedes con traslados frecuentes y el control por lote y vencimiento, que justifican separar dominios. Antes de usar la propuesta se verificó en el enunciado que la empresa puede ser ficticia, pues surgió la duda de si el objetivo 1 lo impedía: ese objetivo se refiere a los sistemas </w:t>
             </w:r>
             <w:r>
               <w:lastRenderedPageBreak/>
@@ -12979,15 +14328,7 @@
               <w:spacing w:line="240" w:lineRule="auto"/>
             </w:pPr>
             <w:r>
-              <w:t xml:space="preserve">Se usó la estructura y la mayoría del contenido. Se contrastó el alcance con los RF01–RF14 del enunciado y se agregaron los que faltaban: </w:t>
-            </w:r>
-            <w:proofErr w:type="spellStart"/>
-            <w:r>
-              <w:t>dashboard</w:t>
-            </w:r>
-            <w:proofErr w:type="spellEnd"/>
-            <w:r>
-              <w:t xml:space="preserve">, reporte de valorización y rotación, y recuperación de contraseña. </w:t>
+              <w:t xml:space="preserve">Se usó la estructura y la mayoría del contenido. Se contrastó el alcance con los RF01–RF14 del enunciado y se agregaron los que faltaban: dashboard, reporte de valorización y rotación, y recuperación de contraseña. </w:t>
             </w:r>
           </w:p>
           <w:p>
@@ -13016,15 +14357,7 @@
               <w:spacing w:line="240" w:lineRule="auto"/>
             </w:pPr>
             <w:r>
-              <w:t xml:space="preserve">Aprendizaje: la IA propone alcances </w:t>
-            </w:r>
-            <w:proofErr w:type="gramStart"/>
-            <w:r>
-              <w:t>completos</w:t>
-            </w:r>
-            <w:proofErr w:type="gramEnd"/>
-            <w:r>
-              <w:t xml:space="preserve"> pero no los valida contra los requisitos del docente; hay que revisarlos uno por uno. </w:t>
+              <w:t xml:space="preserve">Aprendizaje: la IA propone alcances completos pero no los valida contra los requisitos del docente; hay que revisarlos uno por uno. </w:t>
             </w:r>
           </w:p>
         </w:tc>
@@ -13161,15 +14494,7 @@
               <w:spacing w:line="240" w:lineRule="auto"/>
             </w:pPr>
             <w:r>
-              <w:t xml:space="preserve">Comparar monolito vs microservicios para </w:t>
-            </w:r>
-            <w:proofErr w:type="spellStart"/>
-            <w:r>
-              <w:t>AgroInsumos</w:t>
-            </w:r>
-            <w:proofErr w:type="spellEnd"/>
-            <w:r>
-              <w:t xml:space="preserve"> con criterios explícitos, contras, riesgos de </w:t>
+              <w:t xml:space="preserve">Comparar monolito vs microservicios para AgroInsumos con criterios explícitos, contras, riesgos de </w:t>
             </w:r>
             <w:r>
               <w:lastRenderedPageBreak/>
@@ -13232,15 +14557,7 @@
             </w:r>
             <w:r>
               <w:lastRenderedPageBreak/>
-              <w:t xml:space="preserve">red de la sede con la latencia interna del clúster, atribuía a los microservicios ventajas que también tiene un monolito en </w:t>
-            </w:r>
-            <w:proofErr w:type="spellStart"/>
-            <w:r>
-              <w:t>Kubernetes</w:t>
-            </w:r>
-            <w:proofErr w:type="spellEnd"/>
-            <w:r>
-              <w:t xml:space="preserve"> (despliegue sin caída), proponía replicar datos sin mecanismo de sincronización y no consideraba el monolito modular. Se rechazó el enfoque de "arquitectura impuesta" y se reescribió con argumentos defendibles, costos reconocidos y fuentes citadas. </w:t>
+              <w:t xml:space="preserve">red de la sede con la latencia interna del clúster, atribuía a los microservicios ventajas que también tiene un monolito en Kubernetes (despliegue sin caída), proponía replicar datos sin mecanismo de sincronización y no consideraba el monolito modular. Se rechazó el enfoque de "arquitectura impuesta" y se reescribió con argumentos defendibles, costos reconocidos y fuentes citadas. </w:t>
             </w:r>
           </w:p>
           <w:p>
@@ -13373,39 +14690,7 @@
               <w:spacing w:line="240" w:lineRule="auto"/>
             </w:pPr>
             <w:r>
-              <w:t xml:space="preserve">Investigación comparativa de </w:t>
-            </w:r>
-            <w:proofErr w:type="spellStart"/>
-            <w:r>
-              <w:t>Odoo</w:t>
-            </w:r>
-            <w:proofErr w:type="spellEnd"/>
-            <w:r>
-              <w:t xml:space="preserve"> </w:t>
-            </w:r>
-            <w:proofErr w:type="spellStart"/>
-            <w:r>
-              <w:t>Inventory</w:t>
-            </w:r>
-            <w:proofErr w:type="spellEnd"/>
-            <w:r>
-              <w:t xml:space="preserve">, Zoho </w:t>
-            </w:r>
-            <w:proofErr w:type="spellStart"/>
-            <w:r>
-              <w:t>Inventory</w:t>
-            </w:r>
-            <w:proofErr w:type="spellEnd"/>
-            <w:r>
-              <w:t xml:space="preserve"> y </w:t>
-            </w:r>
-            <w:proofErr w:type="spellStart"/>
-            <w:r>
-              <w:t>ERPNext</w:t>
-            </w:r>
-            <w:proofErr w:type="spellEnd"/>
-            <w:r>
-              <w:t xml:space="preserve"> </w:t>
+              <w:t xml:space="preserve">Investigación comparativa de Odoo Inventory, Zoho Inventory y ERPNext </w:t>
             </w:r>
           </w:p>
         </w:tc>
@@ -13486,15 +14771,7 @@
               <w:spacing w:line="240" w:lineRule="auto"/>
             </w:pPr>
             <w:r>
-              <w:t xml:space="preserve">La IA marcó como no verificados varios datos (devoluciones a proveedor, permisos en </w:t>
-            </w:r>
-            <w:proofErr w:type="spellStart"/>
-            <w:r>
-              <w:t>Odoo</w:t>
-            </w:r>
-            <w:proofErr w:type="spellEnd"/>
-            <w:r>
-              <w:t xml:space="preserve">, precios de Zoho) y reconoció que la arquitectura de Zoho no es pública. Se detectaron citas sueltas, precios dependientes del país del visitante y conclusiones que contradecían la justificación (escalabilidad) y el alcance (FEFO automático, oportunidades excluidas), y se corrigieron. </w:t>
+              <w:t xml:space="preserve">La IA marcó como no verificados varios datos (devoluciones a proveedor, permisos en Odoo, precios de Zoho) y reconoció que la arquitectura de Zoho no es pública. Se detectaron citas sueltas, precios dependientes del país del visitante y conclusiones que contradecían la justificación (escalabilidad) y el alcance (FEFO automático, oportunidades excluidas), y se corrigieron. </w:t>
             </w:r>
           </w:p>
           <w:p>
@@ -13658,31 +14935,7 @@
               <w:spacing w:line="240" w:lineRule="auto"/>
             </w:pPr>
             <w:r>
-              <w:t xml:space="preserve">Identificar </w:t>
-            </w:r>
-            <w:proofErr w:type="spellStart"/>
-            <w:r>
-              <w:t>bounded</w:t>
-            </w:r>
-            <w:proofErr w:type="spellEnd"/>
-            <w:r>
-              <w:t xml:space="preserve"> </w:t>
-            </w:r>
-            <w:proofErr w:type="spellStart"/>
-            <w:r>
-              <w:t>contexts</w:t>
-            </w:r>
-            <w:proofErr w:type="spellEnd"/>
-            <w:r>
-              <w:t xml:space="preserve"> y proponer máximo 6 servicios coherentes con la justificación (REST síncrono, dos </w:t>
-            </w:r>
-            <w:proofErr w:type="gramStart"/>
-            <w:r>
-              <w:t>saltos máximo</w:t>
-            </w:r>
-            <w:proofErr w:type="gramEnd"/>
-            <w:r>
-              <w:t xml:space="preserve">, copia de lectura para reportes), y luego evaluar si algún servicio sobraba o mezclaba dominios. </w:t>
+              <w:t xml:space="preserve">Identificar bounded contexts y proponer máximo 6 servicios coherentes con la justificación (REST síncrono, dos saltos máximo, copia de lectura para reportes), y luego evaluar si algún servicio sobraba o mezclaba dominios. </w:t>
             </w:r>
           </w:p>
         </w:tc>
@@ -13849,11 +15102,9 @@
               </w:pBdr>
               <w:spacing w:line="240" w:lineRule="auto"/>
             </w:pPr>
-            <w:proofErr w:type="spellStart"/>
             <w:r>
               <w:t>OpenAI</w:t>
             </w:r>
-            <w:proofErr w:type="spellEnd"/>
           </w:p>
         </w:tc>
         <w:tc>
@@ -13906,49 +15157,24 @@
               <w:spacing w:line="240" w:lineRule="auto"/>
             </w:pPr>
             <w:r>
-              <w:t xml:space="preserve">dado el siguiente link de repositorio de </w:t>
-            </w:r>
-            <w:proofErr w:type="spellStart"/>
-            <w:r>
-              <w:t>github</w:t>
-            </w:r>
-            <w:proofErr w:type="spellEnd"/>
-            <w:r>
-              <w:t>:</w:t>
-            </w:r>
-            <w:hyperlink r:id="rId12">
+              <w:t>dado el siguiente link de repositorio de github:</w:t>
+            </w:r>
+            <w:hyperlink r:id="rId18">
               <w:r>
                 <w:t xml:space="preserve"> </w:t>
               </w:r>
             </w:hyperlink>
-            <w:hyperlink r:id="rId13">
-              <w:proofErr w:type="spellStart"/>
+            <w:hyperlink r:id="rId19">
               <w:r>
                 <w:rPr>
                   <w:color w:val="1155CC"/>
                   <w:u w:val="single"/>
                 </w:rPr>
-                <w:t>JeanByron</w:t>
-              </w:r>
-              <w:proofErr w:type="spellEnd"/>
-              <w:r>
-                <w:rPr>
-                  <w:color w:val="1155CC"/>
-                  <w:u w:val="single"/>
-                </w:rPr>
-                <w:t>/ProyectoIngSoftware2.git</w:t>
+                <w:t>JeanByron/ProyectoIngSoftware2.git</w:t>
               </w:r>
             </w:hyperlink>
             <w:r>
-              <w:t xml:space="preserve">, prepara una presentación de dicho </w:t>
-            </w:r>
-            <w:proofErr w:type="spellStart"/>
-            <w:r>
-              <w:t>respositorio</w:t>
-            </w:r>
-            <w:proofErr w:type="spellEnd"/>
-            <w:r>
-              <w:t xml:space="preserve"> y cómo su funcionalidad será el control de versiones del proyecto </w:t>
+              <w:t xml:space="preserve">, prepara una presentación de dicho respositorio y cómo su funcionalidad será el control de versiones del proyecto </w:t>
             </w:r>
           </w:p>
         </w:tc>
@@ -14002,15 +15228,7 @@
               <w:spacing w:line="240" w:lineRule="auto"/>
             </w:pPr>
             <w:r>
-              <w:t xml:space="preserve">Se recordó la importancia y utilidad de </w:t>
-            </w:r>
-            <w:proofErr w:type="spellStart"/>
-            <w:r>
-              <w:t>github</w:t>
-            </w:r>
-            <w:proofErr w:type="spellEnd"/>
-            <w:r>
-              <w:t xml:space="preserve"> como control de versiones</w:t>
+              <w:t>Se recordó la importancia y utilidad de github como control de versiones</w:t>
             </w:r>
           </w:p>
         </w:tc>
@@ -14085,11 +15303,9 @@
               </w:pBdr>
               <w:spacing w:line="240" w:lineRule="auto"/>
             </w:pPr>
-            <w:proofErr w:type="spellStart"/>
             <w:r>
               <w:t>OpenAI</w:t>
             </w:r>
-            <w:proofErr w:type="spellEnd"/>
           </w:p>
         </w:tc>
         <w:tc>
@@ -14142,15 +15358,7 @@
               <w:spacing w:line="240" w:lineRule="auto"/>
             </w:pPr>
             <w:r>
-              <w:t xml:space="preserve">Se solicitó analizar el problema y alcance definido para el sistema de gestión de inventarios de </w:t>
-            </w:r>
-            <w:proofErr w:type="spellStart"/>
-            <w:r>
-              <w:t>AgroInsumos</w:t>
-            </w:r>
-            <w:proofErr w:type="spellEnd"/>
-            <w:r>
-              <w:t xml:space="preserve"> Cafeteros Ltda. y, a partir de las necesidades identificadas, establecer los requerimientos funcionales y no funcionale</w:t>
+              <w:t>Se solicitó analizar el problema y alcance definido para el sistema de gestión de inventarios de AgroInsumos Cafeteros Ltda. y, a partir de las necesidades identificadas, establecer los requerimientos funcionales y no funcionale</w:t>
             </w:r>
             <w:r>
               <w:lastRenderedPageBreak/>
@@ -14209,15 +15417,1098 @@
               <w:spacing w:line="240" w:lineRule="auto"/>
             </w:pPr>
             <w:r>
-              <w:t xml:space="preserve">Se obtuvo el </w:t>
-            </w:r>
-            <w:proofErr w:type="gramStart"/>
-            <w:r>
-              <w:t>alcance  tecnológico</w:t>
-            </w:r>
-            <w:proofErr w:type="gramEnd"/>
-            <w:r>
-              <w:t xml:space="preserve"> del proyecto</w:t>
+              <w:t>Se obtuvo el alcance  tecnológico del proyecto</w:t>
+            </w:r>
+          </w:p>
+        </w:tc>
+      </w:tr>
+      <w:tr>
+        <w:tc>
+          <w:tcPr>
+            <w:tcW w:w="1275" w:type="dxa"/>
+            <w:tcMar>
+              <w:top w:w="100" w:type="dxa"/>
+              <w:left w:w="100" w:type="dxa"/>
+              <w:bottom w:w="100" w:type="dxa"/>
+              <w:right w:w="100" w:type="dxa"/>
+            </w:tcMar>
+          </w:tcPr>
+          <w:p>
+            <w:pPr>
+              <w:widowControl w:val="0"/>
+              <w:spacing w:line="240" w:lineRule="auto"/>
+              <w:rPr>
+                <w:lang w:val="es-CO"/>
+              </w:rPr>
+            </w:pPr>
+            <w:r>
+              <w:rPr>
+                <w:lang w:val="es-CO"/>
+              </w:rPr>
+              <w:t>25/10/2026</w:t>
+            </w:r>
+          </w:p>
+        </w:tc>
+        <w:tc>
+          <w:tcPr>
+            <w:tcW w:w="1275" w:type="dxa"/>
+            <w:tcMar>
+              <w:top w:w="100" w:type="dxa"/>
+              <w:left w:w="100" w:type="dxa"/>
+              <w:bottom w:w="100" w:type="dxa"/>
+              <w:right w:w="100" w:type="dxa"/>
+            </w:tcMar>
+          </w:tcPr>
+          <w:p>
+            <w:pPr>
+              <w:widowControl w:val="0"/>
+              <w:pBdr>
+                <w:top w:val="nil"/>
+                <w:left w:val="nil"/>
+                <w:bottom w:val="nil"/>
+                <w:right w:val="nil"/>
+                <w:between w:val="nil"/>
+              </w:pBdr>
+              <w:spacing w:line="240" w:lineRule="auto"/>
+            </w:pPr>
+            <w:r>
+              <w:t>Byron</w:t>
+            </w:r>
+          </w:p>
+        </w:tc>
+        <w:tc>
+          <w:tcPr>
+            <w:tcW w:w="1275" w:type="dxa"/>
+            <w:tcMar>
+              <w:top w:w="100" w:type="dxa"/>
+              <w:left w:w="100" w:type="dxa"/>
+              <w:bottom w:w="100" w:type="dxa"/>
+              <w:right w:w="100" w:type="dxa"/>
+            </w:tcMar>
+          </w:tcPr>
+          <w:p>
+            <w:pPr>
+              <w:widowControl w:val="0"/>
+              <w:pBdr>
+                <w:top w:val="nil"/>
+                <w:left w:val="nil"/>
+                <w:bottom w:val="nil"/>
+                <w:right w:val="nil"/>
+                <w:between w:val="nil"/>
+              </w:pBdr>
+              <w:spacing w:line="240" w:lineRule="auto"/>
+              <w:rPr>
+                <w:lang w:val="es-CO"/>
+              </w:rPr>
+            </w:pPr>
+            <w:r>
+              <w:rPr>
+                <w:lang w:val="es-CO"/>
+              </w:rPr>
+              <w:t>Claude</w:t>
+            </w:r>
+          </w:p>
+          <w:p>
+            <w:pPr>
+              <w:widowControl w:val="0"/>
+              <w:pBdr>
+                <w:top w:val="nil"/>
+                <w:left w:val="nil"/>
+                <w:bottom w:val="nil"/>
+                <w:right w:val="nil"/>
+                <w:between w:val="nil"/>
+              </w:pBdr>
+              <w:spacing w:line="240" w:lineRule="auto"/>
+            </w:pPr>
+          </w:p>
+        </w:tc>
+        <w:tc>
+          <w:tcPr>
+            <w:tcW w:w="1275" w:type="dxa"/>
+            <w:tcMar>
+              <w:top w:w="100" w:type="dxa"/>
+              <w:left w:w="100" w:type="dxa"/>
+              <w:bottom w:w="100" w:type="dxa"/>
+              <w:right w:w="100" w:type="dxa"/>
+            </w:tcMar>
+          </w:tcPr>
+          <w:p>
+            <w:pPr>
+              <w:widowControl w:val="0"/>
+              <w:pBdr>
+                <w:top w:val="nil"/>
+                <w:left w:val="nil"/>
+                <w:bottom w:val="nil"/>
+                <w:right w:val="nil"/>
+                <w:between w:val="nil"/>
+              </w:pBdr>
+              <w:spacing w:line="240" w:lineRule="auto"/>
+              <w:rPr>
+                <w:lang w:val="es-CO"/>
+              </w:rPr>
+            </w:pPr>
+            <w:r>
+              <w:rPr>
+                <w:lang w:val="es-CO"/>
+              </w:rPr>
+              <w:t>Claude Contexto del proyecto</w:t>
+            </w:r>
+          </w:p>
+          <w:p>
+            <w:pPr>
+              <w:widowControl w:val="0"/>
+              <w:pBdr>
+                <w:top w:val="nil"/>
+                <w:left w:val="nil"/>
+                <w:bottom w:val="nil"/>
+                <w:right w:val="nil"/>
+                <w:between w:val="nil"/>
+              </w:pBdr>
+              <w:spacing w:line="240" w:lineRule="auto"/>
+            </w:pPr>
+          </w:p>
+        </w:tc>
+        <w:tc>
+          <w:tcPr>
+            <w:tcW w:w="1275" w:type="dxa"/>
+            <w:tcMar>
+              <w:top w:w="100" w:type="dxa"/>
+              <w:left w:w="100" w:type="dxa"/>
+              <w:bottom w:w="100" w:type="dxa"/>
+              <w:right w:w="100" w:type="dxa"/>
+            </w:tcMar>
+          </w:tcPr>
+          <w:p>
+            <w:pPr>
+              <w:widowControl w:val="0"/>
+              <w:pBdr>
+                <w:top w:val="nil"/>
+                <w:left w:val="nil"/>
+                <w:bottom w:val="nil"/>
+                <w:right w:val="nil"/>
+                <w:between w:val="nil"/>
+              </w:pBdr>
+              <w:spacing w:line="240" w:lineRule="auto"/>
+            </w:pPr>
+            <w:r>
+              <w:t>Generar una skill con el contexto de la Entrega 1 y del enunciado, actualizable con cada avance</w:t>
+            </w:r>
+          </w:p>
+        </w:tc>
+        <w:tc>
+          <w:tcPr>
+            <w:tcW w:w="1530" w:type="dxa"/>
+            <w:tcMar>
+              <w:top w:w="100" w:type="dxa"/>
+              <w:left w:w="100" w:type="dxa"/>
+              <w:bottom w:w="100" w:type="dxa"/>
+              <w:right w:w="100" w:type="dxa"/>
+            </w:tcMar>
+          </w:tcPr>
+          <w:p>
+            <w:pPr>
+              <w:widowControl w:val="0"/>
+              <w:pBdr>
+                <w:top w:val="nil"/>
+                <w:left w:val="nil"/>
+                <w:bottom w:val="nil"/>
+                <w:right w:val="nil"/>
+                <w:between w:val="nil"/>
+              </w:pBdr>
+              <w:spacing w:line="240" w:lineRule="auto"/>
+            </w:pPr>
+            <w:r>
+              <w:t>Medio</w:t>
+            </w:r>
+          </w:p>
+        </w:tc>
+        <w:tc>
+          <w:tcPr>
+            <w:tcW w:w="1410" w:type="dxa"/>
+            <w:tcMar>
+              <w:top w:w="100" w:type="dxa"/>
+              <w:left w:w="100" w:type="dxa"/>
+              <w:bottom w:w="100" w:type="dxa"/>
+              <w:right w:w="100" w:type="dxa"/>
+            </w:tcMar>
+          </w:tcPr>
+          <w:p>
+            <w:pPr>
+              <w:widowControl w:val="0"/>
+              <w:pBdr>
+                <w:top w:val="nil"/>
+                <w:left w:val="nil"/>
+                <w:bottom w:val="nil"/>
+                <w:right w:val="nil"/>
+                <w:between w:val="nil"/>
+              </w:pBdr>
+              <w:spacing w:line="240" w:lineRule="auto"/>
+            </w:pPr>
+            <w:r>
+              <w:t>Contexto reutilizable. Detectó que el informe y el enunciado numeran los RF distinto (el "RF12" del filtro por proveedor).</w:t>
+            </w:r>
+          </w:p>
+        </w:tc>
+      </w:tr>
+      <w:tr>
+        <w:tc>
+          <w:tcPr>
+            <w:tcW w:w="1275" w:type="dxa"/>
+            <w:tcMar>
+              <w:top w:w="100" w:type="dxa"/>
+              <w:left w:w="100" w:type="dxa"/>
+              <w:bottom w:w="100" w:type="dxa"/>
+              <w:right w:w="100" w:type="dxa"/>
+            </w:tcMar>
+          </w:tcPr>
+          <w:p>
+            <w:pPr>
+              <w:widowControl w:val="0"/>
+              <w:spacing w:line="240" w:lineRule="auto"/>
+              <w:rPr>
+                <w:lang w:val="es-CO"/>
+              </w:rPr>
+            </w:pPr>
+            <w:r>
+              <w:t>25/10/2026</w:t>
+            </w:r>
+          </w:p>
+        </w:tc>
+        <w:tc>
+          <w:tcPr>
+            <w:tcW w:w="1275" w:type="dxa"/>
+            <w:tcMar>
+              <w:top w:w="100" w:type="dxa"/>
+              <w:left w:w="100" w:type="dxa"/>
+              <w:bottom w:w="100" w:type="dxa"/>
+              <w:right w:w="100" w:type="dxa"/>
+            </w:tcMar>
+          </w:tcPr>
+          <w:p>
+            <w:pPr>
+              <w:widowControl w:val="0"/>
+              <w:pBdr>
+                <w:top w:val="nil"/>
+                <w:left w:val="nil"/>
+                <w:bottom w:val="nil"/>
+                <w:right w:val="nil"/>
+                <w:between w:val="nil"/>
+              </w:pBdr>
+              <w:spacing w:line="240" w:lineRule="auto"/>
+            </w:pPr>
+            <w:r>
+              <w:t>Byron</w:t>
+            </w:r>
+          </w:p>
+        </w:tc>
+        <w:tc>
+          <w:tcPr>
+            <w:tcW w:w="1275" w:type="dxa"/>
+            <w:tcMar>
+              <w:top w:w="100" w:type="dxa"/>
+              <w:left w:w="100" w:type="dxa"/>
+              <w:bottom w:w="100" w:type="dxa"/>
+              <w:right w:w="100" w:type="dxa"/>
+            </w:tcMar>
+          </w:tcPr>
+          <w:p>
+            <w:pPr>
+              <w:widowControl w:val="0"/>
+              <w:pBdr>
+                <w:top w:val="nil"/>
+                <w:left w:val="nil"/>
+                <w:bottom w:val="nil"/>
+                <w:right w:val="nil"/>
+                <w:between w:val="nil"/>
+              </w:pBdr>
+              <w:spacing w:line="240" w:lineRule="auto"/>
+              <w:rPr>
+                <w:lang w:val="es-CO"/>
+              </w:rPr>
+            </w:pPr>
+            <w:r>
+              <w:rPr>
+                <w:lang w:val="es-CO"/>
+              </w:rPr>
+              <w:t>Claude</w:t>
+            </w:r>
+          </w:p>
+          <w:p>
+            <w:pPr>
+              <w:widowControl w:val="0"/>
+              <w:pBdr>
+                <w:top w:val="nil"/>
+                <w:left w:val="nil"/>
+                <w:bottom w:val="nil"/>
+                <w:right w:val="nil"/>
+                <w:between w:val="nil"/>
+              </w:pBdr>
+              <w:spacing w:line="240" w:lineRule="auto"/>
+              <w:rPr>
+                <w:lang w:val="es-CO"/>
+              </w:rPr>
+            </w:pPr>
+          </w:p>
+        </w:tc>
+        <w:tc>
+          <w:tcPr>
+            <w:tcW w:w="1275" w:type="dxa"/>
+            <w:tcMar>
+              <w:top w:w="100" w:type="dxa"/>
+              <w:left w:w="100" w:type="dxa"/>
+              <w:bottom w:w="100" w:type="dxa"/>
+              <w:right w:w="100" w:type="dxa"/>
+            </w:tcMar>
+          </w:tcPr>
+          <w:p>
+            <w:pPr>
+              <w:widowControl w:val="0"/>
+              <w:pBdr>
+                <w:top w:val="nil"/>
+                <w:left w:val="nil"/>
+                <w:bottom w:val="nil"/>
+                <w:right w:val="nil"/>
+                <w:between w:val="nil"/>
+              </w:pBdr>
+              <w:spacing w:line="240" w:lineRule="auto"/>
+              <w:rPr>
+                <w:lang w:val="es-CO"/>
+              </w:rPr>
+            </w:pPr>
+            <w:r>
+              <w:t>Plan de la Entrega 2</w:t>
+            </w:r>
+          </w:p>
+        </w:tc>
+        <w:tc>
+          <w:tcPr>
+            <w:tcW w:w="1275" w:type="dxa"/>
+            <w:tcMar>
+              <w:top w:w="100" w:type="dxa"/>
+              <w:left w:w="100" w:type="dxa"/>
+              <w:bottom w:w="100" w:type="dxa"/>
+              <w:right w:w="100" w:type="dxa"/>
+            </w:tcMar>
+          </w:tcPr>
+          <w:p>
+            <w:pPr>
+              <w:widowControl w:val="0"/>
+              <w:pBdr>
+                <w:top w:val="nil"/>
+                <w:left w:val="nil"/>
+                <w:bottom w:val="nil"/>
+                <w:right w:val="nil"/>
+                <w:between w:val="nil"/>
+              </w:pBdr>
+              <w:spacing w:line="240" w:lineRule="auto"/>
+            </w:pPr>
+            <w:r>
+              <w:t>Proponer cómo desarrollar contratos, pruebas en Thunder y bitácora, y esperar confirmación</w:t>
+            </w:r>
+          </w:p>
+        </w:tc>
+        <w:tc>
+          <w:tcPr>
+            <w:tcW w:w="1530" w:type="dxa"/>
+            <w:tcMar>
+              <w:top w:w="100" w:type="dxa"/>
+              <w:left w:w="100" w:type="dxa"/>
+              <w:bottom w:w="100" w:type="dxa"/>
+              <w:right w:w="100" w:type="dxa"/>
+            </w:tcMar>
+          </w:tcPr>
+          <w:p>
+            <w:pPr>
+              <w:widowControl w:val="0"/>
+              <w:pBdr>
+                <w:top w:val="nil"/>
+                <w:left w:val="nil"/>
+                <w:bottom w:val="nil"/>
+                <w:right w:val="nil"/>
+                <w:between w:val="nil"/>
+              </w:pBdr>
+              <w:spacing w:line="240" w:lineRule="auto"/>
+            </w:pPr>
+            <w:r>
+              <w:t>Medio</w:t>
+            </w:r>
+          </w:p>
+        </w:tc>
+        <w:tc>
+          <w:tcPr>
+            <w:tcW w:w="1410" w:type="dxa"/>
+            <w:tcMar>
+              <w:top w:w="100" w:type="dxa"/>
+              <w:left w:w="100" w:type="dxa"/>
+              <w:bottom w:w="100" w:type="dxa"/>
+              <w:right w:w="100" w:type="dxa"/>
+            </w:tcMar>
+          </w:tcPr>
+          <w:p>
+            <w:pPr>
+              <w:widowControl w:val="0"/>
+              <w:pBdr>
+                <w:top w:val="nil"/>
+                <w:left w:val="nil"/>
+                <w:bottom w:val="nil"/>
+                <w:right w:val="nil"/>
+                <w:between w:val="nil"/>
+              </w:pBdr>
+              <w:spacing w:line="240" w:lineRule="auto"/>
+            </w:pPr>
+            <w:r>
+              <w:t>Plan aprobado. Se descartó el mock en Node (Prism) por la regla de usar solo tecnologías de clase.</w:t>
+            </w:r>
+          </w:p>
+        </w:tc>
+      </w:tr>
+      <w:tr>
+        <w:tc>
+          <w:tcPr>
+            <w:tcW w:w="1275" w:type="dxa"/>
+            <w:tcMar>
+              <w:top w:w="100" w:type="dxa"/>
+              <w:left w:w="100" w:type="dxa"/>
+              <w:bottom w:w="100" w:type="dxa"/>
+              <w:right w:w="100" w:type="dxa"/>
+            </w:tcMar>
+          </w:tcPr>
+          <w:p>
+            <w:pPr>
+              <w:widowControl w:val="0"/>
+              <w:spacing w:line="240" w:lineRule="auto"/>
+            </w:pPr>
+            <w:r>
+              <w:t>25/10/2026</w:t>
+            </w:r>
+          </w:p>
+        </w:tc>
+        <w:tc>
+          <w:tcPr>
+            <w:tcW w:w="1275" w:type="dxa"/>
+            <w:tcMar>
+              <w:top w:w="100" w:type="dxa"/>
+              <w:left w:w="100" w:type="dxa"/>
+              <w:bottom w:w="100" w:type="dxa"/>
+              <w:right w:w="100" w:type="dxa"/>
+            </w:tcMar>
+          </w:tcPr>
+          <w:p>
+            <w:pPr>
+              <w:widowControl w:val="0"/>
+              <w:pBdr>
+                <w:top w:val="nil"/>
+                <w:left w:val="nil"/>
+                <w:bottom w:val="nil"/>
+                <w:right w:val="nil"/>
+                <w:between w:val="nil"/>
+              </w:pBdr>
+              <w:spacing w:line="240" w:lineRule="auto"/>
+            </w:pPr>
+            <w:r>
+              <w:t>Byron</w:t>
+            </w:r>
+          </w:p>
+        </w:tc>
+        <w:tc>
+          <w:tcPr>
+            <w:tcW w:w="1275" w:type="dxa"/>
+            <w:tcMar>
+              <w:top w:w="100" w:type="dxa"/>
+              <w:left w:w="100" w:type="dxa"/>
+              <w:bottom w:w="100" w:type="dxa"/>
+              <w:right w:w="100" w:type="dxa"/>
+            </w:tcMar>
+          </w:tcPr>
+          <w:p>
+            <w:pPr>
+              <w:widowControl w:val="0"/>
+              <w:pBdr>
+                <w:top w:val="nil"/>
+                <w:left w:val="nil"/>
+                <w:bottom w:val="nil"/>
+                <w:right w:val="nil"/>
+                <w:between w:val="nil"/>
+              </w:pBdr>
+              <w:spacing w:line="240" w:lineRule="auto"/>
+              <w:rPr>
+                <w:lang w:val="es-CO"/>
+              </w:rPr>
+            </w:pPr>
+            <w:r>
+              <w:rPr>
+                <w:lang w:val="es-CO"/>
+              </w:rPr>
+              <w:t>Claude</w:t>
+            </w:r>
+          </w:p>
+          <w:p>
+            <w:pPr>
+              <w:widowControl w:val="0"/>
+              <w:pBdr>
+                <w:top w:val="nil"/>
+                <w:left w:val="nil"/>
+                <w:bottom w:val="nil"/>
+                <w:right w:val="nil"/>
+                <w:between w:val="nil"/>
+              </w:pBdr>
+              <w:spacing w:line="240" w:lineRule="auto"/>
+              <w:rPr>
+                <w:lang w:val="es-CO"/>
+              </w:rPr>
+            </w:pPr>
+          </w:p>
+        </w:tc>
+        <w:tc>
+          <w:tcPr>
+            <w:tcW w:w="1275" w:type="dxa"/>
+            <w:tcMar>
+              <w:top w:w="100" w:type="dxa"/>
+              <w:left w:w="100" w:type="dxa"/>
+              <w:bottom w:w="100" w:type="dxa"/>
+              <w:right w:w="100" w:type="dxa"/>
+            </w:tcMar>
+          </w:tcPr>
+          <w:p>
+            <w:pPr>
+              <w:widowControl w:val="0"/>
+              <w:pBdr>
+                <w:top w:val="nil"/>
+                <w:left w:val="nil"/>
+                <w:bottom w:val="nil"/>
+                <w:right w:val="nil"/>
+                <w:between w:val="nil"/>
+              </w:pBdr>
+              <w:spacing w:line="240" w:lineRule="auto"/>
+              <w:rPr>
+                <w:lang w:val="es-CO"/>
+              </w:rPr>
+            </w:pPr>
+            <w:r>
+              <w:t>Revisión de alineación</w:t>
+            </w:r>
+          </w:p>
+        </w:tc>
+        <w:tc>
+          <w:tcPr>
+            <w:tcW w:w="1275" w:type="dxa"/>
+            <w:tcMar>
+              <w:top w:w="100" w:type="dxa"/>
+              <w:left w:w="100" w:type="dxa"/>
+              <w:bottom w:w="100" w:type="dxa"/>
+              <w:right w:w="100" w:type="dxa"/>
+            </w:tcMar>
+          </w:tcPr>
+          <w:p>
+            <w:pPr>
+              <w:widowControl w:val="0"/>
+              <w:pBdr>
+                <w:top w:val="nil"/>
+                <w:left w:val="nil"/>
+                <w:bottom w:val="nil"/>
+                <w:right w:val="nil"/>
+                <w:between w:val="nil"/>
+              </w:pBdr>
+              <w:spacing w:line="240" w:lineRule="auto"/>
+            </w:pPr>
+            <w:r>
+              <w:t>Verificar el plan contra el informe de la Entrega 1</w:t>
+            </w:r>
+          </w:p>
+        </w:tc>
+        <w:tc>
+          <w:tcPr>
+            <w:tcW w:w="1530" w:type="dxa"/>
+            <w:tcMar>
+              <w:top w:w="100" w:type="dxa"/>
+              <w:left w:w="100" w:type="dxa"/>
+              <w:bottom w:w="100" w:type="dxa"/>
+              <w:right w:w="100" w:type="dxa"/>
+            </w:tcMar>
+          </w:tcPr>
+          <w:p>
+            <w:pPr>
+              <w:widowControl w:val="0"/>
+              <w:pBdr>
+                <w:top w:val="nil"/>
+                <w:left w:val="nil"/>
+                <w:bottom w:val="nil"/>
+                <w:right w:val="nil"/>
+                <w:between w:val="nil"/>
+              </w:pBdr>
+              <w:spacing w:line="240" w:lineRule="auto"/>
+            </w:pPr>
+            <w:r>
+              <w:t>A</w:t>
+            </w:r>
+            <w:r>
+              <w:t>lto</w:t>
+            </w:r>
+          </w:p>
+        </w:tc>
+        <w:tc>
+          <w:tcPr>
+            <w:tcW w:w="1410" w:type="dxa"/>
+            <w:tcMar>
+              <w:top w:w="100" w:type="dxa"/>
+              <w:left w:w="100" w:type="dxa"/>
+              <w:bottom w:w="100" w:type="dxa"/>
+              <w:right w:w="100" w:type="dxa"/>
+            </w:tcMar>
+          </w:tcPr>
+          <w:p>
+            <w:pPr>
+              <w:widowControl w:val="0"/>
+              <w:pBdr>
+                <w:top w:val="nil"/>
+                <w:left w:val="nil"/>
+                <w:bottom w:val="nil"/>
+                <w:right w:val="nil"/>
+                <w:between w:val="nil"/>
+              </w:pBdr>
+              <w:spacing w:line="240" w:lineRule="auto"/>
+            </w:pPr>
+            <w:r>
+              <w:t>Faltaban 8 puntos (updatedSince, health checks, restricción por bodega, umbral de aprobación, flag de lote, entre otros). Se decidió logout con lista negra y sin refresh token. Aprendizaje: contrastar siempre con las decisiones previas del documento.</w:t>
+            </w:r>
+          </w:p>
+        </w:tc>
+      </w:tr>
+      <w:tr>
+        <w:tc>
+          <w:tcPr>
+            <w:tcW w:w="1275" w:type="dxa"/>
+            <w:tcMar>
+              <w:top w:w="100" w:type="dxa"/>
+              <w:left w:w="100" w:type="dxa"/>
+              <w:bottom w:w="100" w:type="dxa"/>
+              <w:right w:w="100" w:type="dxa"/>
+            </w:tcMar>
+          </w:tcPr>
+          <w:p>
+            <w:pPr>
+              <w:widowControl w:val="0"/>
+              <w:spacing w:line="240" w:lineRule="auto"/>
+            </w:pPr>
+            <w:r>
+              <w:t>25/10/202</w:t>
+            </w:r>
+            <w:r>
+              <w:lastRenderedPageBreak/>
+              <w:t>6</w:t>
+            </w:r>
+          </w:p>
+        </w:tc>
+        <w:tc>
+          <w:tcPr>
+            <w:tcW w:w="1275" w:type="dxa"/>
+            <w:tcMar>
+              <w:top w:w="100" w:type="dxa"/>
+              <w:left w:w="100" w:type="dxa"/>
+              <w:bottom w:w="100" w:type="dxa"/>
+              <w:right w:w="100" w:type="dxa"/>
+            </w:tcMar>
+          </w:tcPr>
+          <w:p>
+            <w:pPr>
+              <w:widowControl w:val="0"/>
+              <w:pBdr>
+                <w:top w:val="nil"/>
+                <w:left w:val="nil"/>
+                <w:bottom w:val="nil"/>
+                <w:right w:val="nil"/>
+                <w:between w:val="nil"/>
+              </w:pBdr>
+              <w:spacing w:line="240" w:lineRule="auto"/>
+            </w:pPr>
+            <w:r>
+              <w:lastRenderedPageBreak/>
+              <w:t>Byron</w:t>
+            </w:r>
+          </w:p>
+        </w:tc>
+        <w:tc>
+          <w:tcPr>
+            <w:tcW w:w="1275" w:type="dxa"/>
+            <w:tcMar>
+              <w:top w:w="100" w:type="dxa"/>
+              <w:left w:w="100" w:type="dxa"/>
+              <w:bottom w:w="100" w:type="dxa"/>
+              <w:right w:w="100" w:type="dxa"/>
+            </w:tcMar>
+          </w:tcPr>
+          <w:p>
+            <w:pPr>
+              <w:widowControl w:val="0"/>
+              <w:pBdr>
+                <w:top w:val="nil"/>
+                <w:left w:val="nil"/>
+                <w:bottom w:val="nil"/>
+                <w:right w:val="nil"/>
+                <w:between w:val="nil"/>
+              </w:pBdr>
+              <w:spacing w:line="240" w:lineRule="auto"/>
+              <w:rPr>
+                <w:lang w:val="es-CO"/>
+              </w:rPr>
+            </w:pPr>
+            <w:r>
+              <w:rPr>
+                <w:lang w:val="es-CO"/>
+              </w:rPr>
+              <w:t>Claude</w:t>
+            </w:r>
+          </w:p>
+          <w:p>
+            <w:pPr>
+              <w:widowControl w:val="0"/>
+              <w:pBdr>
+                <w:top w:val="nil"/>
+                <w:left w:val="nil"/>
+                <w:bottom w:val="nil"/>
+                <w:right w:val="nil"/>
+                <w:between w:val="nil"/>
+              </w:pBdr>
+              <w:spacing w:line="240" w:lineRule="auto"/>
+              <w:rPr>
+                <w:lang w:val="es-CO"/>
+              </w:rPr>
+            </w:pPr>
+          </w:p>
+        </w:tc>
+        <w:tc>
+          <w:tcPr>
+            <w:tcW w:w="1275" w:type="dxa"/>
+            <w:tcMar>
+              <w:top w:w="100" w:type="dxa"/>
+              <w:left w:w="100" w:type="dxa"/>
+              <w:bottom w:w="100" w:type="dxa"/>
+              <w:right w:w="100" w:type="dxa"/>
+            </w:tcMar>
+          </w:tcPr>
+          <w:p>
+            <w:pPr>
+              <w:widowControl w:val="0"/>
+              <w:pBdr>
+                <w:top w:val="nil"/>
+                <w:left w:val="nil"/>
+                <w:bottom w:val="nil"/>
+                <w:right w:val="nil"/>
+                <w:between w:val="nil"/>
+              </w:pBdr>
+              <w:spacing w:line="240" w:lineRule="auto"/>
+              <w:rPr>
+                <w:lang w:val="es-CO"/>
+              </w:rPr>
+            </w:pPr>
+            <w:r>
+              <w:lastRenderedPageBreak/>
+              <w:t xml:space="preserve">Contratos </w:t>
+            </w:r>
+            <w:r>
+              <w:lastRenderedPageBreak/>
+              <w:t>OpenAPI</w:t>
+            </w:r>
+          </w:p>
+        </w:tc>
+        <w:tc>
+          <w:tcPr>
+            <w:tcW w:w="1275" w:type="dxa"/>
+            <w:tcMar>
+              <w:top w:w="100" w:type="dxa"/>
+              <w:left w:w="100" w:type="dxa"/>
+              <w:bottom w:w="100" w:type="dxa"/>
+              <w:right w:w="100" w:type="dxa"/>
+            </w:tcMar>
+          </w:tcPr>
+          <w:p>
+            <w:pPr>
+              <w:widowControl w:val="0"/>
+              <w:pBdr>
+                <w:top w:val="nil"/>
+                <w:left w:val="nil"/>
+                <w:bottom w:val="nil"/>
+                <w:right w:val="nil"/>
+                <w:between w:val="nil"/>
+              </w:pBdr>
+              <w:spacing w:line="240" w:lineRule="auto"/>
+            </w:pPr>
+            <w:r>
+              <w:lastRenderedPageBreak/>
+              <w:t xml:space="preserve">Diseñar </w:t>
+            </w:r>
+            <w:r>
+              <w:lastRenderedPageBreak/>
+              <w:t>los 5 contratos con convenciones comunes</w:t>
+            </w:r>
+          </w:p>
+        </w:tc>
+        <w:tc>
+          <w:tcPr>
+            <w:tcW w:w="1530" w:type="dxa"/>
+            <w:tcMar>
+              <w:top w:w="100" w:type="dxa"/>
+              <w:left w:w="100" w:type="dxa"/>
+              <w:bottom w:w="100" w:type="dxa"/>
+              <w:right w:w="100" w:type="dxa"/>
+            </w:tcMar>
+          </w:tcPr>
+          <w:p>
+            <w:pPr>
+              <w:widowControl w:val="0"/>
+              <w:pBdr>
+                <w:top w:val="nil"/>
+                <w:left w:val="nil"/>
+                <w:bottom w:val="nil"/>
+                <w:right w:val="nil"/>
+                <w:between w:val="nil"/>
+              </w:pBdr>
+              <w:spacing w:line="240" w:lineRule="auto"/>
+            </w:pPr>
+            <w:r>
+              <w:lastRenderedPageBreak/>
+              <w:t>Medio</w:t>
+            </w:r>
+          </w:p>
+        </w:tc>
+        <w:tc>
+          <w:tcPr>
+            <w:tcW w:w="1410" w:type="dxa"/>
+            <w:tcMar>
+              <w:top w:w="100" w:type="dxa"/>
+              <w:left w:w="100" w:type="dxa"/>
+              <w:bottom w:w="100" w:type="dxa"/>
+              <w:right w:w="100" w:type="dxa"/>
+            </w:tcMar>
+          </w:tcPr>
+          <w:p>
+            <w:pPr>
+              <w:widowControl w:val="0"/>
+              <w:pBdr>
+                <w:top w:val="nil"/>
+                <w:left w:val="nil"/>
+                <w:bottom w:val="nil"/>
+                <w:right w:val="nil"/>
+                <w:between w:val="nil"/>
+              </w:pBdr>
+              <w:spacing w:line="240" w:lineRule="auto"/>
+            </w:pPr>
+            <w:r>
+              <w:t xml:space="preserve">5 contratos </w:t>
+            </w:r>
+            <w:r>
+              <w:lastRenderedPageBreak/>
+              <w:t>válidos. El primer borrador tenía 8 errores de sintaxis (comas sin comillas) que solo detectó el validador.</w:t>
+            </w:r>
+          </w:p>
+        </w:tc>
+      </w:tr>
+      <w:tr>
+        <w:tc>
+          <w:tcPr>
+            <w:tcW w:w="1275" w:type="dxa"/>
+            <w:tcMar>
+              <w:top w:w="100" w:type="dxa"/>
+              <w:left w:w="100" w:type="dxa"/>
+              <w:bottom w:w="100" w:type="dxa"/>
+              <w:right w:w="100" w:type="dxa"/>
+            </w:tcMar>
+          </w:tcPr>
+          <w:p>
+            <w:pPr>
+              <w:widowControl w:val="0"/>
+              <w:spacing w:line="240" w:lineRule="auto"/>
+            </w:pPr>
+            <w:r>
+              <w:lastRenderedPageBreak/>
+              <w:t>25/10/2026</w:t>
+            </w:r>
+          </w:p>
+        </w:tc>
+        <w:tc>
+          <w:tcPr>
+            <w:tcW w:w="1275" w:type="dxa"/>
+            <w:tcMar>
+              <w:top w:w="100" w:type="dxa"/>
+              <w:left w:w="100" w:type="dxa"/>
+              <w:bottom w:w="100" w:type="dxa"/>
+              <w:right w:w="100" w:type="dxa"/>
+            </w:tcMar>
+          </w:tcPr>
+          <w:p>
+            <w:pPr>
+              <w:widowControl w:val="0"/>
+              <w:pBdr>
+                <w:top w:val="nil"/>
+                <w:left w:val="nil"/>
+                <w:bottom w:val="nil"/>
+                <w:right w:val="nil"/>
+                <w:between w:val="nil"/>
+              </w:pBdr>
+              <w:spacing w:line="240" w:lineRule="auto"/>
+            </w:pPr>
+            <w:r>
+              <w:t>Byron</w:t>
+            </w:r>
+          </w:p>
+        </w:tc>
+        <w:tc>
+          <w:tcPr>
+            <w:tcW w:w="1275" w:type="dxa"/>
+            <w:tcMar>
+              <w:top w:w="100" w:type="dxa"/>
+              <w:left w:w="100" w:type="dxa"/>
+              <w:bottom w:w="100" w:type="dxa"/>
+              <w:right w:w="100" w:type="dxa"/>
+            </w:tcMar>
+          </w:tcPr>
+          <w:p>
+            <w:pPr>
+              <w:widowControl w:val="0"/>
+              <w:pBdr>
+                <w:top w:val="nil"/>
+                <w:left w:val="nil"/>
+                <w:bottom w:val="nil"/>
+                <w:right w:val="nil"/>
+                <w:between w:val="nil"/>
+              </w:pBdr>
+              <w:spacing w:line="240" w:lineRule="auto"/>
+              <w:rPr>
+                <w:lang w:val="es-CO"/>
+              </w:rPr>
+            </w:pPr>
+            <w:r>
+              <w:rPr>
+                <w:lang w:val="es-CO"/>
+              </w:rPr>
+              <w:t>Claude</w:t>
+            </w:r>
+          </w:p>
+          <w:p>
+            <w:pPr>
+              <w:widowControl w:val="0"/>
+              <w:pBdr>
+                <w:top w:val="nil"/>
+                <w:left w:val="nil"/>
+                <w:bottom w:val="nil"/>
+                <w:right w:val="nil"/>
+                <w:between w:val="nil"/>
+              </w:pBdr>
+              <w:spacing w:line="240" w:lineRule="auto"/>
+              <w:rPr>
+                <w:lang w:val="es-CO"/>
+              </w:rPr>
+            </w:pPr>
+          </w:p>
+        </w:tc>
+        <w:tc>
+          <w:tcPr>
+            <w:tcW w:w="1275" w:type="dxa"/>
+            <w:tcMar>
+              <w:top w:w="100" w:type="dxa"/>
+              <w:left w:w="100" w:type="dxa"/>
+              <w:bottom w:w="100" w:type="dxa"/>
+              <w:right w:w="100" w:type="dxa"/>
+            </w:tcMar>
+          </w:tcPr>
+          <w:p>
+            <w:pPr>
+              <w:widowControl w:val="0"/>
+              <w:pBdr>
+                <w:top w:val="nil"/>
+                <w:left w:val="nil"/>
+                <w:bottom w:val="nil"/>
+                <w:right w:val="nil"/>
+                <w:between w:val="nil"/>
+              </w:pBdr>
+              <w:spacing w:line="240" w:lineRule="auto"/>
+              <w:rPr>
+                <w:lang w:val="es-CO"/>
+              </w:rPr>
+            </w:pPr>
+            <w:r>
+              <w:t>Servicios de prueba y Thunder</w:t>
+            </w:r>
+          </w:p>
+        </w:tc>
+        <w:tc>
+          <w:tcPr>
+            <w:tcW w:w="1275" w:type="dxa"/>
+            <w:tcMar>
+              <w:top w:w="100" w:type="dxa"/>
+              <w:left w:w="100" w:type="dxa"/>
+              <w:bottom w:w="100" w:type="dxa"/>
+              <w:right w:w="100" w:type="dxa"/>
+            </w:tcMar>
+          </w:tcPr>
+          <w:p>
+            <w:pPr>
+              <w:widowControl w:val="0"/>
+              <w:pBdr>
+                <w:top w:val="nil"/>
+                <w:left w:val="nil"/>
+                <w:bottom w:val="nil"/>
+                <w:right w:val="nil"/>
+                <w:between w:val="nil"/>
+              </w:pBdr>
+              <w:spacing w:line="240" w:lineRule="auto"/>
+            </w:pPr>
+            <w:r>
+              <w:t>Crear servicios mínimos en localhost y una colección GET/POST</w:t>
+            </w:r>
+          </w:p>
+        </w:tc>
+        <w:tc>
+          <w:tcPr>
+            <w:tcW w:w="1530" w:type="dxa"/>
+            <w:tcMar>
+              <w:top w:w="100" w:type="dxa"/>
+              <w:left w:w="100" w:type="dxa"/>
+              <w:bottom w:w="100" w:type="dxa"/>
+              <w:right w:w="100" w:type="dxa"/>
+            </w:tcMar>
+          </w:tcPr>
+          <w:p>
+            <w:pPr>
+              <w:widowControl w:val="0"/>
+              <w:pBdr>
+                <w:top w:val="nil"/>
+                <w:left w:val="nil"/>
+                <w:bottom w:val="nil"/>
+                <w:right w:val="nil"/>
+                <w:between w:val="nil"/>
+              </w:pBdr>
+              <w:spacing w:line="240" w:lineRule="auto"/>
+            </w:pPr>
+            <w:r>
+              <w:t>Medio</w:t>
+            </w:r>
+          </w:p>
+        </w:tc>
+        <w:tc>
+          <w:tcPr>
+            <w:tcW w:w="1410" w:type="dxa"/>
+            <w:tcMar>
+              <w:top w:w="100" w:type="dxa"/>
+              <w:left w:w="100" w:type="dxa"/>
+              <w:bottom w:w="100" w:type="dxa"/>
+              <w:right w:w="100" w:type="dxa"/>
+            </w:tcMar>
+          </w:tcPr>
+          <w:p>
+            <w:pPr>
+              <w:widowControl w:val="0"/>
+              <w:pBdr>
+                <w:top w:val="nil"/>
+                <w:left w:val="nil"/>
+                <w:bottom w:val="nil"/>
+                <w:right w:val="nil"/>
+                <w:between w:val="nil"/>
+              </w:pBdr>
+              <w:spacing w:line="240" w:lineRule="auto"/>
+            </w:pPr>
+            <w:r>
+              <w:t>52/52 peticiones OK. Se verificaron idempotencia en la recepción, y diferencias en traslados. Se detectó que localhost en Windows añade ~2 s por petición.</w:t>
             </w:r>
           </w:p>
         </w:tc>
@@ -14229,8 +16520,8 @@
       <w:pPr>
         <w:pStyle w:val="Ttulo3"/>
       </w:pPr>
-      <w:bookmarkStart w:id="29" w:name="_cqbiso212wy2" w:colFirst="0" w:colLast="0"/>
-      <w:bookmarkEnd w:id="29"/>
+      <w:bookmarkStart w:id="28" w:name="_cqbiso212wy2" w:colFirst="0" w:colLast="0"/>
+      <w:bookmarkEnd w:id="28"/>
       <w:r>
         <w:t>Reflexión final de la fase.</w:t>
       </w:r>
@@ -14242,21 +16533,12 @@
       <w:r>
         <w:t xml:space="preserve">El desarrollo de este proyecto permitió comprender que la construcción de un sistema de información no consiste únicamente en implementar funcionalidades, sino en analizar previamente las necesidades reales de una organización y traducirlas en una solución técnica coherente. En el caso de </w:t>
       </w:r>
-      <w:proofErr w:type="spellStart"/>
       <w:r>
         <w:rPr>
           <w:b/>
           <w:bCs/>
         </w:rPr>
-        <w:t>AgroInsumos</w:t>
-      </w:r>
-      <w:proofErr w:type="spellEnd"/>
-      <w:r>
-        <w:rPr>
-          <w:b/>
-          <w:bCs/>
-        </w:rPr>
-        <w:t xml:space="preserve"> Cafeteros Ltda.</w:t>
+        <w:t>AgroInsumos Cafeteros Ltda.</w:t>
       </w:r>
       <w:r>
         <w:t>, el análisis de los procesos actuales permitió identificar problemas asociados al manejo manual de inventarios, la falta de trazabilidad, el control de lotes y vencimientos, los traslados entre bodegas y la gestión de compras y devoluciones.</w:t>
@@ -14275,15 +16557,11 @@
         <w:spacing w:before="220" w:after="220"/>
       </w:pPr>
       <w:r>
-        <w:t xml:space="preserve">Asimismo, la definición de los requerimientos funcionales y no funcionales permitió establecer con mayor claridad qué debe hacer el sistema y </w:t>
-      </w:r>
-      <w:proofErr w:type="gramStart"/>
-      <w:r>
-        <w:t>bajo qué condiciones</w:t>
-      </w:r>
-      <w:proofErr w:type="gramEnd"/>
-      <w:r>
-        <w:t xml:space="preserve"> debe operar. Esta etapa resulta fundamental porque sirve como punto de referencia para las decisiones posteriores de arquitectura, diseño e implementación. El alcance también permitió diferenciar las funcionalidades prioritarias de aquellas que quedan fuera del proyecto, evitando ampliar innecesariamente la solución.</w:t>
+        <w:t xml:space="preserve">Asimismo, la definición de los requerimientos funcionales y no funcionales permitió establecer con mayor claridad qué debe hacer el sistema y bajo qué condiciones debe </w:t>
+      </w:r>
+      <w:r>
+        <w:lastRenderedPageBreak/>
+        <w:t>operar. Esta etapa resulta fundamental porque sirve como punto de referencia para las decisiones posteriores de arquitectura, diseño e implementación. El alcance también permitió diferenciar las funcionalidades prioritarias de aquellas que quedan fuera del proyecto, evitando ampliar innecesariamente la solución.</w:t>
       </w:r>
     </w:p>
     <w:p>
@@ -14305,8 +16583,8 @@
           <w:szCs w:val="22"/>
         </w:rPr>
       </w:pPr>
-      <w:bookmarkStart w:id="30" w:name="_ryfuh6wwftge" w:colFirst="0" w:colLast="0"/>
-      <w:bookmarkEnd w:id="30"/>
+      <w:bookmarkStart w:id="29" w:name="_ryfuh6wwftge" w:colFirst="0" w:colLast="0"/>
+      <w:bookmarkEnd w:id="29"/>
       <w:r>
         <w:rPr>
           <w:b/>
@@ -14365,7 +16643,7 @@
           <w:lang w:val="en-US"/>
         </w:rPr>
       </w:pPr>
-      <w:hyperlink r:id="rId14">
+      <w:hyperlink r:id="rId20">
         <w:r>
           <w:rPr>
             <w:color w:val="1155CC"/>
@@ -14394,7 +16672,6 @@
           <w:b/>
           <w:bCs/>
         </w:rPr>
-        <w:lastRenderedPageBreak/>
         <w:t>[B] Repositorio oficial</w:t>
       </w:r>
     </w:p>
@@ -14404,39 +16681,16 @@
           <w:lang w:val="en-US"/>
         </w:rPr>
       </w:pPr>
-      <w:proofErr w:type="spellStart"/>
-      <w:r>
-        <w:t>Odoo</w:t>
-      </w:r>
-      <w:proofErr w:type="spellEnd"/>
-      <w:r>
-        <w:t xml:space="preserve"> S.A. (2026). </w:t>
-      </w:r>
-      <w:proofErr w:type="spellStart"/>
+      <w:r>
+        <w:t xml:space="preserve">Odoo S.A. (2026). </w:t>
+      </w:r>
       <w:r>
         <w:rPr>
           <w:i/>
           <w:iCs/>
         </w:rPr>
-        <w:t>odoo</w:t>
-      </w:r>
-      <w:proofErr w:type="spellEnd"/>
-      <w:r>
-        <w:rPr>
-          <w:i/>
-          <w:iCs/>
-        </w:rPr>
-        <w:t>/</w:t>
-      </w:r>
-      <w:proofErr w:type="spellStart"/>
-      <w:r>
-        <w:rPr>
-          <w:i/>
-          <w:iCs/>
-        </w:rPr>
-        <w:t>odoo</w:t>
-      </w:r>
-      <w:proofErr w:type="spellEnd"/>
+        <w:t>odoo/odoo</w:t>
+      </w:r>
       <w:r>
         <w:t xml:space="preserve"> [Repositorio de código fuente]. </w:t>
       </w:r>
@@ -14446,7 +16700,7 @@
         </w:rPr>
         <w:t>GitHub.</w:t>
       </w:r>
-      <w:hyperlink r:id="rId15">
+      <w:hyperlink r:id="rId21">
         <w:r>
           <w:rPr>
             <w:lang w:val="en-US"/>
@@ -14454,7 +16708,7 @@
           <w:t xml:space="preserve"> </w:t>
         </w:r>
       </w:hyperlink>
-      <w:hyperlink r:id="rId16">
+      <w:hyperlink r:id="rId22">
         <w:r>
           <w:rPr>
             <w:color w:val="1155CC"/>
@@ -14483,77 +16737,29 @@
           <w:b/>
           <w:bCs/>
         </w:rPr>
-        <w:t xml:space="preserve">[C] Repositorio oficial de </w:t>
-      </w:r>
-      <w:proofErr w:type="spellStart"/>
-      <w:r>
-        <w:rPr>
-          <w:b/>
-          <w:bCs/>
-        </w:rPr>
-        <w:t>Frappe</w:t>
-      </w:r>
-      <w:proofErr w:type="spellEnd"/>
-      <w:r>
-        <w:rPr>
-          <w:b/>
-          <w:bCs/>
-        </w:rPr>
-        <w:t xml:space="preserve"> Framework, la base de </w:t>
-      </w:r>
-      <w:proofErr w:type="spellStart"/>
-      <w:r>
-        <w:rPr>
-          <w:b/>
-          <w:bCs/>
-        </w:rPr>
-        <w:t>ERPNext</w:t>
-      </w:r>
-      <w:proofErr w:type="spellEnd"/>
-    </w:p>
-    <w:p>
-      <w:proofErr w:type="spellStart"/>
-      <w:r>
-        <w:t>Frappe</w:t>
-      </w:r>
-      <w:proofErr w:type="spellEnd"/>
-      <w:r>
-        <w:t xml:space="preserve"> Technologies. (2026). </w:t>
-      </w:r>
-      <w:proofErr w:type="spellStart"/>
+        <w:t>[C] Repositorio oficial de Frappe Framework, la base de ERPNext</w:t>
+      </w:r>
+    </w:p>
+    <w:p>
+      <w:r>
+        <w:t xml:space="preserve">Frappe Technologies. (2026). </w:t>
+      </w:r>
       <w:r>
         <w:rPr>
           <w:i/>
           <w:iCs/>
         </w:rPr>
-        <w:t>frappe</w:t>
-      </w:r>
-      <w:proofErr w:type="spellEnd"/>
-      <w:r>
-        <w:rPr>
-          <w:i/>
-          <w:iCs/>
-        </w:rPr>
-        <w:t>/</w:t>
-      </w:r>
-      <w:proofErr w:type="spellStart"/>
-      <w:r>
-        <w:rPr>
-          <w:i/>
-          <w:iCs/>
-        </w:rPr>
-        <w:t>frappe</w:t>
-      </w:r>
-      <w:proofErr w:type="spellEnd"/>
+        <w:t>frappe/frappe</w:t>
+      </w:r>
       <w:r>
         <w:t xml:space="preserve"> [Repositorio de código fuente]. GitHub.</w:t>
       </w:r>
-      <w:hyperlink r:id="rId17">
+      <w:hyperlink r:id="rId23">
         <w:r>
           <w:t xml:space="preserve"> </w:t>
         </w:r>
       </w:hyperlink>
-      <w:hyperlink r:id="rId18">
+      <w:hyperlink r:id="rId24">
         <w:r>
           <w:rPr>
             <w:color w:val="1155CC"/>
@@ -14578,181 +16784,25 @@
           <w:b/>
           <w:bCs/>
         </w:rPr>
-        <w:t xml:space="preserve">[D] Repositorio oficial de </w:t>
-      </w:r>
-      <w:proofErr w:type="spellStart"/>
-      <w:r>
-        <w:rPr>
-          <w:b/>
-          <w:bCs/>
-        </w:rPr>
-        <w:t>ERPNext</w:t>
-      </w:r>
-      <w:proofErr w:type="spellEnd"/>
-    </w:p>
-    <w:p>
-      <w:proofErr w:type="spellStart"/>
-      <w:r>
-        <w:t>Frappe</w:t>
-      </w:r>
-      <w:proofErr w:type="spellEnd"/>
-      <w:r>
-        <w:t xml:space="preserve"> Technologies. (2026). </w:t>
-      </w:r>
-      <w:proofErr w:type="spellStart"/>
+        <w:t>[D] Repositorio oficial de ERPNext</w:t>
+      </w:r>
+    </w:p>
+    <w:p>
+      <w:r>
+        <w:t xml:space="preserve">Frappe Technologies. (2026). </w:t>
+      </w:r>
       <w:r>
         <w:rPr>
           <w:i/>
           <w:iCs/>
         </w:rPr>
-        <w:t>frappe</w:t>
-      </w:r>
-      <w:proofErr w:type="spellEnd"/>
-      <w:r>
-        <w:rPr>
-          <w:i/>
-          <w:iCs/>
-        </w:rPr>
-        <w:t>/</w:t>
-      </w:r>
-      <w:proofErr w:type="spellStart"/>
-      <w:r>
-        <w:rPr>
-          <w:i/>
-          <w:iCs/>
-        </w:rPr>
-        <w:t>erpnext</w:t>
-      </w:r>
-      <w:proofErr w:type="spellEnd"/>
+        <w:t>frappe/erpnext</w:t>
+      </w:r>
       <w:r>
         <w:t xml:space="preserve"> [Repositorio de código fuente]. GitHub.</w:t>
-      </w:r>
-      <w:hyperlink r:id="rId19">
-        <w:r>
-          <w:t xml:space="preserve"> </w:t>
-        </w:r>
-      </w:hyperlink>
-      <w:hyperlink r:id="rId20">
-        <w:r>
-          <w:rPr>
-            <w:color w:val="1155CC"/>
-            <w:u w:val="single"/>
-          </w:rPr>
-          <w:t>https://github.com/frappe/erpnext</w:t>
-        </w:r>
-      </w:hyperlink>
-      <w:r>
-        <w:t xml:space="preserve"> </w:t>
-      </w:r>
-    </w:p>
-    <w:p>
-      <w:pPr>
-        <w:rPr>
-          <w:color w:val="1155CC"/>
-          <w:u w:val="single"/>
-        </w:rPr>
-      </w:pPr>
-      <w:r>
-        <w:t xml:space="preserve">[1] </w:t>
-      </w:r>
-      <w:proofErr w:type="spellStart"/>
-      <w:r>
-        <w:t>Odoo</w:t>
-      </w:r>
-      <w:proofErr w:type="spellEnd"/>
-      <w:r>
-        <w:t xml:space="preserve">, "FEFO </w:t>
-      </w:r>
-      <w:proofErr w:type="spellStart"/>
-      <w:r>
-        <w:t>removal</w:t>
-      </w:r>
-      <w:proofErr w:type="spellEnd"/>
-      <w:r>
-        <w:t xml:space="preserve">", </w:t>
-      </w:r>
-      <w:proofErr w:type="spellStart"/>
-      <w:r>
-        <w:t>Odoo</w:t>
-      </w:r>
-      <w:proofErr w:type="spellEnd"/>
-      <w:r>
-        <w:t xml:space="preserve"> 18.0 </w:t>
-      </w:r>
-      <w:proofErr w:type="spellStart"/>
-      <w:r>
-        <w:t>Documentation</w:t>
-      </w:r>
-      <w:proofErr w:type="spellEnd"/>
-      <w:r>
-        <w:t>.</w:t>
-      </w:r>
-      <w:hyperlink r:id="rId21">
-        <w:r>
-          <w:t xml:space="preserve"> </w:t>
-        </w:r>
-      </w:hyperlink>
-      <w:hyperlink r:id="rId22">
-        <w:r>
-          <w:rPr>
-            <w:color w:val="1155CC"/>
-            <w:u w:val="single"/>
-          </w:rPr>
-          <w:t>https://www.odoo.com/documentation/18.0/applications/inventory_and_mrp/inventory/shipping_receiving/removal_strategies/fefo.html</w:t>
-        </w:r>
-      </w:hyperlink>
-    </w:p>
-    <w:p>
-      <w:pPr>
-        <w:rPr>
-          <w:color w:val="1155CC"/>
-          <w:u w:val="single"/>
-          <w:lang w:val="en-US"/>
-        </w:rPr>
-      </w:pPr>
-      <w:r>
-        <w:rPr>
-          <w:lang w:val="en-US"/>
-        </w:rPr>
-        <w:t>[2] Odoo, "Replenishment", Odoo 18.0 Documentation.</w:t>
-      </w:r>
-      <w:hyperlink r:id="rId23">
-        <w:r>
-          <w:rPr>
-            <w:lang w:val="en-US"/>
-          </w:rPr>
-          <w:t xml:space="preserve"> </w:t>
-        </w:r>
-      </w:hyperlink>
-      <w:hyperlink r:id="rId24">
-        <w:r>
-          <w:rPr>
-            <w:color w:val="1155CC"/>
-            <w:u w:val="single"/>
-            <w:lang w:val="en-US"/>
-          </w:rPr>
-          <w:t>https://www.odoo.com/documentation/18.0/applications/inventory_and_mrp/inventory/warehouses_storage/replenishment.html</w:t>
-        </w:r>
-      </w:hyperlink>
-    </w:p>
-    <w:p>
-      <w:pPr>
-        <w:rPr>
-          <w:color w:val="1155CC"/>
-          <w:u w:val="single"/>
-        </w:rPr>
-      </w:pPr>
-      <w:r>
-        <w:rPr>
-          <w:lang w:val="en-US"/>
-        </w:rPr>
-        <w:t>[3] Odoo, "Returns and refunds", Odoo 18.0 Documentation.</w:t>
       </w:r>
       <w:hyperlink r:id="rId25">
         <w:r>
-          <w:rPr>
-            <w:lang w:val="en-US"/>
-          </w:rPr>
           <w:t xml:space="preserve"> </w:t>
         </w:r>
       </w:hyperlink>
@@ -14762,29 +16812,25 @@
             <w:color w:val="1155CC"/>
             <w:u w:val="single"/>
           </w:rPr>
-          <w:t>https://www.odoo.com/documentation/18.0/applications/sales/sales/products_prices/returns.html</w:t>
+          <w:t>https://github.com/frappe/erpnext</w:t>
         </w:r>
       </w:hyperlink>
+      <w:r>
+        <w:t xml:space="preserve"> </w:t>
+      </w:r>
     </w:p>
     <w:p>
       <w:pPr>
         <w:rPr>
           <w:color w:val="1155CC"/>
           <w:u w:val="single"/>
-          <w:lang w:val="en-US"/>
-        </w:rPr>
-      </w:pPr>
-      <w:r>
-        <w:rPr>
-          <w:lang w:val="en-US"/>
-        </w:rPr>
-        <w:t>[4] Odoo, "Pricing".</w:t>
+        </w:rPr>
+      </w:pPr>
+      <w:r>
+        <w:t>[1] Odoo, "FEFO removal", Odoo 18.0 Documentation.</w:t>
       </w:r>
       <w:hyperlink r:id="rId27">
         <w:r>
-          <w:rPr>
-            <w:lang w:val="en-US"/>
-          </w:rPr>
           <w:t xml:space="preserve"> </w:t>
         </w:r>
       </w:hyperlink>
@@ -14793,9 +16839,8 @@
           <w:rPr>
             <w:color w:val="1155CC"/>
             <w:u w:val="single"/>
-            <w:lang w:val="en-US"/>
           </w:rPr>
-          <w:t>https://www.odoo.com/pricing</w:t>
+          <w:t>https://www.odoo.com/documentation/18.0/applications/inventory_and_mrp/inventory/shipping_receiving/removal_strategies/fefo.html</w:t>
         </w:r>
       </w:hyperlink>
     </w:p>
@@ -14804,13 +16849,14 @@
         <w:rPr>
           <w:color w:val="1155CC"/>
           <w:u w:val="single"/>
-        </w:rPr>
-      </w:pPr>
-      <w:r>
-        <w:rPr>
           <w:lang w:val="en-US"/>
         </w:rPr>
-        <w:t>[5] Zoho, "Inventory Plans and Pricing".</w:t>
+      </w:pPr>
+      <w:r>
+        <w:rPr>
+          <w:lang w:val="en-US"/>
+        </w:rPr>
+        <w:t>[2] Odoo, "Replenishment", Odoo 18.0 Documentation.</w:t>
       </w:r>
       <w:hyperlink r:id="rId29">
         <w:r>
@@ -14825,8 +16871,9 @@
           <w:rPr>
             <w:color w:val="1155CC"/>
             <w:u w:val="single"/>
+            <w:lang w:val="en-US"/>
           </w:rPr>
-          <w:t>https://www.zoho.com/us/inventory/pricing/</w:t>
+          <w:t>https://www.odoo.com/documentation/18.0/applications/inventory_and_mrp/inventory/warehouses_storage/replenishment.html</w:t>
         </w:r>
       </w:hyperlink>
     </w:p>
@@ -14841,7 +16888,7 @@
         <w:rPr>
           <w:lang w:val="en-US"/>
         </w:rPr>
-        <w:t>[6] Zoho, "Transfer Orders – User Guide".</w:t>
+        <w:t>[3] Odoo, "Returns and refunds", Odoo 18.0 Documentation.</w:t>
       </w:r>
       <w:hyperlink r:id="rId31">
         <w:r>
@@ -14857,7 +16904,7 @@
             <w:color w:val="1155CC"/>
             <w:u w:val="single"/>
           </w:rPr>
-          <w:t>https://www.zoho.com/us/inventory/help/warehouses/transfer-orders.html</w:t>
+          <w:t>https://www.odoo.com/documentation/18.0/applications/sales/sales/products_prices/returns.html</w:t>
         </w:r>
       </w:hyperlink>
     </w:p>
@@ -14866,13 +16913,14 @@
         <w:rPr>
           <w:color w:val="1155CC"/>
           <w:u w:val="single"/>
-        </w:rPr>
-      </w:pPr>
-      <w:r>
-        <w:rPr>
           <w:lang w:val="en-US"/>
         </w:rPr>
-        <w:t>[7] Zoho, "Multiple Warehouses", "Users &amp; Roles" y "More Actions on Items" – User Guide.</w:t>
+      </w:pPr>
+      <w:r>
+        <w:rPr>
+          <w:lang w:val="en-US"/>
+        </w:rPr>
+        <w:t>[4] Odoo, "Pricing".</w:t>
       </w:r>
       <w:hyperlink r:id="rId33">
         <w:r>
@@ -14887,15 +16935,31 @@
           <w:rPr>
             <w:color w:val="1155CC"/>
             <w:u w:val="single"/>
+            <w:lang w:val="en-US"/>
           </w:rPr>
-          <w:t>https://www.zoho.com/us/inventory/help/warehouses/warehouses-overview.html</w:t>
+          <w:t>https://www.odoo.com/pricing</w:t>
         </w:r>
       </w:hyperlink>
-      <w:r>
-        <w:t xml:space="preserve"> ·</w:t>
+    </w:p>
+    <w:p>
+      <w:pPr>
+        <w:rPr>
+          <w:color w:val="1155CC"/>
+          <w:u w:val="single"/>
+          <w:lang w:val="en-US"/>
+        </w:rPr>
+      </w:pPr>
+      <w:r>
+        <w:rPr>
+          <w:lang w:val="en-US"/>
+        </w:rPr>
+        <w:t>[5] Zoho, "Inventory Plans and Pricing".</w:t>
       </w:r>
       <w:hyperlink r:id="rId35">
         <w:r>
+          <w:rPr>
+            <w:lang w:val="en-US"/>
+          </w:rPr>
           <w:t xml:space="preserve"> </w:t>
         </w:r>
       </w:hyperlink>
@@ -14904,15 +16968,30 @@
           <w:rPr>
             <w:color w:val="1155CC"/>
             <w:u w:val="single"/>
+            <w:lang w:val="en-US"/>
           </w:rPr>
-          <w:t>https://www.zoho.com/us/inventory/help/settings/users.html</w:t>
+          <w:t>https://www.zoho.com/us/inventory/pricing/</w:t>
         </w:r>
       </w:hyperlink>
-      <w:r>
-        <w:t xml:space="preserve"> ·</w:t>
+    </w:p>
+    <w:p>
+      <w:pPr>
+        <w:rPr>
+          <w:color w:val="1155CC"/>
+          <w:u w:val="single"/>
+        </w:rPr>
+      </w:pPr>
+      <w:r>
+        <w:rPr>
+          <w:lang w:val="en-US"/>
+        </w:rPr>
+        <w:t>[6] Zoho, "Transfer Orders – User Guide".</w:t>
       </w:r>
       <w:hyperlink r:id="rId37">
         <w:r>
+          <w:rPr>
+            <w:lang w:val="en-US"/>
+          </w:rPr>
           <w:t xml:space="preserve"> </w:t>
         </w:r>
       </w:hyperlink>
@@ -14922,7 +17001,7 @@
             <w:color w:val="1155CC"/>
             <w:u w:val="single"/>
           </w:rPr>
-          <w:t>https://www.zoho.com/us/inventory/help/items/item-managing.html</w:t>
+          <w:t>https://www.zoho.com/us/inventory/help/warehouses/transfer-orders.html</w:t>
         </w:r>
       </w:hyperlink>
     </w:p>
@@ -14937,7 +17016,7 @@
         <w:rPr>
           <w:lang w:val="en-US"/>
         </w:rPr>
-        <w:t>[8] Zoho, "Tracking Expiry Dates" y "Batch Tracking".</w:t>
+        <w:t>[7] Zoho, "Multiple Warehouses", "Users &amp; Roles" y "More Actions on Items" – User Guide.</w:t>
       </w:r>
       <w:hyperlink r:id="rId39">
         <w:r>
@@ -14953,7 +17032,7 @@
             <w:color w:val="1155CC"/>
             <w:u w:val="single"/>
           </w:rPr>
-          <w:t>https://www.zoho.com/de-de/inventory/kb/advanced-inventory-tracking/first-expiring-batch.html</w:t>
+          <w:t>https://www.zoho.com/us/inventory/help/warehouses/warehouses-overview.html</w:t>
         </w:r>
       </w:hyperlink>
       <w:r>
@@ -14970,28 +17049,14 @@
             <w:color w:val="1155CC"/>
             <w:u w:val="single"/>
           </w:rPr>
-          <w:t>https://www.zoho.com/us/inventory/help/advanced-inventory-tracking/batch-tracking.html</w:t>
+          <w:t>https://www.zoho.com/us/inventory/help/settings/users.html</w:t>
         </w:r>
       </w:hyperlink>
-    </w:p>
-    <w:p>
-      <w:pPr>
-        <w:rPr>
-          <w:color w:val="1155CC"/>
-          <w:u w:val="single"/>
-        </w:rPr>
-      </w:pPr>
-      <w:r>
-        <w:rPr>
-          <w:lang w:val="en-US"/>
-        </w:rPr>
-        <w:t>[9] Zoho, "Sales Returns – User Guide".</w:t>
+      <w:r>
+        <w:t xml:space="preserve"> ·</w:t>
       </w:r>
       <w:hyperlink r:id="rId43">
         <w:r>
-          <w:rPr>
-            <w:lang w:val="en-US"/>
-          </w:rPr>
           <w:t xml:space="preserve"> </w:t>
         </w:r>
       </w:hyperlink>
@@ -15001,7 +17066,7 @@
             <w:color w:val="1155CC"/>
             <w:u w:val="single"/>
           </w:rPr>
-          <w:t>https://www.zoho.com/us/inventory/help/sales-returns/sales-returns-overview.html</w:t>
+          <w:t>https://www.zoho.com/us/inventory/help/items/item-managing.html</w:t>
         </w:r>
       </w:hyperlink>
     </w:p>
@@ -15010,28 +17075,13 @@
         <w:rPr>
           <w:color w:val="1155CC"/>
           <w:u w:val="single"/>
+        </w:rPr>
+      </w:pPr>
+      <w:r>
+        <w:rPr>
           <w:lang w:val="en-US"/>
         </w:rPr>
-      </w:pPr>
-      <w:r>
-        <w:rPr>
-          <w:lang w:val="en-US"/>
-        </w:rPr>
-        <w:t xml:space="preserve">[10] Frappe, "Stock Entry", </w:t>
-      </w:r>
-      <w:proofErr w:type="spellStart"/>
-      <w:r>
-        <w:rPr>
-          <w:lang w:val="en-US"/>
-        </w:rPr>
-        <w:t>ERPNext</w:t>
-      </w:r>
-      <w:proofErr w:type="spellEnd"/>
-      <w:r>
-        <w:rPr>
-          <w:lang w:val="en-US"/>
-        </w:rPr>
-        <w:t xml:space="preserve"> Documentation.</w:t>
+        <w:t>[8] Zoho, "Tracking Expiry Dates" y "Batch Tracking".</w:t>
       </w:r>
       <w:hyperlink r:id="rId45">
         <w:r>
@@ -15046,45 +17096,15 @@
           <w:rPr>
             <w:color w:val="1155CC"/>
             <w:u w:val="single"/>
-            <w:lang w:val="en-US"/>
           </w:rPr>
-          <w:t>https://docs.frappe.io/erpnext/user/manual/en/stock-entry</w:t>
+          <w:t>https://www.zoho.com/de-de/inventory/kb/advanced-inventory-tracking/first-expiring-batch.html</w:t>
         </w:r>
       </w:hyperlink>
-    </w:p>
-    <w:p>
-      <w:pPr>
-        <w:rPr>
-          <w:color w:val="1155CC"/>
-          <w:u w:val="single"/>
-          <w:lang w:val="en-US"/>
-        </w:rPr>
-      </w:pPr>
-      <w:r>
-        <w:rPr>
-          <w:lang w:val="en-US"/>
-        </w:rPr>
-        <w:t xml:space="preserve">[11] Frappe, "Batch", </w:t>
-      </w:r>
-      <w:proofErr w:type="spellStart"/>
-      <w:r>
-        <w:rPr>
-          <w:lang w:val="en-US"/>
-        </w:rPr>
-        <w:t>ERPNext</w:t>
-      </w:r>
-      <w:proofErr w:type="spellEnd"/>
-      <w:r>
-        <w:rPr>
-          <w:lang w:val="en-US"/>
-        </w:rPr>
-        <w:t xml:space="preserve"> Documentation.</w:t>
+      <w:r>
+        <w:t xml:space="preserve"> ·</w:t>
       </w:r>
       <w:hyperlink r:id="rId47">
         <w:r>
-          <w:rPr>
-            <w:lang w:val="en-US"/>
-          </w:rPr>
           <w:t xml:space="preserve"> </w:t>
         </w:r>
       </w:hyperlink>
@@ -15093,9 +17113,8 @@
           <w:rPr>
             <w:color w:val="1155CC"/>
             <w:u w:val="single"/>
-            <w:lang w:val="en-US"/>
           </w:rPr>
-          <w:t>https://docs.frappe.io/erpnext/user/manual/en/batch</w:t>
+          <w:t>https://www.zoho.com/us/inventory/help/advanced-inventory-tracking/batch-tracking.html</w:t>
         </w:r>
       </w:hyperlink>
     </w:p>
@@ -15110,21 +17129,7 @@
         <w:rPr>
           <w:lang w:val="en-US"/>
         </w:rPr>
-        <w:t xml:space="preserve">[12] Frappe, "Pick List", </w:t>
-      </w:r>
-      <w:proofErr w:type="spellStart"/>
-      <w:r>
-        <w:rPr>
-          <w:lang w:val="en-US"/>
-        </w:rPr>
-        <w:t>ERPNext</w:t>
-      </w:r>
-      <w:proofErr w:type="spellEnd"/>
-      <w:r>
-        <w:rPr>
-          <w:lang w:val="en-US"/>
-        </w:rPr>
-        <w:t xml:space="preserve"> v13 Documentation.</w:t>
+        <w:t>[9] Zoho, "Sales Returns – User Guide".</w:t>
       </w:r>
       <w:hyperlink r:id="rId49">
         <w:r>
@@ -15140,7 +17145,7 @@
             <w:color w:val="1155CC"/>
             <w:u w:val="single"/>
           </w:rPr>
-          <w:t>https://docs.erpnext.com/docs/v13/user/manual/en/stock/pick-list</w:t>
+          <w:t>https://www.zoho.com/us/inventory/help/sales-returns/sales-returns-overview.html</w:t>
         </w:r>
       </w:hyperlink>
     </w:p>
@@ -15149,13 +17154,14 @@
         <w:rPr>
           <w:color w:val="1155CC"/>
           <w:u w:val="single"/>
-        </w:rPr>
-      </w:pPr>
-      <w:r>
-        <w:rPr>
           <w:lang w:val="en-US"/>
         </w:rPr>
-        <w:t>[13] Frappe, "Sales Return" y "Purchase Return".</w:t>
+      </w:pPr>
+      <w:r>
+        <w:rPr>
+          <w:lang w:val="en-US"/>
+        </w:rPr>
+        <w:t>[10] Frappe, "Stock Entry", ERPNext Documentation.</w:t>
       </w:r>
       <w:hyperlink r:id="rId51">
         <w:r>
@@ -15170,15 +17176,31 @@
           <w:rPr>
             <w:color w:val="1155CC"/>
             <w:u w:val="single"/>
+            <w:lang w:val="en-US"/>
           </w:rPr>
-          <w:t>https://docs.frappe.io/erpnext/user/manual/en/sales-return</w:t>
+          <w:t>https://docs.frappe.io/erpnext/user/manual/en/stock-entry</w:t>
         </w:r>
       </w:hyperlink>
-      <w:r>
-        <w:t xml:space="preserve"> ·</w:t>
+    </w:p>
+    <w:p>
+      <w:pPr>
+        <w:rPr>
+          <w:color w:val="1155CC"/>
+          <w:u w:val="single"/>
+          <w:lang w:val="en-US"/>
+        </w:rPr>
+      </w:pPr>
+      <w:r>
+        <w:rPr>
+          <w:lang w:val="en-US"/>
+        </w:rPr>
+        <w:t>[11] Frappe, "Batch", ERPNext Documentation.</w:t>
       </w:r>
       <w:hyperlink r:id="rId53">
         <w:r>
+          <w:rPr>
+            <w:lang w:val="en-US"/>
+          </w:rPr>
           <w:t xml:space="preserve"> </w:t>
         </w:r>
       </w:hyperlink>
@@ -15187,8 +17209,9 @@
           <w:rPr>
             <w:color w:val="1155CC"/>
             <w:u w:val="single"/>
+            <w:lang w:val="en-US"/>
           </w:rPr>
-          <w:t>https://docs.frappe.io/erpnext/v12/user/manual/en/stock/purchase-return</w:t>
+          <w:t>https://docs.frappe.io/erpnext/user/manual/en/batch</w:t>
         </w:r>
       </w:hyperlink>
     </w:p>
@@ -15203,21 +17226,7 @@
         <w:rPr>
           <w:lang w:val="en-US"/>
         </w:rPr>
-        <w:t>[14] Frappe, "</w:t>
-      </w:r>
-      <w:proofErr w:type="spellStart"/>
-      <w:r>
-        <w:rPr>
-          <w:lang w:val="en-US"/>
-        </w:rPr>
-        <w:t>ERPNext</w:t>
-      </w:r>
-      <w:proofErr w:type="spellEnd"/>
-      <w:r>
-        <w:rPr>
-          <w:lang w:val="en-US"/>
-        </w:rPr>
-        <w:t xml:space="preserve"> Pricing" y "Frappe Cloud Pricing".</w:t>
+        <w:t>[12] Frappe, "Pick List", ERPNext v13 Documentation.</w:t>
       </w:r>
       <w:hyperlink r:id="rId55">
         <w:r>
@@ -15233,14 +17242,28 @@
             <w:color w:val="1155CC"/>
             <w:u w:val="single"/>
           </w:rPr>
-          <w:t>https://frappe.io/erpnext/pricing</w:t>
+          <w:t>https://docs.erpnext.com/docs/v13/user/manual/en/stock/pick-list</w:t>
         </w:r>
       </w:hyperlink>
-      <w:r>
-        <w:t xml:space="preserve"> ·</w:t>
+    </w:p>
+    <w:p>
+      <w:pPr>
+        <w:rPr>
+          <w:color w:val="1155CC"/>
+          <w:u w:val="single"/>
+        </w:rPr>
+      </w:pPr>
+      <w:r>
+        <w:rPr>
+          <w:lang w:val="en-US"/>
+        </w:rPr>
+        <w:t>[13] Frappe, "Sales Return" y "Purchase Return".</w:t>
       </w:r>
       <w:hyperlink r:id="rId57">
         <w:r>
+          <w:rPr>
+            <w:lang w:val="en-US"/>
+          </w:rPr>
           <w:t xml:space="preserve"> </w:t>
         </w:r>
       </w:hyperlink>
@@ -15250,28 +17273,14 @@
             <w:color w:val="1155CC"/>
             <w:u w:val="single"/>
           </w:rPr>
-          <w:t>https://frappe.io/cloud/pricing</w:t>
+          <w:t>https://docs.frappe.io/erpnext/user/manual/en/sales-return</w:t>
         </w:r>
       </w:hyperlink>
-    </w:p>
-    <w:p>
-      <w:pPr>
-        <w:rPr>
-          <w:color w:val="1155CC"/>
-          <w:u w:val="single"/>
-        </w:rPr>
-      </w:pPr>
-      <w:r>
-        <w:rPr>
-          <w:lang w:val="en-US"/>
-        </w:rPr>
-        <w:t>[15] Frappe, "Auto Creation of Material Request".</w:t>
+      <w:r>
+        <w:t xml:space="preserve"> ·</w:t>
       </w:r>
       <w:hyperlink r:id="rId59">
         <w:r>
-          <w:rPr>
-            <w:lang w:val="en-US"/>
-          </w:rPr>
           <w:t xml:space="preserve"> </w:t>
         </w:r>
       </w:hyperlink>
@@ -15281,16 +17290,23 @@
             <w:color w:val="1155CC"/>
             <w:u w:val="single"/>
           </w:rPr>
-          <w:t>https://docs.erpnext.com/docs/user/manual/en/auto-creation-of-material-request</w:t>
+          <w:t>https://docs.frappe.io/erpnext/v12/user/manual/en/stock/purchase-return</w:t>
         </w:r>
       </w:hyperlink>
     </w:p>
     <w:p>
-      <w:r>
-        <w:rPr>
+      <w:pPr>
+        <w:rPr>
+          <w:color w:val="1155CC"/>
+          <w:u w:val="single"/>
           <w:lang w:val="en-US"/>
         </w:rPr>
-        <w:t>[16] Frappe, "Role and Role Profile" y "Role Based Permissions".</w:t>
+      </w:pPr>
+      <w:r>
+        <w:rPr>
+          <w:lang w:val="en-US"/>
+        </w:rPr>
+        <w:t>[14] Frappe, "ERPNext Pricing" y "Frappe Cloud Pricing".</w:t>
       </w:r>
       <w:hyperlink r:id="rId61">
         <w:r>
@@ -15305,15 +17321,22 @@
           <w:rPr>
             <w:color w:val="1155CC"/>
             <w:u w:val="single"/>
+            <w:lang w:val="en-US"/>
           </w:rPr>
-          <w:t>https://docs.frappe.io/erpnext/user/manual/en/role-and-role-profile</w:t>
+          <w:t>https://frappe.io/erpnext/pricing</w:t>
         </w:r>
       </w:hyperlink>
       <w:r>
+        <w:rPr>
+          <w:lang w:val="en-US"/>
+        </w:rPr>
         <w:t xml:space="preserve"> ·</w:t>
       </w:r>
       <w:hyperlink r:id="rId63">
         <w:r>
+          <w:rPr>
+            <w:lang w:val="en-US"/>
+          </w:rPr>
           <w:t xml:space="preserve"> </w:t>
         </w:r>
       </w:hyperlink>
@@ -15322,6 +17345,80 @@
           <w:rPr>
             <w:color w:val="1155CC"/>
             <w:u w:val="single"/>
+            <w:lang w:val="en-US"/>
+          </w:rPr>
+          <w:t>https://frappe.io/cloud/pricing</w:t>
+        </w:r>
+      </w:hyperlink>
+    </w:p>
+    <w:p>
+      <w:pPr>
+        <w:rPr>
+          <w:color w:val="1155CC"/>
+          <w:u w:val="single"/>
+        </w:rPr>
+      </w:pPr>
+      <w:r>
+        <w:rPr>
+          <w:lang w:val="en-US"/>
+        </w:rPr>
+        <w:t>[15] Frappe, "Auto Creation of Material Request".</w:t>
+      </w:r>
+      <w:hyperlink r:id="rId65">
+        <w:r>
+          <w:rPr>
+            <w:lang w:val="en-US"/>
+          </w:rPr>
+          <w:t xml:space="preserve"> </w:t>
+        </w:r>
+      </w:hyperlink>
+      <w:hyperlink r:id="rId66">
+        <w:r>
+          <w:rPr>
+            <w:color w:val="1155CC"/>
+            <w:u w:val="single"/>
+          </w:rPr>
+          <w:t>https://docs.erpnext.com/docs/user/manual/en/auto-creation-of-material-request</w:t>
+        </w:r>
+      </w:hyperlink>
+    </w:p>
+    <w:p>
+      <w:r>
+        <w:rPr>
+          <w:lang w:val="en-US"/>
+        </w:rPr>
+        <w:t>[16] Frappe, "Role and Role Profile" y "Role Based Permissions".</w:t>
+      </w:r>
+      <w:hyperlink r:id="rId67">
+        <w:r>
+          <w:rPr>
+            <w:lang w:val="en-US"/>
+          </w:rPr>
+          <w:t xml:space="preserve"> </w:t>
+        </w:r>
+      </w:hyperlink>
+      <w:hyperlink r:id="rId68">
+        <w:r>
+          <w:rPr>
+            <w:color w:val="1155CC"/>
+            <w:u w:val="single"/>
+          </w:rPr>
+          <w:t>https://docs.frappe.io/erpnext/user/manual/en/role-and-role-profile</w:t>
+        </w:r>
+      </w:hyperlink>
+      <w:r>
+        <w:t xml:space="preserve"> ·</w:t>
+      </w:r>
+      <w:hyperlink r:id="rId69">
+        <w:r>
+          <w:t xml:space="preserve"> </w:t>
+        </w:r>
+      </w:hyperlink>
+      <w:hyperlink r:id="rId70">
+        <w:r>
+          <w:rPr>
+            <w:color w:val="1155CC"/>
+            <w:u w:val="single"/>
           </w:rPr>
           <w:t>https://docs.frappe.io/erpnext/user/manual/en/role-based-permissions</w:t>
         </w:r>
@@ -15338,10 +17435,8 @@
         </w:rPr>
       </w:pPr>
       <w:r>
-        <w:lastRenderedPageBreak/>
         <w:t xml:space="preserve">Fowler, M. (2015, 3 de junio). </w:t>
       </w:r>
-      <w:proofErr w:type="spellStart"/>
       <w:r>
         <w:rPr>
           <w:i/>
@@ -15349,7 +17444,6 @@
         </w:rPr>
         <w:t>MonolithFirst</w:t>
       </w:r>
-      <w:proofErr w:type="spellEnd"/>
       <w:r>
         <w:t xml:space="preserve">. </w:t>
       </w:r>
@@ -15359,7 +17453,7 @@
         </w:rPr>
         <w:t xml:space="preserve">Blog personal de Martin Fowler. </w:t>
       </w:r>
-      <w:hyperlink r:id="rId65">
+      <w:hyperlink r:id="rId71">
         <w:r>
           <w:rPr>
             <w:color w:val="1155CC"/>
@@ -15395,21 +17489,7 @@
         <w:rPr>
           <w:lang w:val="en-US"/>
         </w:rPr>
-        <w:t xml:space="preserve"> (2.ª ed.). </w:t>
-      </w:r>
-      <w:proofErr w:type="spellStart"/>
-      <w:r>
-        <w:rPr>
-          <w:lang w:val="en-US"/>
-        </w:rPr>
-        <w:t>Publicaciones</w:t>
-      </w:r>
-      <w:proofErr w:type="spellEnd"/>
-      <w:r>
-        <w:rPr>
-          <w:lang w:val="en-US"/>
-        </w:rPr>
-        <w:t xml:space="preserve"> O'Reilly Media.</w:t>
+        <w:t xml:space="preserve"> (2.ª ed.). Publicaciones O'Reilly Media.</w:t>
       </w:r>
     </w:p>
     <w:p>
@@ -15437,15 +17517,7 @@
         <w:t xml:space="preserve">. </w:t>
       </w:r>
       <w:r>
-        <w:t xml:space="preserve">Editorial Manning </w:t>
-      </w:r>
-      <w:proofErr w:type="spellStart"/>
-      <w:r>
-        <w:t>Publications</w:t>
-      </w:r>
-      <w:proofErr w:type="spellEnd"/>
-      <w:r>
-        <w:t>.</w:t>
+        <w:t>Editorial Manning Publications.</w:t>
       </w:r>
     </w:p>
     <w:p/>
@@ -15457,6 +17529,56 @@
     </w:sectPr>
   </w:body>
 </w:document>
+</file>
+
+<file path=word/endnotes.xml><?xml version="1.0" encoding="utf-8"?>
+<w:endnotes xmlns:wpc="http://schemas.microsoft.com/office/word/2010/wordprocessingCanvas" xmlns:cx="http://schemas.microsoft.com/office/drawing/2014/chartex" xmlns:cx1="http://schemas.microsoft.com/office/drawing/2015/9/8/chartex" xmlns:cx2="http://schemas.microsoft.com/office/drawing/2015/10/21/chartex" xmlns:cx3="http://schemas.microsoft.com/office/drawing/2016/5/9/chartex" xmlns:cx4="http://schemas.microsoft.com/office/drawing/2016/5/10/chartex" xmlns:cx5="http://schemas.microsoft.com/office/drawing/2016/5/11/chartex" xmlns:cx6="http://schemas.microsoft.com/office/drawing/2016/5/12/chartex" xmlns:cx7="http://schemas.microsoft.com/office/drawing/2016/5/13/chartex" xmlns:cx8="http://schemas.microsoft.com/office/drawing/2016/5/14/chartex" xmlns:mc="http://schemas.openxmlformats.org/markup-compatibility/2006" xmlns:aink="http://schemas.microsoft.com/office/drawing/2016/ink" xmlns:am3d="http://schemas.microsoft.com/office/drawing/2017/model3d" xmlns:o="urn:schemas-microsoft-com:office:office" xmlns:oel="http://schemas.microsoft.com/office/2019/extlst" xmlns:r="http://schemas.openxmlformats.org/officeDocument/2006/relationships" xmlns:m="http://schemas.openxmlformats.org/officeDocument/2006/math" xmlns:v="urn:schemas-microsoft-com:vml" xmlns:wp14="http://schemas.microsoft.com/office/word/2010/wordprocessingDrawing" xmlns:wp="http://schemas.openxmlformats.org/drawingml/2006/wordprocessingDrawing" xmlns:w10="urn:schemas-microsoft-com:office:word" xmlns:w="http://schemas.openxmlformats.org/wordprocessingml/2006/main" xmlns:w14="http://schemas.microsoft.com/office/word/2010/wordml" xmlns:w15="http://schemas.microsoft.com/office/word/2012/wordml" xmlns:w16cex="http://schemas.microsoft.com/office/word/2018/wordml/cex" xmlns:w16cid="http://schemas.microsoft.com/office/word/2016/wordml/cid" xmlns:w16="http://schemas.microsoft.com/office/word/2018/wordml" xmlns:w16du="http://schemas.microsoft.com/office/word/2023/wordml/word16du" xmlns:w16sdtdh="http://schemas.microsoft.com/office/word/2020/wordml/sdtdatahash" xmlns:w16sdtfl="http://schemas.microsoft.com/office/word/2024/wordml/sdtformatlock" xmlns:w16se="http://schemas.microsoft.com/office/word/2015/wordml/symex" xmlns:wpg="http://schemas.microsoft.com/office/word/2010/wordprocessingGroup" xmlns:wpi="http://schemas.microsoft.com/office/word/2010/wordprocessingInk" xmlns:wne="http://schemas.microsoft.com/office/word/2006/wordml" xmlns:wps="http://schemas.microsoft.com/office/word/2010/wordprocessingShape" mc:Ignorable="w14 w15 w16se w16cid w16 w16cex w16sdtdh w16sdtfl w16du wp14">
+  <w:endnote w:type="separator" w:id="-1">
+    <w:p>
+      <w:pPr>
+        <w:spacing w:line="240" w:lineRule="auto"/>
+      </w:pPr>
+      <w:r>
+        <w:separator/>
+      </w:r>
+    </w:p>
+  </w:endnote>
+  <w:endnote w:type="continuationSeparator" w:id="0">
+    <w:p>
+      <w:pPr>
+        <w:spacing w:line="240" w:lineRule="auto"/>
+      </w:pPr>
+      <w:r>
+        <w:continuationSeparator/>
+      </w:r>
+    </w:p>
+  </w:endnote>
+</w:endnotes>
+</file>
+
+<file path=word/footnotes.xml><?xml version="1.0" encoding="utf-8"?>
+<w:footnotes xmlns:wpc="http://schemas.microsoft.com/office/word/2010/wordprocessingCanvas" xmlns:cx="http://schemas.microsoft.com/office/drawing/2014/chartex" xmlns:cx1="http://schemas.microsoft.com/office/drawing/2015/9/8/chartex" xmlns:cx2="http://schemas.microsoft.com/office/drawing/2015/10/21/chartex" xmlns:cx3="http://schemas.microsoft.com/office/drawing/2016/5/9/chartex" xmlns:cx4="http://schemas.microsoft.com/office/drawing/2016/5/10/chartex" xmlns:cx5="http://schemas.microsoft.com/office/drawing/2016/5/11/chartex" xmlns:cx6="http://schemas.microsoft.com/office/drawing/2016/5/12/chartex" xmlns:cx7="http://schemas.microsoft.com/office/drawing/2016/5/13/chartex" xmlns:cx8="http://schemas.microsoft.com/office/drawing/2016/5/14/chartex" xmlns:mc="http://schemas.openxmlformats.org/markup-compatibility/2006" xmlns:aink="http://schemas.microsoft.com/office/drawing/2016/ink" xmlns:am3d="http://schemas.microsoft.com/office/drawing/2017/model3d" xmlns:o="urn:schemas-microsoft-com:office:office" xmlns:oel="http://schemas.microsoft.com/office/2019/extlst" xmlns:r="http://schemas.openxmlformats.org/officeDocument/2006/relationships" xmlns:m="http://schemas.openxmlformats.org/officeDocument/2006/math" xmlns:v="urn:schemas-microsoft-com:vml" xmlns:wp14="http://schemas.microsoft.com/office/word/2010/wordprocessingDrawing" xmlns:wp="http://schemas.openxmlformats.org/drawingml/2006/wordprocessingDrawing" xmlns:w10="urn:schemas-microsoft-com:office:word" xmlns:w="http://schemas.openxmlformats.org/wordprocessingml/2006/main" xmlns:w14="http://schemas.microsoft.com/office/word/2010/wordml" xmlns:w15="http://schemas.microsoft.com/office/word/2012/wordml" xmlns:w16cex="http://schemas.microsoft.com/office/word/2018/wordml/cex" xmlns:w16cid="http://schemas.microsoft.com/office/word/2016/wordml/cid" xmlns:w16="http://schemas.microsoft.com/office/word/2018/wordml" xmlns:w16du="http://schemas.microsoft.com/office/word/2023/wordml/word16du" xmlns:w16sdtdh="http://schemas.microsoft.com/office/word/2020/wordml/sdtdatahash" xmlns:w16sdtfl="http://schemas.microsoft.com/office/word/2024/wordml/sdtformatlock" xmlns:w16se="http://schemas.microsoft.com/office/word/2015/wordml/symex" xmlns:wpg="http://schemas.microsoft.com/office/word/2010/wordprocessingGroup" xmlns:wpi="http://schemas.microsoft.com/office/word/2010/wordprocessingInk" xmlns:wne="http://schemas.microsoft.com/office/word/2006/wordml" xmlns:wps="http://schemas.microsoft.com/office/word/2010/wordprocessingShape" mc:Ignorable="w14 w15 w16se w16cid w16 w16cex w16sdtdh w16sdtfl w16du wp14">
+  <w:footnote w:type="separator" w:id="-1">
+    <w:p>
+      <w:pPr>
+        <w:spacing w:line="240" w:lineRule="auto"/>
+      </w:pPr>
+      <w:r>
+        <w:separator/>
+      </w:r>
+    </w:p>
+  </w:footnote>
+  <w:footnote w:type="continuationSeparator" w:id="0">
+    <w:p>
+      <w:pPr>
+        <w:spacing w:line="240" w:lineRule="auto"/>
+      </w:pPr>
+      <w:r>
+        <w:continuationSeparator/>
+      </w:r>
+    </w:p>
+  </w:footnote>
+</w:footnotes>
 </file>
 
 <file path=word/numbering.xml><?xml version="1.0" encoding="utf-8"?>
@@ -15914,6 +18036,118 @@
     </w:lvl>
   </w:abstractNum>
   <w:abstractNum w:abstractNumId="4" w15:restartNumberingAfterBreak="0">
+    <w:nsid w:val="1F9A157B"/>
+    <w:multiLevelType w:val="hybridMultilevel"/>
+    <w:tmpl w:val="F61ADC74"/>
+    <w:lvl w:ilvl="0" w:tplc="7AE4DCBE">
+      <w:numFmt w:val="bullet"/>
+      <w:lvlText w:val="-"/>
+      <w:lvlJc w:val="left"/>
+      <w:pPr>
+        <w:ind w:left="720" w:hanging="360"/>
+      </w:pPr>
+      <w:rPr>
+        <w:rFonts w:ascii="Arial" w:eastAsia="Arial" w:hAnsi="Arial" w:cs="Arial" w:hint="default"/>
+      </w:rPr>
+    </w:lvl>
+    <w:lvl w:ilvl="1" w:tplc="240A0003" w:tentative="1">
+      <w:start w:val="1"/>
+      <w:numFmt w:val="bullet"/>
+      <w:lvlText w:val="o"/>
+      <w:lvlJc w:val="left"/>
+      <w:pPr>
+        <w:ind w:left="1440" w:hanging="360"/>
+      </w:pPr>
+      <w:rPr>
+        <w:rFonts w:ascii="Courier New" w:hAnsi="Courier New" w:cs="Courier New" w:hint="default"/>
+      </w:rPr>
+    </w:lvl>
+    <w:lvl w:ilvl="2" w:tplc="240A0005" w:tentative="1">
+      <w:start w:val="1"/>
+      <w:numFmt w:val="bullet"/>
+      <w:lvlText w:val=""/>
+      <w:lvlJc w:val="left"/>
+      <w:pPr>
+        <w:ind w:left="2160" w:hanging="360"/>
+      </w:pPr>
+      <w:rPr>
+        <w:rFonts w:ascii="Wingdings" w:hAnsi="Wingdings" w:hint="default"/>
+      </w:rPr>
+    </w:lvl>
+    <w:lvl w:ilvl="3" w:tplc="240A0001" w:tentative="1">
+      <w:start w:val="1"/>
+      <w:numFmt w:val="bullet"/>
+      <w:lvlText w:val=""/>
+      <w:lvlJc w:val="left"/>
+      <w:pPr>
+        <w:ind w:left="2880" w:hanging="360"/>
+      </w:pPr>
+      <w:rPr>
+        <w:rFonts w:ascii="Symbol" w:hAnsi="Symbol" w:hint="default"/>
+      </w:rPr>
+    </w:lvl>
+    <w:lvl w:ilvl="4" w:tplc="240A0003" w:tentative="1">
+      <w:start w:val="1"/>
+      <w:numFmt w:val="bullet"/>
+      <w:lvlText w:val="o"/>
+      <w:lvlJc w:val="left"/>
+      <w:pPr>
+        <w:ind w:left="3600" w:hanging="360"/>
+      </w:pPr>
+      <w:rPr>
+        <w:rFonts w:ascii="Courier New" w:hAnsi="Courier New" w:cs="Courier New" w:hint="default"/>
+      </w:rPr>
+    </w:lvl>
+    <w:lvl w:ilvl="5" w:tplc="240A0005" w:tentative="1">
+      <w:start w:val="1"/>
+      <w:numFmt w:val="bullet"/>
+      <w:lvlText w:val=""/>
+      <w:lvlJc w:val="left"/>
+      <w:pPr>
+        <w:ind w:left="4320" w:hanging="360"/>
+      </w:pPr>
+      <w:rPr>
+        <w:rFonts w:ascii="Wingdings" w:hAnsi="Wingdings" w:hint="default"/>
+      </w:rPr>
+    </w:lvl>
+    <w:lvl w:ilvl="6" w:tplc="240A0001" w:tentative="1">
+      <w:start w:val="1"/>
+      <w:numFmt w:val="bullet"/>
+      <w:lvlText w:val=""/>
+      <w:lvlJc w:val="left"/>
+      <w:pPr>
+        <w:ind w:left="5040" w:hanging="360"/>
+      </w:pPr>
+      <w:rPr>
+        <w:rFonts w:ascii="Symbol" w:hAnsi="Symbol" w:hint="default"/>
+      </w:rPr>
+    </w:lvl>
+    <w:lvl w:ilvl="7" w:tplc="240A0003" w:tentative="1">
+      <w:start w:val="1"/>
+      <w:numFmt w:val="bullet"/>
+      <w:lvlText w:val="o"/>
+      <w:lvlJc w:val="left"/>
+      <w:pPr>
+        <w:ind w:left="5760" w:hanging="360"/>
+      </w:pPr>
+      <w:rPr>
+        <w:rFonts w:ascii="Courier New" w:hAnsi="Courier New" w:cs="Courier New" w:hint="default"/>
+      </w:rPr>
+    </w:lvl>
+    <w:lvl w:ilvl="8" w:tplc="240A0005" w:tentative="1">
+      <w:start w:val="1"/>
+      <w:numFmt w:val="bullet"/>
+      <w:lvlText w:val=""/>
+      <w:lvlJc w:val="left"/>
+      <w:pPr>
+        <w:ind w:left="6480" w:hanging="360"/>
+      </w:pPr>
+      <w:rPr>
+        <w:rFonts w:ascii="Wingdings" w:hAnsi="Wingdings" w:hint="default"/>
+      </w:rPr>
+    </w:lvl>
+  </w:abstractNum>
+  <w:abstractNum w:abstractNumId="5" w15:restartNumberingAfterBreak="0">
     <w:nsid w:val="2CA60ACE"/>
     <w:multiLevelType w:val="multilevel"/>
     <w:tmpl w:val="871837A0"/>
@@ -16026,7 +18260,7 @@
       </w:rPr>
     </w:lvl>
   </w:abstractNum>
-  <w:abstractNum w:abstractNumId="5" w15:restartNumberingAfterBreak="0">
+  <w:abstractNum w:abstractNumId="6" w15:restartNumberingAfterBreak="0">
     <w:nsid w:val="2DBE7C2D"/>
     <w:multiLevelType w:val="multilevel"/>
     <w:tmpl w:val="3B1288AE"/>
@@ -16139,7 +18373,156 @@
       </w:rPr>
     </w:lvl>
   </w:abstractNum>
-  <w:abstractNum w:abstractNumId="6" w15:restartNumberingAfterBreak="0">
+  <w:abstractNum w:abstractNumId="7" w15:restartNumberingAfterBreak="0">
+    <w:nsid w:val="35180C56"/>
+    <w:multiLevelType w:val="multilevel"/>
+    <w:tmpl w:val="06C40CE8"/>
+    <w:lvl w:ilvl="0">
+      <w:start w:val="1"/>
+      <w:numFmt w:val="bullet"/>
+      <w:lvlText w:val=""/>
+      <w:lvlJc w:val="left"/>
+      <w:pPr>
+        <w:tabs>
+          <w:tab w:val="num" w:pos="720"/>
+        </w:tabs>
+        <w:ind w:left="720" w:hanging="360"/>
+      </w:pPr>
+      <w:rPr>
+        <w:rFonts w:ascii="Symbol" w:hAnsi="Symbol" w:hint="default"/>
+        <w:sz w:val="20"/>
+      </w:rPr>
+    </w:lvl>
+    <w:lvl w:ilvl="1">
+      <w:start w:val="1"/>
+      <w:numFmt w:val="bullet"/>
+      <w:lvlText w:val="o"/>
+      <w:lvlJc w:val="left"/>
+      <w:pPr>
+        <w:tabs>
+          <w:tab w:val="num" w:pos="1440"/>
+        </w:tabs>
+        <w:ind w:left="1440" w:hanging="360"/>
+      </w:pPr>
+      <w:rPr>
+        <w:rFonts w:ascii="Courier New" w:hAnsi="Courier New" w:hint="default"/>
+        <w:sz w:val="20"/>
+      </w:rPr>
+    </w:lvl>
+    <w:lvl w:ilvl="2" w:tentative="1">
+      <w:start w:val="1"/>
+      <w:numFmt w:val="bullet"/>
+      <w:lvlText w:val=""/>
+      <w:lvlJc w:val="left"/>
+      <w:pPr>
+        <w:tabs>
+          <w:tab w:val="num" w:pos="2160"/>
+        </w:tabs>
+        <w:ind w:left="2160" w:hanging="360"/>
+      </w:pPr>
+      <w:rPr>
+        <w:rFonts w:ascii="Wingdings" w:hAnsi="Wingdings" w:hint="default"/>
+        <w:sz w:val="20"/>
+      </w:rPr>
+    </w:lvl>
+    <w:lvl w:ilvl="3" w:tentative="1">
+      <w:start w:val="1"/>
+      <w:numFmt w:val="bullet"/>
+      <w:lvlText w:val=""/>
+      <w:lvlJc w:val="left"/>
+      <w:pPr>
+        <w:tabs>
+          <w:tab w:val="num" w:pos="2880"/>
+        </w:tabs>
+        <w:ind w:left="2880" w:hanging="360"/>
+      </w:pPr>
+      <w:rPr>
+        <w:rFonts w:ascii="Wingdings" w:hAnsi="Wingdings" w:hint="default"/>
+        <w:sz w:val="20"/>
+      </w:rPr>
+    </w:lvl>
+    <w:lvl w:ilvl="4" w:tentative="1">
+      <w:start w:val="1"/>
+      <w:numFmt w:val="bullet"/>
+      <w:lvlText w:val=""/>
+      <w:lvlJc w:val="left"/>
+      <w:pPr>
+        <w:tabs>
+          <w:tab w:val="num" w:pos="3600"/>
+        </w:tabs>
+        <w:ind w:left="3600" w:hanging="360"/>
+      </w:pPr>
+      <w:rPr>
+        <w:rFonts w:ascii="Wingdings" w:hAnsi="Wingdings" w:hint="default"/>
+        <w:sz w:val="20"/>
+      </w:rPr>
+    </w:lvl>
+    <w:lvl w:ilvl="5" w:tentative="1">
+      <w:start w:val="1"/>
+      <w:numFmt w:val="bullet"/>
+      <w:lvlText w:val=""/>
+      <w:lvlJc w:val="left"/>
+      <w:pPr>
+        <w:tabs>
+          <w:tab w:val="num" w:pos="4320"/>
+        </w:tabs>
+        <w:ind w:left="4320" w:hanging="360"/>
+      </w:pPr>
+      <w:rPr>
+        <w:rFonts w:ascii="Wingdings" w:hAnsi="Wingdings" w:hint="default"/>
+        <w:sz w:val="20"/>
+      </w:rPr>
+    </w:lvl>
+    <w:lvl w:ilvl="6" w:tentative="1">
+      <w:start w:val="1"/>
+      <w:numFmt w:val="bullet"/>
+      <w:lvlText w:val=""/>
+      <w:lvlJc w:val="left"/>
+      <w:pPr>
+        <w:tabs>
+          <w:tab w:val="num" w:pos="5040"/>
+        </w:tabs>
+        <w:ind w:left="5040" w:hanging="360"/>
+      </w:pPr>
+      <w:rPr>
+        <w:rFonts w:ascii="Wingdings" w:hAnsi="Wingdings" w:hint="default"/>
+        <w:sz w:val="20"/>
+      </w:rPr>
+    </w:lvl>
+    <w:lvl w:ilvl="7" w:tentative="1">
+      <w:start w:val="1"/>
+      <w:numFmt w:val="bullet"/>
+      <w:lvlText w:val=""/>
+      <w:lvlJc w:val="left"/>
+      <w:pPr>
+        <w:tabs>
+          <w:tab w:val="num" w:pos="5760"/>
+        </w:tabs>
+        <w:ind w:left="5760" w:hanging="360"/>
+      </w:pPr>
+      <w:rPr>
+        <w:rFonts w:ascii="Wingdings" w:hAnsi="Wingdings" w:hint="default"/>
+        <w:sz w:val="20"/>
+      </w:rPr>
+    </w:lvl>
+    <w:lvl w:ilvl="8" w:tentative="1">
+      <w:start w:val="1"/>
+      <w:numFmt w:val="bullet"/>
+      <w:lvlText w:val=""/>
+      <w:lvlJc w:val="left"/>
+      <w:pPr>
+        <w:tabs>
+          <w:tab w:val="num" w:pos="6480"/>
+        </w:tabs>
+        <w:ind w:left="6480" w:hanging="360"/>
+      </w:pPr>
+      <w:rPr>
+        <w:rFonts w:ascii="Wingdings" w:hAnsi="Wingdings" w:hint="default"/>
+        <w:sz w:val="20"/>
+      </w:rPr>
+    </w:lvl>
+  </w:abstractNum>
+  <w:abstractNum w:abstractNumId="8" w15:restartNumberingAfterBreak="0">
     <w:nsid w:val="35275AAF"/>
     <w:multiLevelType w:val="multilevel"/>
     <w:tmpl w:val="72F4665E"/>
@@ -16252,7 +18635,7 @@
       </w:rPr>
     </w:lvl>
   </w:abstractNum>
-  <w:abstractNum w:abstractNumId="7" w15:restartNumberingAfterBreak="0">
+  <w:abstractNum w:abstractNumId="9" w15:restartNumberingAfterBreak="0">
     <w:nsid w:val="3E41024C"/>
     <w:multiLevelType w:val="multilevel"/>
     <w:tmpl w:val="A3AA562C"/>
@@ -16365,7 +18748,7 @@
       </w:rPr>
     </w:lvl>
   </w:abstractNum>
-  <w:abstractNum w:abstractNumId="8" w15:restartNumberingAfterBreak="0">
+  <w:abstractNum w:abstractNumId="10" w15:restartNumberingAfterBreak="0">
     <w:nsid w:val="41D30E5A"/>
     <w:multiLevelType w:val="multilevel"/>
     <w:tmpl w:val="65086642"/>
@@ -16478,7 +18861,7 @@
       </w:rPr>
     </w:lvl>
   </w:abstractNum>
-  <w:abstractNum w:abstractNumId="9" w15:restartNumberingAfterBreak="0">
+  <w:abstractNum w:abstractNumId="11" w15:restartNumberingAfterBreak="0">
     <w:nsid w:val="4998138A"/>
     <w:multiLevelType w:val="multilevel"/>
     <w:tmpl w:val="6C8EEA4C"/>
@@ -16591,7 +18974,7 @@
       </w:rPr>
     </w:lvl>
   </w:abstractNum>
-  <w:abstractNum w:abstractNumId="10" w15:restartNumberingAfterBreak="0">
+  <w:abstractNum w:abstractNumId="12" w15:restartNumberingAfterBreak="0">
     <w:nsid w:val="499822A9"/>
     <w:multiLevelType w:val="multilevel"/>
     <w:tmpl w:val="00787D2A"/>
@@ -16704,7 +19087,7 @@
       </w:rPr>
     </w:lvl>
   </w:abstractNum>
-  <w:abstractNum w:abstractNumId="11" w15:restartNumberingAfterBreak="0">
+  <w:abstractNum w:abstractNumId="13" w15:restartNumberingAfterBreak="0">
     <w:nsid w:val="49AA454F"/>
     <w:multiLevelType w:val="multilevel"/>
     <w:tmpl w:val="35045C20"/>
@@ -16817,7 +19200,7 @@
       </w:rPr>
     </w:lvl>
   </w:abstractNum>
-  <w:abstractNum w:abstractNumId="12" w15:restartNumberingAfterBreak="0">
+  <w:abstractNum w:abstractNumId="14" w15:restartNumberingAfterBreak="0">
     <w:nsid w:val="4FEB24F1"/>
     <w:multiLevelType w:val="multilevel"/>
     <w:tmpl w:val="E6AE3C18"/>
@@ -16930,7 +19313,7 @@
       </w:rPr>
     </w:lvl>
   </w:abstractNum>
-  <w:abstractNum w:abstractNumId="13" w15:restartNumberingAfterBreak="0">
+  <w:abstractNum w:abstractNumId="15" w15:restartNumberingAfterBreak="0">
     <w:nsid w:val="59623E03"/>
     <w:multiLevelType w:val="multilevel"/>
     <w:tmpl w:val="6E90E48E"/>
@@ -17043,7 +19426,7 @@
       </w:rPr>
     </w:lvl>
   </w:abstractNum>
-  <w:abstractNum w:abstractNumId="14" w15:restartNumberingAfterBreak="0">
+  <w:abstractNum w:abstractNumId="16" w15:restartNumberingAfterBreak="0">
     <w:nsid w:val="5A4833E8"/>
     <w:multiLevelType w:val="multilevel"/>
     <w:tmpl w:val="372032D6"/>
@@ -17156,7 +19539,7 @@
       </w:rPr>
     </w:lvl>
   </w:abstractNum>
-  <w:abstractNum w:abstractNumId="15" w15:restartNumberingAfterBreak="0">
+  <w:abstractNum w:abstractNumId="17" w15:restartNumberingAfterBreak="0">
     <w:nsid w:val="5AEC5379"/>
     <w:multiLevelType w:val="multilevel"/>
     <w:tmpl w:val="233E5B8E"/>
@@ -17269,7 +19652,156 @@
       </w:rPr>
     </w:lvl>
   </w:abstractNum>
-  <w:abstractNum w:abstractNumId="16" w15:restartNumberingAfterBreak="0">
+  <w:abstractNum w:abstractNumId="18" w15:restartNumberingAfterBreak="0">
+    <w:nsid w:val="6AE6407A"/>
+    <w:multiLevelType w:val="multilevel"/>
+    <w:tmpl w:val="838E4214"/>
+    <w:lvl w:ilvl="0">
+      <w:start w:val="1"/>
+      <w:numFmt w:val="bullet"/>
+      <w:lvlText w:val=""/>
+      <w:lvlJc w:val="left"/>
+      <w:pPr>
+        <w:tabs>
+          <w:tab w:val="num" w:pos="720"/>
+        </w:tabs>
+        <w:ind w:left="720" w:hanging="360"/>
+      </w:pPr>
+      <w:rPr>
+        <w:rFonts w:ascii="Symbol" w:hAnsi="Symbol" w:hint="default"/>
+        <w:sz w:val="20"/>
+      </w:rPr>
+    </w:lvl>
+    <w:lvl w:ilvl="1" w:tentative="1">
+      <w:start w:val="1"/>
+      <w:numFmt w:val="bullet"/>
+      <w:lvlText w:val="o"/>
+      <w:lvlJc w:val="left"/>
+      <w:pPr>
+        <w:tabs>
+          <w:tab w:val="num" w:pos="1440"/>
+        </w:tabs>
+        <w:ind w:left="1440" w:hanging="360"/>
+      </w:pPr>
+      <w:rPr>
+        <w:rFonts w:ascii="Courier New" w:hAnsi="Courier New" w:hint="default"/>
+        <w:sz w:val="20"/>
+      </w:rPr>
+    </w:lvl>
+    <w:lvl w:ilvl="2" w:tentative="1">
+      <w:start w:val="1"/>
+      <w:numFmt w:val="bullet"/>
+      <w:lvlText w:val=""/>
+      <w:lvlJc w:val="left"/>
+      <w:pPr>
+        <w:tabs>
+          <w:tab w:val="num" w:pos="2160"/>
+        </w:tabs>
+        <w:ind w:left="2160" w:hanging="360"/>
+      </w:pPr>
+      <w:rPr>
+        <w:rFonts w:ascii="Wingdings" w:hAnsi="Wingdings" w:hint="default"/>
+        <w:sz w:val="20"/>
+      </w:rPr>
+    </w:lvl>
+    <w:lvl w:ilvl="3" w:tentative="1">
+      <w:start w:val="1"/>
+      <w:numFmt w:val="bullet"/>
+      <w:lvlText w:val=""/>
+      <w:lvlJc w:val="left"/>
+      <w:pPr>
+        <w:tabs>
+          <w:tab w:val="num" w:pos="2880"/>
+        </w:tabs>
+        <w:ind w:left="2880" w:hanging="360"/>
+      </w:pPr>
+      <w:rPr>
+        <w:rFonts w:ascii="Wingdings" w:hAnsi="Wingdings" w:hint="default"/>
+        <w:sz w:val="20"/>
+      </w:rPr>
+    </w:lvl>
+    <w:lvl w:ilvl="4" w:tentative="1">
+      <w:start w:val="1"/>
+      <w:numFmt w:val="bullet"/>
+      <w:lvlText w:val=""/>
+      <w:lvlJc w:val="left"/>
+      <w:pPr>
+        <w:tabs>
+          <w:tab w:val="num" w:pos="3600"/>
+        </w:tabs>
+        <w:ind w:left="3600" w:hanging="360"/>
+      </w:pPr>
+      <w:rPr>
+        <w:rFonts w:ascii="Wingdings" w:hAnsi="Wingdings" w:hint="default"/>
+        <w:sz w:val="20"/>
+      </w:rPr>
+    </w:lvl>
+    <w:lvl w:ilvl="5" w:tentative="1">
+      <w:start w:val="1"/>
+      <w:numFmt w:val="bullet"/>
+      <w:lvlText w:val=""/>
+      <w:lvlJc w:val="left"/>
+      <w:pPr>
+        <w:tabs>
+          <w:tab w:val="num" w:pos="4320"/>
+        </w:tabs>
+        <w:ind w:left="4320" w:hanging="360"/>
+      </w:pPr>
+      <w:rPr>
+        <w:rFonts w:ascii="Wingdings" w:hAnsi="Wingdings" w:hint="default"/>
+        <w:sz w:val="20"/>
+      </w:rPr>
+    </w:lvl>
+    <w:lvl w:ilvl="6" w:tentative="1">
+      <w:start w:val="1"/>
+      <w:numFmt w:val="bullet"/>
+      <w:lvlText w:val=""/>
+      <w:lvlJc w:val="left"/>
+      <w:pPr>
+        <w:tabs>
+          <w:tab w:val="num" w:pos="5040"/>
+        </w:tabs>
+        <w:ind w:left="5040" w:hanging="360"/>
+      </w:pPr>
+      <w:rPr>
+        <w:rFonts w:ascii="Wingdings" w:hAnsi="Wingdings" w:hint="default"/>
+        <w:sz w:val="20"/>
+      </w:rPr>
+    </w:lvl>
+    <w:lvl w:ilvl="7" w:tentative="1">
+      <w:start w:val="1"/>
+      <w:numFmt w:val="bullet"/>
+      <w:lvlText w:val=""/>
+      <w:lvlJc w:val="left"/>
+      <w:pPr>
+        <w:tabs>
+          <w:tab w:val="num" w:pos="5760"/>
+        </w:tabs>
+        <w:ind w:left="5760" w:hanging="360"/>
+      </w:pPr>
+      <w:rPr>
+        <w:rFonts w:ascii="Wingdings" w:hAnsi="Wingdings" w:hint="default"/>
+        <w:sz w:val="20"/>
+      </w:rPr>
+    </w:lvl>
+    <w:lvl w:ilvl="8" w:tentative="1">
+      <w:start w:val="1"/>
+      <w:numFmt w:val="bullet"/>
+      <w:lvlText w:val=""/>
+      <w:lvlJc w:val="left"/>
+      <w:pPr>
+        <w:tabs>
+          <w:tab w:val="num" w:pos="6480"/>
+        </w:tabs>
+        <w:ind w:left="6480" w:hanging="360"/>
+      </w:pPr>
+      <w:rPr>
+        <w:rFonts w:ascii="Wingdings" w:hAnsi="Wingdings" w:hint="default"/>
+        <w:sz w:val="20"/>
+      </w:rPr>
+    </w:lvl>
+  </w:abstractNum>
+  <w:abstractNum w:abstractNumId="19" w15:restartNumberingAfterBreak="0">
     <w:nsid w:val="74F9364F"/>
     <w:multiLevelType w:val="multilevel"/>
     <w:tmpl w:val="45AE9906"/>
@@ -17382,7 +19914,7 @@
       </w:rPr>
     </w:lvl>
   </w:abstractNum>
-  <w:abstractNum w:abstractNumId="17" w15:restartNumberingAfterBreak="0">
+  <w:abstractNum w:abstractNumId="20" w15:restartNumberingAfterBreak="0">
     <w:nsid w:val="79864B10"/>
     <w:multiLevelType w:val="multilevel"/>
     <w:tmpl w:val="ECB0B930"/>
@@ -17495,7 +20027,7 @@
       </w:rPr>
     </w:lvl>
   </w:abstractNum>
-  <w:abstractNum w:abstractNumId="18" w15:restartNumberingAfterBreak="0">
+  <w:abstractNum w:abstractNumId="21" w15:restartNumberingAfterBreak="0">
     <w:nsid w:val="7C5F1B18"/>
     <w:multiLevelType w:val="multilevel"/>
     <w:tmpl w:val="310A96AA"/>
@@ -17608,7 +20140,7 @@
       </w:rPr>
     </w:lvl>
   </w:abstractNum>
-  <w:abstractNum w:abstractNumId="19" w15:restartNumberingAfterBreak="0">
+  <w:abstractNum w:abstractNumId="22" w15:restartNumberingAfterBreak="0">
     <w:nsid w:val="7EEF639F"/>
     <w:multiLevelType w:val="multilevel"/>
     <w:tmpl w:val="14C04692"/>
@@ -17721,7 +20253,7 @@
       </w:rPr>
     </w:lvl>
   </w:abstractNum>
-  <w:abstractNum w:abstractNumId="20" w15:restartNumberingAfterBreak="0">
+  <w:abstractNum w:abstractNumId="23" w15:restartNumberingAfterBreak="0">
     <w:nsid w:val="7F122CFB"/>
     <w:multiLevelType w:val="multilevel"/>
     <w:tmpl w:val="9CAE45F0"/>
@@ -17835,22 +20367,22 @@
     </w:lvl>
   </w:abstractNum>
   <w:num w:numId="1" w16cid:durableId="149954602">
-    <w:abstractNumId w:val="10"/>
+    <w:abstractNumId w:val="12"/>
   </w:num>
   <w:num w:numId="2" w16cid:durableId="2111923704">
-    <w:abstractNumId w:val="7"/>
+    <w:abstractNumId w:val="9"/>
   </w:num>
   <w:num w:numId="3" w16cid:durableId="1297681993">
-    <w:abstractNumId w:val="13"/>
+    <w:abstractNumId w:val="15"/>
   </w:num>
   <w:num w:numId="4" w16cid:durableId="1993219669">
-    <w:abstractNumId w:val="17"/>
+    <w:abstractNumId w:val="20"/>
   </w:num>
   <w:num w:numId="5" w16cid:durableId="1351374700">
-    <w:abstractNumId w:val="9"/>
+    <w:abstractNumId w:val="11"/>
   </w:num>
   <w:num w:numId="6" w16cid:durableId="140850299">
-    <w:abstractNumId w:val="5"/>
+    <w:abstractNumId w:val="6"/>
   </w:num>
   <w:num w:numId="7" w16cid:durableId="1095400073">
     <w:abstractNumId w:val="1"/>
@@ -17859,43 +20391,52 @@
     <w:abstractNumId w:val="0"/>
   </w:num>
   <w:num w:numId="9" w16cid:durableId="1072237182">
-    <w:abstractNumId w:val="15"/>
+    <w:abstractNumId w:val="17"/>
   </w:num>
   <w:num w:numId="10" w16cid:durableId="702679937">
-    <w:abstractNumId w:val="4"/>
+    <w:abstractNumId w:val="5"/>
   </w:num>
   <w:num w:numId="11" w16cid:durableId="1233807148">
+    <w:abstractNumId w:val="16"/>
+  </w:num>
+  <w:num w:numId="12" w16cid:durableId="1932665182">
     <w:abstractNumId w:val="14"/>
   </w:num>
-  <w:num w:numId="12" w16cid:durableId="1932665182">
-    <w:abstractNumId w:val="12"/>
-  </w:num>
   <w:num w:numId="13" w16cid:durableId="75905725">
-    <w:abstractNumId w:val="8"/>
+    <w:abstractNumId w:val="10"/>
   </w:num>
   <w:num w:numId="14" w16cid:durableId="683088852">
-    <w:abstractNumId w:val="16"/>
+    <w:abstractNumId w:val="19"/>
   </w:num>
   <w:num w:numId="15" w16cid:durableId="853569173">
-    <w:abstractNumId w:val="19"/>
+    <w:abstractNumId w:val="22"/>
   </w:num>
   <w:num w:numId="16" w16cid:durableId="1467510040">
-    <w:abstractNumId w:val="20"/>
+    <w:abstractNumId w:val="23"/>
   </w:num>
   <w:num w:numId="17" w16cid:durableId="1883781621">
     <w:abstractNumId w:val="3"/>
   </w:num>
   <w:num w:numId="18" w16cid:durableId="1894387674">
-    <w:abstractNumId w:val="6"/>
+    <w:abstractNumId w:val="8"/>
   </w:num>
   <w:num w:numId="19" w16cid:durableId="246615372">
     <w:abstractNumId w:val="2"/>
   </w:num>
   <w:num w:numId="20" w16cid:durableId="1843819150">
-    <w:abstractNumId w:val="11"/>
+    <w:abstractNumId w:val="13"/>
   </w:num>
   <w:num w:numId="21" w16cid:durableId="1870756678">
+    <w:abstractNumId w:val="21"/>
+  </w:num>
+  <w:num w:numId="22" w16cid:durableId="1022170338">
+    <w:abstractNumId w:val="7"/>
+  </w:num>
+  <w:num w:numId="23" w16cid:durableId="1004939997">
     <w:abstractNumId w:val="18"/>
+  </w:num>
+  <w:num w:numId="24" w16cid:durableId="180508852">
+    <w:abstractNumId w:val="4"/>
   </w:num>
 </w:numbering>
 </file>
@@ -18551,6 +21092,84 @@
       <w:tblStyleColBandSize w:val="1"/>
     </w:tblPr>
   </w:style>
+  <w:style w:type="character" w:styleId="Hipervnculo">
+    <w:name w:val="Hyperlink"/>
+    <w:basedOn w:val="Fuentedeprrafopredeter"/>
+    <w:uiPriority w:val="99"/>
+    <w:unhideWhenUsed/>
+    <w:rsid w:val="00FB4C60"/>
+    <w:rPr>
+      <w:color w:val="0000FF" w:themeColor="hyperlink"/>
+      <w:u w:val="single"/>
+    </w:rPr>
+  </w:style>
+  <w:style w:type="character" w:styleId="Mencinsinresolver">
+    <w:name w:val="Unresolved Mention"/>
+    <w:basedOn w:val="Fuentedeprrafopredeter"/>
+    <w:uiPriority w:val="99"/>
+    <w:semiHidden/>
+    <w:unhideWhenUsed/>
+    <w:rsid w:val="00FB4C60"/>
+    <w:rPr>
+      <w:color w:val="605E5C"/>
+      <w:shd w:val="clear" w:color="auto" w:fill="E1DFDD"/>
+    </w:rPr>
+  </w:style>
+  <w:style w:type="paragraph" w:styleId="Encabezado">
+    <w:name w:val="header"/>
+    <w:basedOn w:val="Normal"/>
+    <w:link w:val="EncabezadoCar"/>
+    <w:uiPriority w:val="99"/>
+    <w:unhideWhenUsed/>
+    <w:rsid w:val="00950F6D"/>
+    <w:pPr>
+      <w:tabs>
+        <w:tab w:val="center" w:pos="4419"/>
+        <w:tab w:val="right" w:pos="8838"/>
+      </w:tabs>
+      <w:spacing w:line="240" w:lineRule="auto"/>
+    </w:pPr>
+  </w:style>
+  <w:style w:type="character" w:customStyle="1" w:styleId="EncabezadoCar">
+    <w:name w:val="Encabezado Car"/>
+    <w:basedOn w:val="Fuentedeprrafopredeter"/>
+    <w:link w:val="Encabezado"/>
+    <w:uiPriority w:val="99"/>
+    <w:rsid w:val="00950F6D"/>
+  </w:style>
+  <w:style w:type="paragraph" w:styleId="Piedepgina">
+    <w:name w:val="footer"/>
+    <w:basedOn w:val="Normal"/>
+    <w:link w:val="PiedepginaCar"/>
+    <w:uiPriority w:val="99"/>
+    <w:unhideWhenUsed/>
+    <w:rsid w:val="00950F6D"/>
+    <w:pPr>
+      <w:tabs>
+        <w:tab w:val="center" w:pos="4419"/>
+        <w:tab w:val="right" w:pos="8838"/>
+      </w:tabs>
+      <w:spacing w:line="240" w:lineRule="auto"/>
+    </w:pPr>
+  </w:style>
+  <w:style w:type="character" w:customStyle="1" w:styleId="PiedepginaCar">
+    <w:name w:val="Pie de página Car"/>
+    <w:basedOn w:val="Fuentedeprrafopredeter"/>
+    <w:link w:val="Piedepgina"/>
+    <w:uiPriority w:val="99"/>
+    <w:rsid w:val="00950F6D"/>
+  </w:style>
+  <w:style w:type="paragraph" w:styleId="Prrafodelista">
+    <w:name w:val="List Paragraph"/>
+    <w:basedOn w:val="Normal"/>
+    <w:uiPriority w:val="34"/>
+    <w:qFormat/>
+    <w:rsid w:val="008968DB"/>
+    <w:pPr>
+      <w:ind w:left="720"/>
+      <w:contextualSpacing/>
+    </w:pPr>
+  </w:style>
 </w:styles>
 </file>
 
